--- a/18_DOCX/HOME_TERMS_0001_0020.docx
+++ b/18_DOCX/HOME_TERMS_0001_0020.docx
@@ -28,7 +28,7 @@
         <w:pStyle w:val="Heading2"/>
       </w:pPr>
       <w:r>
-        <w:t>Controle</w:t>
+        <w:t>管理情報</w:t>
       </w:r>
     </w:p>
     <w:p>
@@ -68,7 +68,7 @@
         <w:pStyle w:val="Heading2"/>
       </w:pPr>
       <w:r>
-        <w:t>Código</w:t>
+        <w:t>コード</w:t>
       </w:r>
     </w:p>
     <w:p>
@@ -81,7 +81,7 @@
         <w:pStyle w:val="Heading2"/>
       </w:pPr>
       <w:r>
-        <w:t>Categoria</w:t>
+        <w:t>カテゴリー</w:t>
       </w:r>
     </w:p>
     <w:p>
@@ -94,7 +94,7 @@
         <w:pStyle w:val="Heading2"/>
       </w:pPr>
       <w:r>
-        <w:t>Termo Japonês</w:t>
+        <w:t>日本語用語</w:t>
       </w:r>
     </w:p>
     <w:p>
@@ -107,7 +107,7 @@
         <w:pStyle w:val="Heading2"/>
       </w:pPr>
       <w:r>
-        <w:t>Tradução Português</w:t>
+        <w:t>ポルトガル語訳</w:t>
       </w:r>
     </w:p>
     <w:p>
@@ -120,12 +120,12 @@
         <w:pStyle w:val="Heading2"/>
       </w:pPr>
       <w:r>
-        <w:t>Definição Técnica</w:t>
-      </w:r>
-    </w:p>
-    <w:p>
-      <w:r>
-        <w:t>Residência ocupada por contrato de locação, sujeita às regras do contrato, administradora e proprietário.</w:t>
+        <w:t>技術的定義</w:t>
+      </w:r>
+    </w:p>
+    <w:p>
+      <w:r>
+        <w:t>賃貸住宅とは、住居・賃貸関連の保険の相談・契約・保険金請求または契約管理において確認すべき専門用語です。具体的な意味、適用範囲、必要書類、支払可否は、保険商品、契約条件、事故状況および保険会社の判断によって異なります。</w:t>
       </w:r>
     </w:p>
     <w:p>
@@ -133,12 +133,12 @@
         <w:pStyle w:val="Heading2"/>
       </w:pPr>
       <w:r>
-        <w:t>Explicação Simplificada</w:t>
-      </w:r>
-    </w:p>
-    <w:p>
-      <w:r>
-        <w:t>É a casa ou apartamento alugado pelo cliente.</w:t>
+        <w:t>簡単な説明</w:t>
+      </w:r>
+    </w:p>
+    <w:p>
+      <w:r>
+        <w:t>お客様には、「Imóvel alugado」に関する内容を、契約内容、条件、必要書類に分けて確認することとして説明します。</w:t>
       </w:r>
     </w:p>
     <w:p>
@@ -146,12 +146,22 @@
         <w:pStyle w:val="Heading2"/>
       </w:pPr>
       <w:r>
-        <w:t>Como explicar ao cliente brasileiro</w:t>
-      </w:r>
-    </w:p>
-    <w:p>
-      <w:r>
-        <w:t>No Japão, o contrato de aluguel define regras importantes sobre seguro, danos e saída do imóvel.</w:t>
+        <w:t>ブラジル人顧客への説明方法</w:t>
+      </w:r>
+    </w:p>
+    <w:p>
+      <w:r>
+        <w:t>Leitura para pronúncia: ヴァモス コンフィルマール イモーヴェウ アウガード イ エスプリカール ジ フォルマ シンプレス コンフォルミ オ コントラート</w:t>
+      </w:r>
+    </w:p>
+    <w:p>
+      <w:r>
+        <w:t>Português brasileiro: Vamos confirmar imóvel alugado e explicar de forma simples, conforme o contrato.</w:t>
+      </w:r>
+    </w:p>
+    <w:p>
+      <w:r>
+        <w:t>日本語確認用: 「Imóvel alugado」について、契約内容に沿って分かりやすく確認します。</w:t>
       </w:r>
     </w:p>
     <w:p>
@@ -159,7 +169,7 @@
         <w:pStyle w:val="Heading2"/>
       </w:pPr>
       <w:r>
-        <w:t>Frases utilizadas</w:t>
+        <w:t>使用フレーズ</w:t>
       </w:r>
     </w:p>
     <w:p>
@@ -167,7 +177,57 @@
         <w:pStyle w:val="Heading3"/>
       </w:pPr>
       <w:r>
-        <w:t>Japonês</w:t>
+        <w:t>顧客に伝えるポルトガル語</w:t>
+      </w:r>
+    </w:p>
+    <w:p>
+      <w:pPr>
+        <w:pStyle w:val="ListBullet"/>
+      </w:pPr>
+      <w:r>
+        <w:t>Leitura para pronúncia: ヴァモス コンフィルマール イモーヴェウ アウガード</w:t>
+      </w:r>
+    </w:p>
+    <w:p>
+      <w:r>
+        <w:t xml:space="preserve">  Português brasileiro: Vamos confirmar imóvel alugado.</w:t>
+      </w:r>
+    </w:p>
+    <w:p>
+      <w:pPr>
+        <w:pStyle w:val="ListBullet2"/>
+      </w:pPr>
+      <w:r>
+        <w:t>日本語確認用: 「Imóvel alugado」について確認しましょう。</w:t>
+      </w:r>
+    </w:p>
+    <w:p>
+      <w:pPr>
+        <w:pStyle w:val="ListBullet"/>
+      </w:pPr>
+      <w:r>
+        <w:t>Leitura para pronúncia: VOU エスプリカール ジ フォルマ シンプレス コンフォルミ オ コントラート</w:t>
+      </w:r>
+    </w:p>
+    <w:p>
+      <w:r>
+        <w:t xml:space="preserve">  Português brasileiro: Vou explicar de forma simples, conforme o contrato.</w:t>
+      </w:r>
+    </w:p>
+    <w:p>
+      <w:pPr>
+        <w:pStyle w:val="ListBullet2"/>
+      </w:pPr>
+      <w:r>
+        <w:t>日本語確認用: 契約内容に沿って、分かりやすく説明します。</w:t>
+      </w:r>
+    </w:p>
+    <w:p>
+      <w:pPr>
+        <w:pStyle w:val="Heading3"/>
+      </w:pPr>
+      <w:r>
+        <w:t>社内確認用の日本語</w:t>
       </w:r>
     </w:p>
     <w:p>
@@ -183,7 +243,328 @@
         <w:pStyle w:val="ListBullet"/>
       </w:pPr>
       <w:r>
-        <w:t>賃貸契約と保険の関係を分かりやすく説明します。</w:t>
+        <w:t>契約内容と必要書類を分けて確認します.</w:t>
+      </w:r>
+    </w:p>
+    <w:p>
+      <w:pPr>
+        <w:pStyle w:val="Heading2"/>
+      </w:pPr>
+      <w:r>
+        <w:t>よくある質問</w:t>
+      </w:r>
+    </w:p>
+    <w:p>
+      <w:pPr>
+        <w:pStyle w:val="ListBullet"/>
+      </w:pPr>
+      <w:r>
+        <w:t>FAQ-HOME-0001</w:t>
+      </w:r>
+    </w:p>
+    <w:p>
+      <w:pPr>
+        <w:pStyle w:val="Heading2"/>
+      </w:pPr>
+      <w:r>
+        <w:t>関連用語</w:t>
+      </w:r>
+    </w:p>
+    <w:p>
+      <w:pPr>
+        <w:pStyle w:val="ListBullet"/>
+      </w:pPr>
+      <w:r>
+        <w:t>HOME-0002 - 賃貸借契約 - Contrato de locação</w:t>
+      </w:r>
+    </w:p>
+    <w:p>
+      <w:pPr>
+        <w:pStyle w:val="Heading2"/>
+      </w:pPr>
+      <w:r>
+        <w:t>相互参照</w:t>
+      </w:r>
+    </w:p>
+    <w:p>
+      <w:pPr>
+        <w:pStyle w:val="ListBullet"/>
+      </w:pPr>
+      <w:r>
+        <w:t>FAQ-HOME-0001</w:t>
+      </w:r>
+    </w:p>
+    <w:p>
+      <w:pPr>
+        <w:pStyle w:val="ListBullet"/>
+      </w:pPr>
+      <w:r>
+        <w:t>DIALOGUE-HOME-0001</w:t>
+      </w:r>
+    </w:p>
+    <w:p>
+      <w:pPr>
+        <w:pStyle w:val="ListBullet"/>
+      </w:pPr>
+      <w:r>
+        <w:t>CASE-HOME-0001</w:t>
+      </w:r>
+    </w:p>
+    <w:p>
+      <w:pPr>
+        <w:pStyle w:val="Heading2"/>
+      </w:pPr>
+      <w:r>
+        <w:t>参考資料</w:t>
+      </w:r>
+    </w:p>
+    <w:p>
+      <w:pPr>
+        <w:pStyle w:val="ListBullet"/>
+      </w:pPr>
+      <w:r>
+        <w:t>Documento interno: `EDITORIAL_RULES.md`</w:t>
+      </w:r>
+    </w:p>
+    <w:p>
+      <w:pPr>
+        <w:pStyle w:val="Heading2"/>
+      </w:pPr>
+      <w:r>
+        <w:t>タグ</w:t>
+      </w:r>
+    </w:p>
+    <w:p>
+      <w:pPr>
+        <w:pStyle w:val="ListBullet"/>
+      </w:pPr>
+      <w:r>
+        <w:t>home</w:t>
+      </w:r>
+    </w:p>
+    <w:p>
+      <w:pPr>
+        <w:pStyle w:val="ListBullet"/>
+      </w:pPr>
+      <w:r>
+        <w:t>housing</w:t>
+      </w:r>
+    </w:p>
+    <w:p>
+      <w:pPr>
+        <w:pStyle w:val="ListBullet"/>
+      </w:pPr>
+      <w:r>
+        <w:t>imovel-alugado</w:t>
+      </w:r>
+    </w:p>
+    <w:p>
+      <w:pPr>
+        <w:pStyle w:val="ListBullet"/>
+      </w:pPr>
+      <w:r>
+        <w:t>atendimento</w:t>
+      </w:r>
+    </w:p>
+    <w:p>
+      <w:pPr>
+        <w:pStyle w:val="Heading2"/>
+      </w:pPr>
+      <w:r>
+        <w:t>関連項目</w:t>
+      </w:r>
+    </w:p>
+    <w:p>
+      <w:pPr>
+        <w:pStyle w:val="ListBullet"/>
+      </w:pPr>
+      <w:r>
+        <w:t>`14_FAQ/HOME/FAQ-HOME-0001.md`</w:t>
+      </w:r>
+    </w:p>
+    <w:p>
+      <w:pPr>
+        <w:pStyle w:val="Heading2"/>
+      </w:pPr>
+      <w:r>
+        <w:t>改訂履歴</w:t>
+      </w:r>
+    </w:p>
+    <w:p>
+      <w:r>
+        <w:t>| Data | Versão | Autor | Alteração |</w:t>
+      </w:r>
+    </w:p>
+    <w:p>
+      <w:r>
+        <w:t>| --- | --- | --- | --- |</w:t>
+      </w:r>
+    </w:p>
+    <w:p>
+      <w:r>
+        <w:t>| 2026-06-27 | 0.1 | JP-BR Insurance Knowledge Base | Criação inicial. |</w:t>
+      </w:r>
+    </w:p>
+    <w:p>
+      <w:r>
+        <w:br w:type="page"/>
+      </w:r>
+    </w:p>
+    <w:p>
+      <w:pPr>
+        <w:pStyle w:val="Heading1"/>
+      </w:pPr>
+      <w:r>
+        <w:t>HOME-0002 - 賃貸借契約 - Contrato de locação</w:t>
+      </w:r>
+    </w:p>
+    <w:p>
+      <w:pPr>
+        <w:pStyle w:val="Heading2"/>
+      </w:pPr>
+      <w:r>
+        <w:t>管理情報</w:t>
+      </w:r>
+    </w:p>
+    <w:p>
+      <w:pPr>
+        <w:pStyle w:val="ListBullet"/>
+      </w:pPr>
+      <w:r>
+        <w:t>Versão: 0.1</w:t>
+      </w:r>
+    </w:p>
+    <w:p>
+      <w:pPr>
+        <w:pStyle w:val="ListBullet"/>
+      </w:pPr>
+      <w:r>
+        <w:t>Data: 2026-06-27</w:t>
+      </w:r>
+    </w:p>
+    <w:p>
+      <w:pPr>
+        <w:pStyle w:val="ListBullet"/>
+      </w:pPr>
+      <w:r>
+        <w:t>Autor: JP-BR Insurance Knowledge Base</w:t>
+      </w:r>
+    </w:p>
+    <w:p>
+      <w:pPr>
+        <w:pStyle w:val="ListBullet"/>
+      </w:pPr>
+      <w:r>
+        <w:t>Histórico: Criação inicial.</w:t>
+      </w:r>
+    </w:p>
+    <w:p>
+      <w:pPr>
+        <w:pStyle w:val="Heading2"/>
+      </w:pPr>
+      <w:r>
+        <w:t>コード</w:t>
+      </w:r>
+    </w:p>
+    <w:p>
+      <w:r>
+        <w:t>HOME-0002</w:t>
+      </w:r>
+    </w:p>
+    <w:p>
+      <w:pPr>
+        <w:pStyle w:val="Heading2"/>
+      </w:pPr>
+      <w:r>
+        <w:t>カテゴリー</w:t>
+      </w:r>
+    </w:p>
+    <w:p>
+      <w:r>
+        <w:t>HOME</w:t>
+      </w:r>
+    </w:p>
+    <w:p>
+      <w:pPr>
+        <w:pStyle w:val="Heading2"/>
+      </w:pPr>
+      <w:r>
+        <w:t>日本語用語</w:t>
+      </w:r>
+    </w:p>
+    <w:p>
+      <w:r>
+        <w:t>賃貸借契約</w:t>
+      </w:r>
+    </w:p>
+    <w:p>
+      <w:pPr>
+        <w:pStyle w:val="Heading2"/>
+      </w:pPr>
+      <w:r>
+        <w:t>ポルトガル語訳</w:t>
+      </w:r>
+    </w:p>
+    <w:p>
+      <w:r>
+        <w:t>Contrato de locação</w:t>
+      </w:r>
+    </w:p>
+    <w:p>
+      <w:pPr>
+        <w:pStyle w:val="Heading2"/>
+      </w:pPr>
+      <w:r>
+        <w:t>技術的定義</w:t>
+      </w:r>
+    </w:p>
+    <w:p>
+      <w:r>
+        <w:t>賃貸借契約とは、住居・賃貸関連の保険の相談・契約・保険金請求または契約管理において確認すべき専門用語です。具体的な意味、適用範囲、必要書類、支払可否は、保険商品、契約条件、事故状況および保険会社の判断によって異なります。</w:t>
+      </w:r>
+    </w:p>
+    <w:p>
+      <w:pPr>
+        <w:pStyle w:val="Heading2"/>
+      </w:pPr>
+      <w:r>
+        <w:t>簡単な説明</w:t>
+      </w:r>
+    </w:p>
+    <w:p>
+      <w:r>
+        <w:t>お客様には、「Contrato de locação」に関する内容を、契約内容、条件、必要書類に分けて確認することとして説明します。</w:t>
+      </w:r>
+    </w:p>
+    <w:p>
+      <w:pPr>
+        <w:pStyle w:val="Heading2"/>
+      </w:pPr>
+      <w:r>
+        <w:t>ブラジル人顧客への説明方法</w:t>
+      </w:r>
+    </w:p>
+    <w:p>
+      <w:r>
+        <w:t>Leitura para pronúncia: ヴァモス コンフィルマール コントラート ジ ロカサォン イ エスプリカール ジ フォルマ シンプレス コンフォルミ オ コントラート</w:t>
+      </w:r>
+    </w:p>
+    <w:p>
+      <w:r>
+        <w:t>Português brasileiro: Vamos confirmar contrato de locação e explicar de forma simples, conforme o contrato.</w:t>
+      </w:r>
+    </w:p>
+    <w:p>
+      <w:r>
+        <w:t>日本語確認用: 「Contrato de locação」について、契約内容に沿って分かりやすく確認します。</w:t>
+      </w:r>
+    </w:p>
+    <w:p>
+      <w:pPr>
+        <w:pStyle w:val="Heading2"/>
+      </w:pPr>
+      <w:r>
+        <w:t>使用フレーズ</w:t>
       </w:r>
     </w:p>
     <w:p>
@@ -191,23 +572,73 @@
         <w:pStyle w:val="Heading3"/>
       </w:pPr>
       <w:r>
-        <w:t>Português brasileiro</w:t>
-      </w:r>
-    </w:p>
-    <w:p>
-      <w:pPr>
-        <w:pStyle w:val="ListBullet"/>
-      </w:pPr>
-      <w:r>
-        <w:t>Vamos confirmar imóvel alugado.</w:t>
-      </w:r>
-    </w:p>
-    <w:p>
-      <w:pPr>
-        <w:pStyle w:val="ListBullet"/>
-      </w:pPr>
-      <w:r>
-        <w:t>Vou explicar a relação entre aluguel, responsabilidade e seguro de forma simples.</w:t>
+        <w:t>顧客に伝えるポルトガル語</w:t>
+      </w:r>
+    </w:p>
+    <w:p>
+      <w:pPr>
+        <w:pStyle w:val="ListBullet"/>
+      </w:pPr>
+      <w:r>
+        <w:t>Leitura para pronúncia: ヴァモス コンフィルマール コントラート ジ ロカサォン</w:t>
+      </w:r>
+    </w:p>
+    <w:p>
+      <w:r>
+        <w:t xml:space="preserve">  Português brasileiro: Vamos confirmar contrato de locação.</w:t>
+      </w:r>
+    </w:p>
+    <w:p>
+      <w:pPr>
+        <w:pStyle w:val="ListBullet2"/>
+      </w:pPr>
+      <w:r>
+        <w:t>日本語確認用: 「Contrato de locação」について確認しましょう。</w:t>
+      </w:r>
+    </w:p>
+    <w:p>
+      <w:pPr>
+        <w:pStyle w:val="ListBullet"/>
+      </w:pPr>
+      <w:r>
+        <w:t>Leitura para pronúncia: VOU エスプリカール ジ フォルマ シンプレス コンフォルミ オ コントラート</w:t>
+      </w:r>
+    </w:p>
+    <w:p>
+      <w:r>
+        <w:t xml:space="preserve">  Português brasileiro: Vou explicar de forma simples, conforme o contrato.</w:t>
+      </w:r>
+    </w:p>
+    <w:p>
+      <w:pPr>
+        <w:pStyle w:val="ListBullet2"/>
+      </w:pPr>
+      <w:r>
+        <w:t>日本語確認用: 契約内容に沿って、分かりやすく説明します。</w:t>
+      </w:r>
+    </w:p>
+    <w:p>
+      <w:pPr>
+        <w:pStyle w:val="Heading3"/>
+      </w:pPr>
+      <w:r>
+        <w:t>社内確認用の日本語</w:t>
+      </w:r>
+    </w:p>
+    <w:p>
+      <w:pPr>
+        <w:pStyle w:val="ListBullet"/>
+      </w:pPr>
+      <w:r>
+        <w:t>賃貸借契約について確認しましょう。</w:t>
+      </w:r>
+    </w:p>
+    <w:p>
+      <w:pPr>
+        <w:pStyle w:val="ListBullet"/>
+      </w:pPr>
+      <w:r>
+        <w:t>契約内容と必要書類を分けて確認します.</w:t>
       </w:r>
     </w:p>
     <w:p>
@@ -215,15 +646,15 @@
         <w:pStyle w:val="Heading2"/>
       </w:pPr>
       <w:r>
-        <w:t>Perguntas frequentes</w:t>
-      </w:r>
-    </w:p>
-    <w:p>
-      <w:pPr>
-        <w:pStyle w:val="ListBullet"/>
-      </w:pPr>
-      <w:r>
-        <w:t>FAQ-HOME-0001</w:t>
+        <w:t>よくある質問</w:t>
+      </w:r>
+    </w:p>
+    <w:p>
+      <w:pPr>
+        <w:pStyle w:val="ListBullet"/>
+      </w:pPr>
+      <w:r>
+        <w:t>FAQ-HOME-0002</w:t>
       </w:r>
     </w:p>
     <w:p>
@@ -231,7 +662,410 @@
         <w:pStyle w:val="Heading2"/>
       </w:pPr>
       <w:r>
-        <w:t>Termos relacionados</w:t>
+        <w:t>関連用語</w:t>
+      </w:r>
+    </w:p>
+    <w:p>
+      <w:pPr>
+        <w:pStyle w:val="ListBullet"/>
+      </w:pPr>
+      <w:r>
+        <w:t>HOME-0001 - 賃貸住宅 - Imóvel alugado</w:t>
+      </w:r>
+    </w:p>
+    <w:p>
+      <w:pPr>
+        <w:pStyle w:val="ListBullet"/>
+      </w:pPr>
+      <w:r>
+        <w:t>HOME-0003 - 火災保険加入義務 - Obrigação de contratar seguro contra incêndio</w:t>
+      </w:r>
+    </w:p>
+    <w:p>
+      <w:pPr>
+        <w:pStyle w:val="Heading2"/>
+      </w:pPr>
+      <w:r>
+        <w:t>相互参照</w:t>
+      </w:r>
+    </w:p>
+    <w:p>
+      <w:pPr>
+        <w:pStyle w:val="ListBullet"/>
+      </w:pPr>
+      <w:r>
+        <w:t>FAQ-HOME-0002</w:t>
+      </w:r>
+    </w:p>
+    <w:p>
+      <w:pPr>
+        <w:pStyle w:val="ListBullet"/>
+      </w:pPr>
+      <w:r>
+        <w:t>DIALOGUE-HOME-0001</w:t>
+      </w:r>
+    </w:p>
+    <w:p>
+      <w:pPr>
+        <w:pStyle w:val="ListBullet"/>
+      </w:pPr>
+      <w:r>
+        <w:t>CASE-HOME-0001</w:t>
+      </w:r>
+    </w:p>
+    <w:p>
+      <w:pPr>
+        <w:pStyle w:val="Heading2"/>
+      </w:pPr>
+      <w:r>
+        <w:t>参考資料</w:t>
+      </w:r>
+    </w:p>
+    <w:p>
+      <w:pPr>
+        <w:pStyle w:val="ListBullet"/>
+      </w:pPr>
+      <w:r>
+        <w:t>Documento interno: `EDITORIAL_RULES.md`</w:t>
+      </w:r>
+    </w:p>
+    <w:p>
+      <w:pPr>
+        <w:pStyle w:val="Heading2"/>
+      </w:pPr>
+      <w:r>
+        <w:t>タグ</w:t>
+      </w:r>
+    </w:p>
+    <w:p>
+      <w:pPr>
+        <w:pStyle w:val="ListBullet"/>
+      </w:pPr>
+      <w:r>
+        <w:t>home</w:t>
+      </w:r>
+    </w:p>
+    <w:p>
+      <w:pPr>
+        <w:pStyle w:val="ListBullet"/>
+      </w:pPr>
+      <w:r>
+        <w:t>housing</w:t>
+      </w:r>
+    </w:p>
+    <w:p>
+      <w:pPr>
+        <w:pStyle w:val="ListBullet"/>
+      </w:pPr>
+      <w:r>
+        <w:t>contrato-de-locacao</w:t>
+      </w:r>
+    </w:p>
+    <w:p>
+      <w:pPr>
+        <w:pStyle w:val="ListBullet"/>
+      </w:pPr>
+      <w:r>
+        <w:t>atendimento</w:t>
+      </w:r>
+    </w:p>
+    <w:p>
+      <w:pPr>
+        <w:pStyle w:val="Heading2"/>
+      </w:pPr>
+      <w:r>
+        <w:t>関連項目</w:t>
+      </w:r>
+    </w:p>
+    <w:p>
+      <w:pPr>
+        <w:pStyle w:val="ListBullet"/>
+      </w:pPr>
+      <w:r>
+        <w:t>`14_FAQ/HOME/FAQ-HOME-0002.md`</w:t>
+      </w:r>
+    </w:p>
+    <w:p>
+      <w:pPr>
+        <w:pStyle w:val="Heading2"/>
+      </w:pPr>
+      <w:r>
+        <w:t>改訂履歴</w:t>
+      </w:r>
+    </w:p>
+    <w:p>
+      <w:r>
+        <w:t>| Data | Versão | Autor | Alteração |</w:t>
+      </w:r>
+    </w:p>
+    <w:p>
+      <w:r>
+        <w:t>| --- | --- | --- | --- |</w:t>
+      </w:r>
+    </w:p>
+    <w:p>
+      <w:r>
+        <w:t>| 2026-06-27 | 0.1 | JP-BR Insurance Knowledge Base | Criação inicial. |</w:t>
+      </w:r>
+    </w:p>
+    <w:p>
+      <w:r>
+        <w:br w:type="page"/>
+      </w:r>
+    </w:p>
+    <w:p>
+      <w:pPr>
+        <w:pStyle w:val="Heading1"/>
+      </w:pPr>
+      <w:r>
+        <w:t>HOME-0003 - 火災保険加入義務 - Obrigação de contratar seguro contra incêndio</w:t>
+      </w:r>
+    </w:p>
+    <w:p>
+      <w:pPr>
+        <w:pStyle w:val="Heading2"/>
+      </w:pPr>
+      <w:r>
+        <w:t>管理情報</w:t>
+      </w:r>
+    </w:p>
+    <w:p>
+      <w:pPr>
+        <w:pStyle w:val="ListBullet"/>
+      </w:pPr>
+      <w:r>
+        <w:t>Versão: 0.1</w:t>
+      </w:r>
+    </w:p>
+    <w:p>
+      <w:pPr>
+        <w:pStyle w:val="ListBullet"/>
+      </w:pPr>
+      <w:r>
+        <w:t>Data: 2026-06-27</w:t>
+      </w:r>
+    </w:p>
+    <w:p>
+      <w:pPr>
+        <w:pStyle w:val="ListBullet"/>
+      </w:pPr>
+      <w:r>
+        <w:t>Autor: JP-BR Insurance Knowledge Base</w:t>
+      </w:r>
+    </w:p>
+    <w:p>
+      <w:pPr>
+        <w:pStyle w:val="ListBullet"/>
+      </w:pPr>
+      <w:r>
+        <w:t>Histórico: Criação inicial.</w:t>
+      </w:r>
+    </w:p>
+    <w:p>
+      <w:pPr>
+        <w:pStyle w:val="Heading2"/>
+      </w:pPr>
+      <w:r>
+        <w:t>コード</w:t>
+      </w:r>
+    </w:p>
+    <w:p>
+      <w:r>
+        <w:t>HOME-0003</w:t>
+      </w:r>
+    </w:p>
+    <w:p>
+      <w:pPr>
+        <w:pStyle w:val="Heading2"/>
+      </w:pPr>
+      <w:r>
+        <w:t>カテゴリー</w:t>
+      </w:r>
+    </w:p>
+    <w:p>
+      <w:r>
+        <w:t>HOME</w:t>
+      </w:r>
+    </w:p>
+    <w:p>
+      <w:pPr>
+        <w:pStyle w:val="Heading2"/>
+      </w:pPr>
+      <w:r>
+        <w:t>日本語用語</w:t>
+      </w:r>
+    </w:p>
+    <w:p>
+      <w:r>
+        <w:t>火災保険加入義務</w:t>
+      </w:r>
+    </w:p>
+    <w:p>
+      <w:pPr>
+        <w:pStyle w:val="Heading2"/>
+      </w:pPr>
+      <w:r>
+        <w:t>ポルトガル語訳</w:t>
+      </w:r>
+    </w:p>
+    <w:p>
+      <w:r>
+        <w:t>Obrigação de contratar seguro contra incêndio</w:t>
+      </w:r>
+    </w:p>
+    <w:p>
+      <w:pPr>
+        <w:pStyle w:val="Heading2"/>
+      </w:pPr>
+      <w:r>
+        <w:t>技術的定義</w:t>
+      </w:r>
+    </w:p>
+    <w:p>
+      <w:r>
+        <w:t>火災保険加入義務とは、住居・賃貸関連の保険の相談・契約・保険金請求または契約管理において確認すべき専門用語です。具体的な意味、適用範囲、必要書類、支払可否は、保険商品、契約条件、事故状況および保険会社の判断によって異なります。</w:t>
+      </w:r>
+    </w:p>
+    <w:p>
+      <w:pPr>
+        <w:pStyle w:val="Heading2"/>
+      </w:pPr>
+      <w:r>
+        <w:t>簡単な説明</w:t>
+      </w:r>
+    </w:p>
+    <w:p>
+      <w:r>
+        <w:t>お客様には、「Obrigação de contratar seguro contra incêndio」に関する内容を、契約内容、条件、必要書類に分けて確認することとして説明します。</w:t>
+      </w:r>
+    </w:p>
+    <w:p>
+      <w:pPr>
+        <w:pStyle w:val="Heading2"/>
+      </w:pPr>
+      <w:r>
+        <w:t>ブラジル人顧客への説明方法</w:t>
+      </w:r>
+    </w:p>
+    <w:p>
+      <w:r>
+        <w:t>Leitura para pronúncia: ヴァモス コンフィルマール オブリガサォン ジ コントラタール セグーロ コントラ インセンジオ イ エスプリカール ジ フォルマ シンプレス コンフォルミ オ コントラート</w:t>
+      </w:r>
+    </w:p>
+    <w:p>
+      <w:r>
+        <w:t>Português brasileiro: Vamos confirmar obrigação de contratar seguro contra incêndio e explicar de forma simples, conforme o contrato.</w:t>
+      </w:r>
+    </w:p>
+    <w:p>
+      <w:r>
+        <w:t>日本語確認用: 「Obrigação de contratar seguro contra incêndio」について、契約内容に沿って分かりやすく確認します。</w:t>
+      </w:r>
+    </w:p>
+    <w:p>
+      <w:pPr>
+        <w:pStyle w:val="Heading2"/>
+      </w:pPr>
+      <w:r>
+        <w:t>使用フレーズ</w:t>
+      </w:r>
+    </w:p>
+    <w:p>
+      <w:pPr>
+        <w:pStyle w:val="Heading3"/>
+      </w:pPr>
+      <w:r>
+        <w:t>顧客に伝えるポルトガル語</w:t>
+      </w:r>
+    </w:p>
+    <w:p>
+      <w:pPr>
+        <w:pStyle w:val="ListBullet"/>
+      </w:pPr>
+      <w:r>
+        <w:t>Leitura para pronúncia: ヴァモス コンフィルマール オブリガサォン ジ コントラタール セグーロ コントラ インセンジオ</w:t>
+      </w:r>
+    </w:p>
+    <w:p>
+      <w:r>
+        <w:t xml:space="preserve">  Português brasileiro: Vamos confirmar obrigação de contratar seguro contra incêndio.</w:t>
+      </w:r>
+    </w:p>
+    <w:p>
+      <w:pPr>
+        <w:pStyle w:val="ListBullet2"/>
+      </w:pPr>
+      <w:r>
+        <w:t>日本語確認用: 「Obrigação de contratar seguro contra incêndio」について確認しましょう。</w:t>
+      </w:r>
+    </w:p>
+    <w:p>
+      <w:pPr>
+        <w:pStyle w:val="ListBullet"/>
+      </w:pPr>
+      <w:r>
+        <w:t>Leitura para pronúncia: VOU エスプリカール ジ フォルマ シンプレス コンフォルミ オ コントラート</w:t>
+      </w:r>
+    </w:p>
+    <w:p>
+      <w:r>
+        <w:t xml:space="preserve">  Português brasileiro: Vou explicar de forma simples, conforme o contrato.</w:t>
+      </w:r>
+    </w:p>
+    <w:p>
+      <w:pPr>
+        <w:pStyle w:val="ListBullet2"/>
+      </w:pPr>
+      <w:r>
+        <w:t>日本語確認用: 契約内容に沿って、分かりやすく説明します。</w:t>
+      </w:r>
+    </w:p>
+    <w:p>
+      <w:pPr>
+        <w:pStyle w:val="Heading3"/>
+      </w:pPr>
+      <w:r>
+        <w:t>社内確認用の日本語</w:t>
+      </w:r>
+    </w:p>
+    <w:p>
+      <w:pPr>
+        <w:pStyle w:val="ListBullet"/>
+      </w:pPr>
+      <w:r>
+        <w:t>火災保険加入義務について確認しましょう。</w:t>
+      </w:r>
+    </w:p>
+    <w:p>
+      <w:pPr>
+        <w:pStyle w:val="ListBullet"/>
+      </w:pPr>
+      <w:r>
+        <w:t>契約内容と必要書類を分けて確認します.</w:t>
+      </w:r>
+    </w:p>
+    <w:p>
+      <w:pPr>
+        <w:pStyle w:val="Heading2"/>
+      </w:pPr>
+      <w:r>
+        <w:t>よくある質問</w:t>
+      </w:r>
+    </w:p>
+    <w:p>
+      <w:pPr>
+        <w:pStyle w:val="ListBullet"/>
+      </w:pPr>
+      <w:r>
+        <w:t>FAQ-HOME-0003</w:t>
+      </w:r>
+    </w:p>
+    <w:p>
+      <w:pPr>
+        <w:pStyle w:val="Heading2"/>
+      </w:pPr>
+      <w:r>
+        <w:t>関連用語</w:t>
       </w:r>
     </w:p>
     <w:p>
@@ -244,18 +1078,26 @@
     </w:p>
     <w:p>
       <w:pPr>
+        <w:pStyle w:val="ListBullet"/>
+      </w:pPr>
+      <w:r>
+        <w:t>HOME-0004 - 借家人賠償責任 - Responsabilidade do inquilino perante o proprietário</w:t>
+      </w:r>
+    </w:p>
+    <w:p>
+      <w:pPr>
         <w:pStyle w:val="Heading2"/>
       </w:pPr>
       <w:r>
-        <w:t>Referências cruzadas</w:t>
-      </w:r>
-    </w:p>
-    <w:p>
-      <w:pPr>
-        <w:pStyle w:val="ListBullet"/>
-      </w:pPr>
-      <w:r>
-        <w:t>FAQ-HOME-0001</w:t>
+        <w:t>相互参照</w:t>
+      </w:r>
+    </w:p>
+    <w:p>
+      <w:pPr>
+        <w:pStyle w:val="ListBullet"/>
+      </w:pPr>
+      <w:r>
+        <w:t>FAQ-HOME-0003</w:t>
       </w:r>
     </w:p>
     <w:p>
@@ -279,7 +1121,7 @@
         <w:pStyle w:val="Heading2"/>
       </w:pPr>
       <w:r>
-        <w:t>Referências</w:t>
+        <w:t>参考資料</w:t>
       </w:r>
     </w:p>
     <w:p>
@@ -295,7 +1137,7 @@
         <w:pStyle w:val="Heading2"/>
       </w:pPr>
       <w:r>
-        <w:t>Tags</w:t>
+        <w:t>タグ</w:t>
       </w:r>
     </w:p>
     <w:p>
@@ -319,7 +1161,7 @@
         <w:pStyle w:val="ListBullet"/>
       </w:pPr>
       <w:r>
-        <w:t>imovel-alugado</w:t>
+        <w:t>obrigacao-de-contratar-seguro-contra-incendio</w:t>
       </w:r>
     </w:p>
     <w:p>
@@ -335,15 +1177,15 @@
         <w:pStyle w:val="Heading2"/>
       </w:pPr>
       <w:r>
-        <w:t>Veja também</w:t>
-      </w:r>
-    </w:p>
-    <w:p>
-      <w:pPr>
-        <w:pStyle w:val="ListBullet"/>
-      </w:pPr>
-      <w:r>
-        <w:t>`14_FAQ/HOME/FAQ-HOME-0001.md`</w:t>
+        <w:t>関連項目</w:t>
+      </w:r>
+    </w:p>
+    <w:p>
+      <w:pPr>
+        <w:pStyle w:val="ListBullet"/>
+      </w:pPr>
+      <w:r>
+        <w:t>`14_FAQ/HOME/FAQ-HOME-0003.md`</w:t>
       </w:r>
     </w:p>
     <w:p>
@@ -351,7 +1193,7 @@
         <w:pStyle w:val="Heading2"/>
       </w:pPr>
       <w:r>
-        <w:t>Histórico de revisão</w:t>
+        <w:t>改訂履歴</w:t>
       </w:r>
     </w:p>
     <w:p>
@@ -379,7 +1221,7 @@
         <w:pStyle w:val="Heading1"/>
       </w:pPr>
       <w:r>
-        <w:t>HOME-0002 - 賃貸借契約 - Contrato de locação</w:t>
+        <w:t>HOME-0004 - 借家人賠償責任 - Responsabilidade do inquilino perante o proprietário</w:t>
       </w:r>
     </w:p>
     <w:p>
@@ -387,7 +1229,7 @@
         <w:pStyle w:val="Heading2"/>
       </w:pPr>
       <w:r>
-        <w:t>Controle</w:t>
+        <w:t>管理情報</w:t>
       </w:r>
     </w:p>
     <w:p>
@@ -427,12 +1269,12 @@
         <w:pStyle w:val="Heading2"/>
       </w:pPr>
       <w:r>
-        <w:t>Código</w:t>
-      </w:r>
-    </w:p>
-    <w:p>
-      <w:r>
-        <w:t>HOME-0002</w:t>
+        <w:t>コード</w:t>
+      </w:r>
+    </w:p>
+    <w:p>
+      <w:r>
+        <w:t>HOME-0004</w:t>
       </w:r>
     </w:p>
     <w:p>
@@ -440,7 +1282,7 @@
         <w:pStyle w:val="Heading2"/>
       </w:pPr>
       <w:r>
-        <w:t>Categoria</w:t>
+        <w:t>カテゴリー</w:t>
       </w:r>
     </w:p>
     <w:p>
@@ -453,12 +1295,12 @@
         <w:pStyle w:val="Heading2"/>
       </w:pPr>
       <w:r>
-        <w:t>Termo Japonês</w:t>
-      </w:r>
-    </w:p>
-    <w:p>
-      <w:r>
-        <w:t>賃貸借契約</w:t>
+        <w:t>日本語用語</w:t>
+      </w:r>
+    </w:p>
+    <w:p>
+      <w:r>
+        <w:t>借家人賠償責任</w:t>
       </w:r>
     </w:p>
     <w:p>
@@ -466,12 +1308,12 @@
         <w:pStyle w:val="Heading2"/>
       </w:pPr>
       <w:r>
-        <w:t>Tradução Português</w:t>
-      </w:r>
-    </w:p>
-    <w:p>
-      <w:r>
-        <w:t>Contrato de locação</w:t>
+        <w:t>ポルトガル語訳</w:t>
+      </w:r>
+    </w:p>
+    <w:p>
+      <w:r>
+        <w:t>Responsabilidade do inquilino perante o proprietário</w:t>
       </w:r>
     </w:p>
     <w:p>
@@ -479,12 +1321,12 @@
         <w:pStyle w:val="Heading2"/>
       </w:pPr>
       <w:r>
-        <w:t>Definição Técnica</w:t>
-      </w:r>
-    </w:p>
-    <w:p>
-      <w:r>
-        <w:t>Contrato que define direitos, deveres, prazo, aluguel, renovação e responsabilidades entre locador e locatário.</w:t>
+        <w:t>技術的定義</w:t>
+      </w:r>
+    </w:p>
+    <w:p>
+      <w:r>
+        <w:t>借家人賠償責任とは、住居・賃貸関連の保険の相談・契約・保険金請求または契約管理において確認すべき専門用語です。具体的な意味、適用範囲、必要書類、支払可否は、保険商品、契約条件、事故状況および保険会社の判断によって異なります。</w:t>
       </w:r>
     </w:p>
     <w:p>
@@ -492,12 +1334,12 @@
         <w:pStyle w:val="Heading2"/>
       </w:pPr>
       <w:r>
-        <w:t>Explicação Simplificada</w:t>
-      </w:r>
-    </w:p>
-    <w:p>
-      <w:r>
-        <w:t>É o contrato de aluguel.</w:t>
+        <w:t>簡単な説明</w:t>
+      </w:r>
+    </w:p>
+    <w:p>
+      <w:r>
+        <w:t>お客様には、「Responsabilidade do inquilino perante o proprietário」に関する内容を、契約内容、条件、必要書類に分けて確認することとして説明します。</w:t>
       </w:r>
     </w:p>
     <w:p>
@@ -505,12 +1347,22 @@
         <w:pStyle w:val="Heading2"/>
       </w:pPr>
       <w:r>
-        <w:t>Como explicar ao cliente brasileiro</w:t>
-      </w:r>
-    </w:p>
-    <w:p>
-      <w:r>
-        <w:t>Antes de explicar o seguro, precisamos confirmar o que o contrato de locação exige.</w:t>
+        <w:t>ブラジル人顧客への説明方法</w:t>
+      </w:r>
+    </w:p>
+    <w:p>
+      <w:r>
+        <w:t>Leitura para pronúncia: ヴァモス コンフィルマール ヘスポンサビリダージ DO インキリーノ ペランチ オ プロプリエターリオ イ エスプリカール ジ フォルマ シンプレス コンフォルミ オ コントラート</w:t>
+      </w:r>
+    </w:p>
+    <w:p>
+      <w:r>
+        <w:t>Português brasileiro: Vamos confirmar responsabilidade do inquilino perante o proprietário e explicar de forma simples, conforme o contrato.</w:t>
+      </w:r>
+    </w:p>
+    <w:p>
+      <w:r>
+        <w:t>日本語確認用: 「Responsabilidade do inquilino perante o proprietário」について、契約内容に沿って分かりやすく確認します。</w:t>
       </w:r>
     </w:p>
     <w:p>
@@ -518,7 +1370,7 @@
         <w:pStyle w:val="Heading2"/>
       </w:pPr>
       <w:r>
-        <w:t>Frases utilizadas</w:t>
+        <w:t>使用フレーズ</w:t>
       </w:r>
     </w:p>
     <w:p>
@@ -526,23 +1378,49 @@
         <w:pStyle w:val="Heading3"/>
       </w:pPr>
       <w:r>
-        <w:t>Japonês</w:t>
-      </w:r>
-    </w:p>
-    <w:p>
-      <w:pPr>
-        <w:pStyle w:val="ListBullet"/>
-      </w:pPr>
-      <w:r>
-        <w:t>賃貸借契約について確認しましょう。</w:t>
-      </w:r>
-    </w:p>
-    <w:p>
-      <w:pPr>
-        <w:pStyle w:val="ListBullet"/>
-      </w:pPr>
-      <w:r>
-        <w:t>賃貸契約と保険の関係を分かりやすく説明します。</w:t>
+        <w:t>顧客に伝えるポルトガル語</w:t>
+      </w:r>
+    </w:p>
+    <w:p>
+      <w:pPr>
+        <w:pStyle w:val="ListBullet"/>
+      </w:pPr>
+      <w:r>
+        <w:t>Leitura para pronúncia: ヴァモス コンフィルマール ヘスポンサビリダージ DO インキリーノ ペランチ オ プロプリエターリオ</w:t>
+      </w:r>
+    </w:p>
+    <w:p>
+      <w:r>
+        <w:t xml:space="preserve">  Português brasileiro: Vamos confirmar responsabilidade do inquilino perante o proprietário.</w:t>
+      </w:r>
+    </w:p>
+    <w:p>
+      <w:pPr>
+        <w:pStyle w:val="ListBullet2"/>
+      </w:pPr>
+      <w:r>
+        <w:t>日本語確認用: 「Responsabilidade do inquilino perante o proprietário」について確認しましょう。</w:t>
+      </w:r>
+    </w:p>
+    <w:p>
+      <w:pPr>
+        <w:pStyle w:val="ListBullet"/>
+      </w:pPr>
+      <w:r>
+        <w:t>Leitura para pronúncia: VOU エスプリカール ジ フォルマ シンプレス コンフォルミ オ コントラート</w:t>
+      </w:r>
+    </w:p>
+    <w:p>
+      <w:r>
+        <w:t xml:space="preserve">  Português brasileiro: Vou explicar de forma simples, conforme o contrato.</w:t>
+      </w:r>
+    </w:p>
+    <w:p>
+      <w:pPr>
+        <w:pStyle w:val="ListBullet2"/>
+      </w:pPr>
+      <w:r>
+        <w:t>日本語確認用: 契約内容に沿って、分かりやすく説明します。</w:t>
       </w:r>
     </w:p>
     <w:p>
@@ -550,23 +1428,23 @@
         <w:pStyle w:val="Heading3"/>
       </w:pPr>
       <w:r>
-        <w:t>Português brasileiro</w:t>
-      </w:r>
-    </w:p>
-    <w:p>
-      <w:pPr>
-        <w:pStyle w:val="ListBullet"/>
-      </w:pPr>
-      <w:r>
-        <w:t>Vamos confirmar contrato de locação.</w:t>
-      </w:r>
-    </w:p>
-    <w:p>
-      <w:pPr>
-        <w:pStyle w:val="ListBullet"/>
-      </w:pPr>
-      <w:r>
-        <w:t>Vou explicar a relação entre aluguel, responsabilidade e seguro de forma simples.</w:t>
+        <w:t>社内確認用の日本語</w:t>
+      </w:r>
+    </w:p>
+    <w:p>
+      <w:pPr>
+        <w:pStyle w:val="ListBullet"/>
+      </w:pPr>
+      <w:r>
+        <w:t>借家人賠償責任について確認しましょう。</w:t>
+      </w:r>
+    </w:p>
+    <w:p>
+      <w:pPr>
+        <w:pStyle w:val="ListBullet"/>
+      </w:pPr>
+      <w:r>
+        <w:t>契約内容と必要書類を分けて確認します.</w:t>
       </w:r>
     </w:p>
     <w:p>
@@ -574,15 +1452,15 @@
         <w:pStyle w:val="Heading2"/>
       </w:pPr>
       <w:r>
-        <w:t>Perguntas frequentes</w:t>
-      </w:r>
-    </w:p>
-    <w:p>
-      <w:pPr>
-        <w:pStyle w:val="ListBullet"/>
-      </w:pPr>
-      <w:r>
-        <w:t>FAQ-HOME-0002</w:t>
+        <w:t>よくある質問</w:t>
+      </w:r>
+    </w:p>
+    <w:p>
+      <w:pPr>
+        <w:pStyle w:val="ListBullet"/>
+      </w:pPr>
+      <w:r>
+        <w:t>FAQ-HOME-0004</w:t>
       </w:r>
     </w:p>
     <w:p>
@@ -590,15 +1468,7 @@
         <w:pStyle w:val="Heading2"/>
       </w:pPr>
       <w:r>
-        <w:t>Termos relacionados</w:t>
-      </w:r>
-    </w:p>
-    <w:p>
-      <w:pPr>
-        <w:pStyle w:val="ListBullet"/>
-      </w:pPr>
-      <w:r>
-        <w:t>HOME-0001 - 賃貸住宅 - Imóvel alugado</w:t>
+        <w:t>関連用語</w:t>
       </w:r>
     </w:p>
     <w:p>
@@ -611,18 +1481,26 @@
     </w:p>
     <w:p>
       <w:pPr>
+        <w:pStyle w:val="ListBullet"/>
+      </w:pPr>
+      <w:r>
+        <w:t>HOME-0005 - 個人賠償責任 - Responsabilidade civil pessoal</w:t>
+      </w:r>
+    </w:p>
+    <w:p>
+      <w:pPr>
         <w:pStyle w:val="Heading2"/>
       </w:pPr>
       <w:r>
-        <w:t>Referências cruzadas</w:t>
-      </w:r>
-    </w:p>
-    <w:p>
-      <w:pPr>
-        <w:pStyle w:val="ListBullet"/>
-      </w:pPr>
-      <w:r>
-        <w:t>FAQ-HOME-0002</w:t>
+        <w:t>相互参照</w:t>
+      </w:r>
+    </w:p>
+    <w:p>
+      <w:pPr>
+        <w:pStyle w:val="ListBullet"/>
+      </w:pPr>
+      <w:r>
+        <w:t>FAQ-HOME-0004</w:t>
       </w:r>
     </w:p>
     <w:p>
@@ -638,7 +1516,7 @@
         <w:pStyle w:val="ListBullet"/>
       </w:pPr>
       <w:r>
-        <w:t>CASE-HOME-0001</w:t>
+        <w:t>CASE-HOME-0002</w:t>
       </w:r>
     </w:p>
     <w:p>
@@ -646,7 +1524,7 @@
         <w:pStyle w:val="Heading2"/>
       </w:pPr>
       <w:r>
-        <w:t>Referências</w:t>
+        <w:t>参考資料</w:t>
       </w:r>
     </w:p>
     <w:p>
@@ -662,7 +1540,7 @@
         <w:pStyle w:val="Heading2"/>
       </w:pPr>
       <w:r>
-        <w:t>Tags</w:t>
+        <w:t>タグ</w:t>
       </w:r>
     </w:p>
     <w:p>
@@ -686,7 +1564,7 @@
         <w:pStyle w:val="ListBullet"/>
       </w:pPr>
       <w:r>
-        <w:t>contrato-de-locacao</w:t>
+        <w:t>responsabilidade-do-inquilino-perante-o-proprietario</w:t>
       </w:r>
     </w:p>
     <w:p>
@@ -702,15 +1580,15 @@
         <w:pStyle w:val="Heading2"/>
       </w:pPr>
       <w:r>
-        <w:t>Veja também</w:t>
-      </w:r>
-    </w:p>
-    <w:p>
-      <w:pPr>
-        <w:pStyle w:val="ListBullet"/>
-      </w:pPr>
-      <w:r>
-        <w:t>`14_FAQ/HOME/FAQ-HOME-0002.md`</w:t>
+        <w:t>関連項目</w:t>
+      </w:r>
+    </w:p>
+    <w:p>
+      <w:pPr>
+        <w:pStyle w:val="ListBullet"/>
+      </w:pPr>
+      <w:r>
+        <w:t>`14_FAQ/HOME/FAQ-HOME-0004.md`</w:t>
       </w:r>
     </w:p>
     <w:p>
@@ -718,7 +1596,7 @@
         <w:pStyle w:val="Heading2"/>
       </w:pPr>
       <w:r>
-        <w:t>Histórico de revisão</w:t>
+        <w:t>改訂履歴</w:t>
       </w:r>
     </w:p>
     <w:p>
@@ -746,7 +1624,7 @@
         <w:pStyle w:val="Heading1"/>
       </w:pPr>
       <w:r>
-        <w:t>HOME-0003 - 火災保険加入義務 - Obrigação de contratar seguro contra incêndio</w:t>
+        <w:t>HOME-0005 - 個人賠償責任 - Responsabilidade civil pessoal</w:t>
       </w:r>
     </w:p>
     <w:p>
@@ -754,7 +1632,7 @@
         <w:pStyle w:val="Heading2"/>
       </w:pPr>
       <w:r>
-        <w:t>Controle</w:t>
+        <w:t>管理情報</w:t>
       </w:r>
     </w:p>
     <w:p>
@@ -794,12 +1672,12 @@
         <w:pStyle w:val="Heading2"/>
       </w:pPr>
       <w:r>
-        <w:t>Código</w:t>
-      </w:r>
-    </w:p>
-    <w:p>
-      <w:r>
-        <w:t>HOME-0003</w:t>
+        <w:t>コード</w:t>
+      </w:r>
+    </w:p>
+    <w:p>
+      <w:r>
+        <w:t>HOME-0005</w:t>
       </w:r>
     </w:p>
     <w:p>
@@ -807,7 +1685,7 @@
         <w:pStyle w:val="Heading2"/>
       </w:pPr>
       <w:r>
-        <w:t>Categoria</w:t>
+        <w:t>カテゴリー</w:t>
       </w:r>
     </w:p>
     <w:p>
@@ -820,12 +1698,12 @@
         <w:pStyle w:val="Heading2"/>
       </w:pPr>
       <w:r>
-        <w:t>Termo Japonês</w:t>
-      </w:r>
-    </w:p>
-    <w:p>
-      <w:r>
-        <w:t>火災保険加入義務</w:t>
+        <w:t>日本語用語</w:t>
+      </w:r>
+    </w:p>
+    <w:p>
+      <w:r>
+        <w:t>個人賠償責任</w:t>
       </w:r>
     </w:p>
     <w:p>
@@ -833,12 +1711,12 @@
         <w:pStyle w:val="Heading2"/>
       </w:pPr>
       <w:r>
-        <w:t>Tradução Português</w:t>
-      </w:r>
-    </w:p>
-    <w:p>
-      <w:r>
-        <w:t>Obrigação de contratar seguro contra incêndio</w:t>
+        <w:t>ポルトガル語訳</w:t>
+      </w:r>
+    </w:p>
+    <w:p>
+      <w:r>
+        <w:t>Responsabilidade civil pessoal</w:t>
       </w:r>
     </w:p>
     <w:p>
@@ -846,12 +1724,12 @@
         <w:pStyle w:val="Heading2"/>
       </w:pPr>
       <w:r>
-        <w:t>Definição Técnica</w:t>
-      </w:r>
-    </w:p>
-    <w:p>
-      <w:r>
-        <w:t>Exigência contratual ou prática imobiliária para que o inquilino mantenha seguro relacionado ao imóvel alugado.</w:t>
+        <w:t>技術的定義</w:t>
+      </w:r>
+    </w:p>
+    <w:p>
+      <w:r>
+        <w:t>個人賠償責任とは、住居・賃貸関連の保険の相談・契約・保険金請求または契約管理において確認すべき専門用語です。具体的な意味、適用範囲、必要書類、支払可否は、保険商品、契約条件、事故状況および保険会社の判断によって異なります。</w:t>
       </w:r>
     </w:p>
     <w:p>
@@ -859,12 +1737,12 @@
         <w:pStyle w:val="Heading2"/>
       </w:pPr>
       <w:r>
-        <w:t>Explicação Simplificada</w:t>
-      </w:r>
-    </w:p>
-    <w:p>
-      <w:r>
-        <w:t>É quando o contrato de aluguel exige seguro.</w:t>
+        <w:t>簡単な説明</w:t>
+      </w:r>
+    </w:p>
+    <w:p>
+      <w:r>
+        <w:t>お客様には、「Responsabilidade civil pessoal」に関する内容を、契約内容、条件、必要書類に分けて確認することとして説明します。</w:t>
       </w:r>
     </w:p>
     <w:p>
@@ -872,12 +1750,22 @@
         <w:pStyle w:val="Heading2"/>
       </w:pPr>
       <w:r>
-        <w:t>Como explicar ao cliente brasileiro</w:t>
-      </w:r>
-    </w:p>
-    <w:p>
-      <w:r>
-        <w:t>Muitos contratos pedem seguro contra incêndio ou seguro para inquilino como condição de moradia.</w:t>
+        <w:t>ブラジル人顧客への説明方法</w:t>
+      </w:r>
+    </w:p>
+    <w:p>
+      <w:r>
+        <w:t>Leitura para pronúncia: ヴァモス コンフィルマール ヘスポンサビリダージ CIVIL PESSOAL イ エスプリカール ジ フォルマ シンプレス コンフォルミ オ コントラート</w:t>
+      </w:r>
+    </w:p>
+    <w:p>
+      <w:r>
+        <w:t>Português brasileiro: Vamos confirmar responsabilidade civil pessoal e explicar de forma simples, conforme o contrato.</w:t>
+      </w:r>
+    </w:p>
+    <w:p>
+      <w:r>
+        <w:t>日本語確認用: 「Responsabilidade civil pessoal」について、契約内容に沿って分かりやすく確認します。</w:t>
       </w:r>
     </w:p>
     <w:p>
@@ -885,7 +1773,7 @@
         <w:pStyle w:val="Heading2"/>
       </w:pPr>
       <w:r>
-        <w:t>Frases utilizadas</w:t>
+        <w:t>使用フレーズ</w:t>
       </w:r>
     </w:p>
     <w:p>
@@ -893,23 +1781,49 @@
         <w:pStyle w:val="Heading3"/>
       </w:pPr>
       <w:r>
-        <w:t>Japonês</w:t>
-      </w:r>
-    </w:p>
-    <w:p>
-      <w:pPr>
-        <w:pStyle w:val="ListBullet"/>
-      </w:pPr>
-      <w:r>
-        <w:t>火災保険加入義務について確認しましょう。</w:t>
-      </w:r>
-    </w:p>
-    <w:p>
-      <w:pPr>
-        <w:pStyle w:val="ListBullet"/>
-      </w:pPr>
-      <w:r>
-        <w:t>賃貸契約と保険の関係を分かりやすく説明します。</w:t>
+        <w:t>顧客に伝えるポルトガル語</w:t>
+      </w:r>
+    </w:p>
+    <w:p>
+      <w:pPr>
+        <w:pStyle w:val="ListBullet"/>
+      </w:pPr>
+      <w:r>
+        <w:t>Leitura para pronúncia: ヴァモス コンフィルマール ヘスポンサビリダージ CIVIL PESSOAL</w:t>
+      </w:r>
+    </w:p>
+    <w:p>
+      <w:r>
+        <w:t xml:space="preserve">  Português brasileiro: Vamos confirmar responsabilidade civil pessoal.</w:t>
+      </w:r>
+    </w:p>
+    <w:p>
+      <w:pPr>
+        <w:pStyle w:val="ListBullet2"/>
+      </w:pPr>
+      <w:r>
+        <w:t>日本語確認用: 「Responsabilidade civil pessoal」について確認しましょう。</w:t>
+      </w:r>
+    </w:p>
+    <w:p>
+      <w:pPr>
+        <w:pStyle w:val="ListBullet"/>
+      </w:pPr>
+      <w:r>
+        <w:t>Leitura para pronúncia: VOU エスプリカール ジ フォルマ シンプレス コンフォルミ オ コントラート</w:t>
+      </w:r>
+    </w:p>
+    <w:p>
+      <w:r>
+        <w:t xml:space="preserve">  Português brasileiro: Vou explicar de forma simples, conforme o contrato.</w:t>
+      </w:r>
+    </w:p>
+    <w:p>
+      <w:pPr>
+        <w:pStyle w:val="ListBullet2"/>
+      </w:pPr>
+      <w:r>
+        <w:t>日本語確認用: 契約内容に沿って、分かりやすく説明します。</w:t>
       </w:r>
     </w:p>
     <w:p>
@@ -917,23 +1831,23 @@
         <w:pStyle w:val="Heading3"/>
       </w:pPr>
       <w:r>
-        <w:t>Português brasileiro</w:t>
-      </w:r>
-    </w:p>
-    <w:p>
-      <w:pPr>
-        <w:pStyle w:val="ListBullet"/>
-      </w:pPr>
-      <w:r>
-        <w:t>Vamos confirmar obrigação de contratar seguro contra incêndio.</w:t>
-      </w:r>
-    </w:p>
-    <w:p>
-      <w:pPr>
-        <w:pStyle w:val="ListBullet"/>
-      </w:pPr>
-      <w:r>
-        <w:t>Vou explicar a relação entre aluguel, responsabilidade e seguro de forma simples.</w:t>
+        <w:t>社内確認用の日本語</w:t>
+      </w:r>
+    </w:p>
+    <w:p>
+      <w:pPr>
+        <w:pStyle w:val="ListBullet"/>
+      </w:pPr>
+      <w:r>
+        <w:t>個人賠償責任について確認しましょう。</w:t>
+      </w:r>
+    </w:p>
+    <w:p>
+      <w:pPr>
+        <w:pStyle w:val="ListBullet"/>
+      </w:pPr>
+      <w:r>
+        <w:t>契約内容と必要書類を分けて確認します.</w:t>
       </w:r>
     </w:p>
     <w:p>
@@ -941,15 +1855,15 @@
         <w:pStyle w:val="Heading2"/>
       </w:pPr>
       <w:r>
-        <w:t>Perguntas frequentes</w:t>
-      </w:r>
-    </w:p>
-    <w:p>
-      <w:pPr>
-        <w:pStyle w:val="ListBullet"/>
-      </w:pPr>
-      <w:r>
-        <w:t>FAQ-HOME-0003</w:t>
+        <w:t>よくある質問</w:t>
+      </w:r>
+    </w:p>
+    <w:p>
+      <w:pPr>
+        <w:pStyle w:val="ListBullet"/>
+      </w:pPr>
+      <w:r>
+        <w:t>FAQ-HOME-0005</w:t>
       </w:r>
     </w:p>
     <w:p>
@@ -957,15 +1871,7 @@
         <w:pStyle w:val="Heading2"/>
       </w:pPr>
       <w:r>
-        <w:t>Termos relacionados</w:t>
-      </w:r>
-    </w:p>
-    <w:p>
-      <w:pPr>
-        <w:pStyle w:val="ListBullet"/>
-      </w:pPr>
-      <w:r>
-        <w:t>HOME-0002 - 賃貸借契約 - Contrato de locação</w:t>
+        <w:t>関連用語</w:t>
       </w:r>
     </w:p>
     <w:p>
@@ -978,34 +1884,42 @@
     </w:p>
     <w:p>
       <w:pPr>
+        <w:pStyle w:val="ListBullet"/>
+      </w:pPr>
+      <w:r>
+        <w:t>HOME-0006 - 修理費用 - Despesas de reparo</w:t>
+      </w:r>
+    </w:p>
+    <w:p>
+      <w:pPr>
         <w:pStyle w:val="Heading2"/>
       </w:pPr>
       <w:r>
-        <w:t>Referências cruzadas</w:t>
-      </w:r>
-    </w:p>
-    <w:p>
-      <w:pPr>
-        <w:pStyle w:val="ListBullet"/>
-      </w:pPr>
-      <w:r>
-        <w:t>FAQ-HOME-0003</w:t>
-      </w:r>
-    </w:p>
-    <w:p>
-      <w:pPr>
-        <w:pStyle w:val="ListBullet"/>
-      </w:pPr>
-      <w:r>
-        <w:t>DIALOGUE-HOME-0001</w:t>
-      </w:r>
-    </w:p>
-    <w:p>
-      <w:pPr>
-        <w:pStyle w:val="ListBullet"/>
-      </w:pPr>
-      <w:r>
-        <w:t>CASE-HOME-0001</w:t>
+        <w:t>相互参照</w:t>
+      </w:r>
+    </w:p>
+    <w:p>
+      <w:pPr>
+        <w:pStyle w:val="ListBullet"/>
+      </w:pPr>
+      <w:r>
+        <w:t>FAQ-HOME-0005</w:t>
+      </w:r>
+    </w:p>
+    <w:p>
+      <w:pPr>
+        <w:pStyle w:val="ListBullet"/>
+      </w:pPr>
+      <w:r>
+        <w:t>DIALOGUE-HOME-0002</w:t>
+      </w:r>
+    </w:p>
+    <w:p>
+      <w:pPr>
+        <w:pStyle w:val="ListBullet"/>
+      </w:pPr>
+      <w:r>
+        <w:t>CASE-HOME-0002</w:t>
       </w:r>
     </w:p>
     <w:p>
@@ -1013,7 +1927,7 @@
         <w:pStyle w:val="Heading2"/>
       </w:pPr>
       <w:r>
-        <w:t>Referências</w:t>
+        <w:t>参考資料</w:t>
       </w:r>
     </w:p>
     <w:p>
@@ -1029,7 +1943,7 @@
         <w:pStyle w:val="Heading2"/>
       </w:pPr>
       <w:r>
-        <w:t>Tags</w:t>
+        <w:t>タグ</w:t>
       </w:r>
     </w:p>
     <w:p>
@@ -1053,7 +1967,7 @@
         <w:pStyle w:val="ListBullet"/>
       </w:pPr>
       <w:r>
-        <w:t>obrigacao-de-contratar-seguro-contra-incendio</w:t>
+        <w:t>responsabilidade-civil-pessoal</w:t>
       </w:r>
     </w:p>
     <w:p>
@@ -1069,15 +1983,15 @@
         <w:pStyle w:val="Heading2"/>
       </w:pPr>
       <w:r>
-        <w:t>Veja também</w:t>
-      </w:r>
-    </w:p>
-    <w:p>
-      <w:pPr>
-        <w:pStyle w:val="ListBullet"/>
-      </w:pPr>
-      <w:r>
-        <w:t>`14_FAQ/HOME/FAQ-HOME-0003.md`</w:t>
+        <w:t>関連項目</w:t>
+      </w:r>
+    </w:p>
+    <w:p>
+      <w:pPr>
+        <w:pStyle w:val="ListBullet"/>
+      </w:pPr>
+      <w:r>
+        <w:t>`14_FAQ/HOME/FAQ-HOME-0005.md`</w:t>
       </w:r>
     </w:p>
     <w:p>
@@ -1085,7 +1999,7 @@
         <w:pStyle w:val="Heading2"/>
       </w:pPr>
       <w:r>
-        <w:t>Histórico de revisão</w:t>
+        <w:t>改訂履歴</w:t>
       </w:r>
     </w:p>
     <w:p>
@@ -1113,7 +2027,7 @@
         <w:pStyle w:val="Heading1"/>
       </w:pPr>
       <w:r>
-        <w:t>HOME-0004 - 借家人賠償責任 - Responsabilidade do inquilino perante o proprietário</w:t>
+        <w:t>HOME-0006 - 修理費用 - Despesas de reparo</w:t>
       </w:r>
     </w:p>
     <w:p>
@@ -1121,7 +2035,7 @@
         <w:pStyle w:val="Heading2"/>
       </w:pPr>
       <w:r>
-        <w:t>Controle</w:t>
+        <w:t>管理情報</w:t>
       </w:r>
     </w:p>
     <w:p>
@@ -1161,12 +2075,12 @@
         <w:pStyle w:val="Heading2"/>
       </w:pPr>
       <w:r>
-        <w:t>Código</w:t>
-      </w:r>
-    </w:p>
-    <w:p>
-      <w:r>
-        <w:t>HOME-0004</w:t>
+        <w:t>コード</w:t>
+      </w:r>
+    </w:p>
+    <w:p>
+      <w:r>
+        <w:t>HOME-0006</w:t>
       </w:r>
     </w:p>
     <w:p>
@@ -1174,7 +2088,7 @@
         <w:pStyle w:val="Heading2"/>
       </w:pPr>
       <w:r>
-        <w:t>Categoria</w:t>
+        <w:t>カテゴリー</w:t>
       </w:r>
     </w:p>
     <w:p>
@@ -1187,12 +2101,12 @@
         <w:pStyle w:val="Heading2"/>
       </w:pPr>
       <w:r>
-        <w:t>Termo Japonês</w:t>
-      </w:r>
-    </w:p>
-    <w:p>
-      <w:r>
-        <w:t>借家人賠償責任</w:t>
+        <w:t>日本語用語</w:t>
+      </w:r>
+    </w:p>
+    <w:p>
+      <w:r>
+        <w:t>修理費用</w:t>
       </w:r>
     </w:p>
     <w:p>
@@ -1200,12 +2114,12 @@
         <w:pStyle w:val="Heading2"/>
       </w:pPr>
       <w:r>
-        <w:t>Tradução Português</w:t>
-      </w:r>
-    </w:p>
-    <w:p>
-      <w:r>
-        <w:t>Responsabilidade do inquilino perante o proprietário</w:t>
+        <w:t>ポルトガル語訳</w:t>
+      </w:r>
+    </w:p>
+    <w:p>
+      <w:r>
+        <w:t>Despesas de reparo</w:t>
       </w:r>
     </w:p>
     <w:p>
@@ -1213,12 +2127,12 @@
         <w:pStyle w:val="Heading2"/>
       </w:pPr>
       <w:r>
-        <w:t>Definição Técnica</w:t>
-      </w:r>
-    </w:p>
-    <w:p>
-      <w:r>
-        <w:t>Responsabilidade legal do inquilino por danos causados ao imóvel alugado, conforme contrato e lei aplicável.</w:t>
+        <w:t>技術的定義</w:t>
+      </w:r>
+    </w:p>
+    <w:p>
+      <w:r>
+        <w:t>修理費用とは、住居・賃貸関連の保険の相談・契約・保険金請求または契約管理において確認すべき専門用語です。具体的な意味、適用範囲、必要書類、支払可否は、保険商品、契約条件、事故状況および保険会社の判断によって異なります。</w:t>
       </w:r>
     </w:p>
     <w:p>
@@ -1226,12 +2140,12 @@
         <w:pStyle w:val="Heading2"/>
       </w:pPr>
       <w:r>
-        <w:t>Explicação Simplificada</w:t>
-      </w:r>
-    </w:p>
-    <w:p>
-      <w:r>
-        <w:t>É a responsabilidade por dano ao imóvel alugado.</w:t>
+        <w:t>簡単な説明</w:t>
+      </w:r>
+    </w:p>
+    <w:p>
+      <w:r>
+        <w:t>お客様には、「Despesas de reparo」に関する内容を、契約内容、条件、必要書類に分けて確認することとして説明します。</w:t>
       </w:r>
     </w:p>
     <w:p>
@@ -1239,12 +2153,22 @@
         <w:pStyle w:val="Heading2"/>
       </w:pPr>
       <w:r>
-        <w:t>Como explicar ao cliente brasileiro</w:t>
-      </w:r>
-    </w:p>
-    <w:p>
-      <w:r>
-        <w:t>Se o cliente causar dano ao apartamento, pode ter responsabilidade perante o proprietário.</w:t>
+        <w:t>ブラジル人顧客への説明方法</w:t>
+      </w:r>
+    </w:p>
+    <w:p>
+      <w:r>
+        <w:t>Leitura para pronúncia: ヴァモス コンフィルマール DESPESAS ジ REPARO イ エスプリカール ジ フォルマ シンプレス コンフォルミ オ コントラート</w:t>
+      </w:r>
+    </w:p>
+    <w:p>
+      <w:r>
+        <w:t>Português brasileiro: Vamos confirmar despesas de reparo e explicar de forma simples, conforme o contrato.</w:t>
+      </w:r>
+    </w:p>
+    <w:p>
+      <w:r>
+        <w:t>日本語確認用: 「Despesas de reparo」について、契約内容に沿って分かりやすく確認します。</w:t>
       </w:r>
     </w:p>
     <w:p>
@@ -1252,7 +2176,7 @@
         <w:pStyle w:val="Heading2"/>
       </w:pPr>
       <w:r>
-        <w:t>Frases utilizadas</w:t>
+        <w:t>使用フレーズ</w:t>
       </w:r>
     </w:p>
     <w:p>
@@ -1260,23 +2184,49 @@
         <w:pStyle w:val="Heading3"/>
       </w:pPr>
       <w:r>
-        <w:t>Japonês</w:t>
-      </w:r>
-    </w:p>
-    <w:p>
-      <w:pPr>
-        <w:pStyle w:val="ListBullet"/>
-      </w:pPr>
-      <w:r>
-        <w:t>借家人賠償責任について確認しましょう。</w:t>
-      </w:r>
-    </w:p>
-    <w:p>
-      <w:pPr>
-        <w:pStyle w:val="ListBullet"/>
-      </w:pPr>
-      <w:r>
-        <w:t>賃貸契約と保険の関係を分かりやすく説明します。</w:t>
+        <w:t>顧客に伝えるポルトガル語</w:t>
+      </w:r>
+    </w:p>
+    <w:p>
+      <w:pPr>
+        <w:pStyle w:val="ListBullet"/>
+      </w:pPr>
+      <w:r>
+        <w:t>Leitura para pronúncia: ヴァモス コンフィルマール DESPESAS ジ REPARO</w:t>
+      </w:r>
+    </w:p>
+    <w:p>
+      <w:r>
+        <w:t xml:space="preserve">  Português brasileiro: Vamos confirmar despesas de reparo.</w:t>
+      </w:r>
+    </w:p>
+    <w:p>
+      <w:pPr>
+        <w:pStyle w:val="ListBullet2"/>
+      </w:pPr>
+      <w:r>
+        <w:t>日本語確認用: 「Despesas de reparo」について確認しましょう。</w:t>
+      </w:r>
+    </w:p>
+    <w:p>
+      <w:pPr>
+        <w:pStyle w:val="ListBullet"/>
+      </w:pPr>
+      <w:r>
+        <w:t>Leitura para pronúncia: VOU エスプリカール ジ フォルマ シンプレス コンフォルミ オ コントラート</w:t>
+      </w:r>
+    </w:p>
+    <w:p>
+      <w:r>
+        <w:t xml:space="preserve">  Português brasileiro: Vou explicar de forma simples, conforme o contrato.</w:t>
+      </w:r>
+    </w:p>
+    <w:p>
+      <w:pPr>
+        <w:pStyle w:val="ListBullet2"/>
+      </w:pPr>
+      <w:r>
+        <w:t>日本語確認用: 契約内容に沿って、分かりやすく説明します。</w:t>
       </w:r>
     </w:p>
     <w:p>
@@ -1284,23 +2234,23 @@
         <w:pStyle w:val="Heading3"/>
       </w:pPr>
       <w:r>
-        <w:t>Português brasileiro</w:t>
-      </w:r>
-    </w:p>
-    <w:p>
-      <w:pPr>
-        <w:pStyle w:val="ListBullet"/>
-      </w:pPr>
-      <w:r>
-        <w:t>Vamos confirmar responsabilidade do inquilino perante o proprietário.</w:t>
-      </w:r>
-    </w:p>
-    <w:p>
-      <w:pPr>
-        <w:pStyle w:val="ListBullet"/>
-      </w:pPr>
-      <w:r>
-        <w:t>Vou explicar a relação entre aluguel, responsabilidade e seguro de forma simples.</w:t>
+        <w:t>社内確認用の日本語</w:t>
+      </w:r>
+    </w:p>
+    <w:p>
+      <w:pPr>
+        <w:pStyle w:val="ListBullet"/>
+      </w:pPr>
+      <w:r>
+        <w:t>修理費用について確認しましょう。</w:t>
+      </w:r>
+    </w:p>
+    <w:p>
+      <w:pPr>
+        <w:pStyle w:val="ListBullet"/>
+      </w:pPr>
+      <w:r>
+        <w:t>契約内容と必要書類を分けて確認します.</w:t>
       </w:r>
     </w:p>
     <w:p>
@@ -1308,15 +2258,15 @@
         <w:pStyle w:val="Heading2"/>
       </w:pPr>
       <w:r>
-        <w:t>Perguntas frequentes</w:t>
-      </w:r>
-    </w:p>
-    <w:p>
-      <w:pPr>
-        <w:pStyle w:val="ListBullet"/>
-      </w:pPr>
-      <w:r>
-        <w:t>FAQ-HOME-0004</w:t>
+        <w:t>よくある質問</w:t>
+      </w:r>
+    </w:p>
+    <w:p>
+      <w:pPr>
+        <w:pStyle w:val="ListBullet"/>
+      </w:pPr>
+      <w:r>
+        <w:t>FAQ-HOME-0006</w:t>
       </w:r>
     </w:p>
     <w:p>
@@ -1324,15 +2274,7 @@
         <w:pStyle w:val="Heading2"/>
       </w:pPr>
       <w:r>
-        <w:t>Termos relacionados</w:t>
-      </w:r>
-    </w:p>
-    <w:p>
-      <w:pPr>
-        <w:pStyle w:val="ListBullet"/>
-      </w:pPr>
-      <w:r>
-        <w:t>HOME-0003 - 火災保険加入義務 - Obrigação de contratar seguro contra incêndio</w:t>
+        <w:t>関連用語</w:t>
       </w:r>
     </w:p>
     <w:p>
@@ -1345,26 +2287,34 @@
     </w:p>
     <w:p>
       <w:pPr>
+        <w:pStyle w:val="ListBullet"/>
+      </w:pPr>
+      <w:r>
+        <w:t>HOME-0007 - 原状回復 - Restauração ao estado original</w:t>
+      </w:r>
+    </w:p>
+    <w:p>
+      <w:pPr>
         <w:pStyle w:val="Heading2"/>
       </w:pPr>
       <w:r>
-        <w:t>Referências cruzadas</w:t>
-      </w:r>
-    </w:p>
-    <w:p>
-      <w:pPr>
-        <w:pStyle w:val="ListBullet"/>
-      </w:pPr>
-      <w:r>
-        <w:t>FAQ-HOME-0004</w:t>
-      </w:r>
-    </w:p>
-    <w:p>
-      <w:pPr>
-        <w:pStyle w:val="ListBullet"/>
-      </w:pPr>
-      <w:r>
-        <w:t>DIALOGUE-HOME-0001</w:t>
+        <w:t>相互参照</w:t>
+      </w:r>
+    </w:p>
+    <w:p>
+      <w:pPr>
+        <w:pStyle w:val="ListBullet"/>
+      </w:pPr>
+      <w:r>
+        <w:t>FAQ-HOME-0006</w:t>
+      </w:r>
+    </w:p>
+    <w:p>
+      <w:pPr>
+        <w:pStyle w:val="ListBullet"/>
+      </w:pPr>
+      <w:r>
+        <w:t>DIALOGUE-HOME-0002</w:t>
       </w:r>
     </w:p>
     <w:p>
@@ -1380,7 +2330,7 @@
         <w:pStyle w:val="Heading2"/>
       </w:pPr>
       <w:r>
-        <w:t>Referências</w:t>
+        <w:t>参考資料</w:t>
       </w:r>
     </w:p>
     <w:p>
@@ -1396,7 +2346,7 @@
         <w:pStyle w:val="Heading2"/>
       </w:pPr>
       <w:r>
-        <w:t>Tags</w:t>
+        <w:t>タグ</w:t>
       </w:r>
     </w:p>
     <w:p>
@@ -1420,7 +2370,7 @@
         <w:pStyle w:val="ListBullet"/>
       </w:pPr>
       <w:r>
-        <w:t>responsabilidade-do-inquilino-perante-o-proprietario</w:t>
+        <w:t>despesas-de-reparo</w:t>
       </w:r>
     </w:p>
     <w:p>
@@ -1436,15 +2386,15 @@
         <w:pStyle w:val="Heading2"/>
       </w:pPr>
       <w:r>
-        <w:t>Veja também</w:t>
-      </w:r>
-    </w:p>
-    <w:p>
-      <w:pPr>
-        <w:pStyle w:val="ListBullet"/>
-      </w:pPr>
-      <w:r>
-        <w:t>`14_FAQ/HOME/FAQ-HOME-0004.md`</w:t>
+        <w:t>関連項目</w:t>
+      </w:r>
+    </w:p>
+    <w:p>
+      <w:pPr>
+        <w:pStyle w:val="ListBullet"/>
+      </w:pPr>
+      <w:r>
+        <w:t>`14_FAQ/HOME/FAQ-HOME-0006.md`</w:t>
       </w:r>
     </w:p>
     <w:p>
@@ -1452,7 +2402,7 @@
         <w:pStyle w:val="Heading2"/>
       </w:pPr>
       <w:r>
-        <w:t>Histórico de revisão</w:t>
+        <w:t>改訂履歴</w:t>
       </w:r>
     </w:p>
     <w:p>
@@ -1480,7 +2430,7 @@
         <w:pStyle w:val="Heading1"/>
       </w:pPr>
       <w:r>
-        <w:t>HOME-0005 - 個人賠償責任 - Responsabilidade civil pessoal</w:t>
+        <w:t>HOME-0007 - 原状回復 - Restauração ao estado original</w:t>
       </w:r>
     </w:p>
     <w:p>
@@ -1488,7 +2438,7 @@
         <w:pStyle w:val="Heading2"/>
       </w:pPr>
       <w:r>
-        <w:t>Controle</w:t>
+        <w:t>管理情報</w:t>
       </w:r>
     </w:p>
     <w:p>
@@ -1528,12 +2478,12 @@
         <w:pStyle w:val="Heading2"/>
       </w:pPr>
       <w:r>
-        <w:t>Código</w:t>
-      </w:r>
-    </w:p>
-    <w:p>
-      <w:r>
-        <w:t>HOME-0005</w:t>
+        <w:t>コード</w:t>
+      </w:r>
+    </w:p>
+    <w:p>
+      <w:r>
+        <w:t>HOME-0007</w:t>
       </w:r>
     </w:p>
     <w:p>
@@ -1541,7 +2491,7 @@
         <w:pStyle w:val="Heading2"/>
       </w:pPr>
       <w:r>
-        <w:t>Categoria</w:t>
+        <w:t>カテゴリー</w:t>
       </w:r>
     </w:p>
     <w:p>
@@ -1554,12 +2504,12 @@
         <w:pStyle w:val="Heading2"/>
       </w:pPr>
       <w:r>
-        <w:t>Termo Japonês</w:t>
-      </w:r>
-    </w:p>
-    <w:p>
-      <w:r>
-        <w:t>個人賠償責任</w:t>
+        <w:t>日本語用語</w:t>
+      </w:r>
+    </w:p>
+    <w:p>
+      <w:r>
+        <w:t>原状回復</w:t>
       </w:r>
     </w:p>
     <w:p>
@@ -1567,12 +2517,12 @@
         <w:pStyle w:val="Heading2"/>
       </w:pPr>
       <w:r>
-        <w:t>Tradução Português</w:t>
-      </w:r>
-    </w:p>
-    <w:p>
-      <w:r>
-        <w:t>Responsabilidade civil pessoal</w:t>
+        <w:t>ポルトガル語訳</w:t>
+      </w:r>
+    </w:p>
+    <w:p>
+      <w:r>
+        <w:t>Restauração ao estado original</w:t>
       </w:r>
     </w:p>
     <w:p>
@@ -1580,12 +2530,12 @@
         <w:pStyle w:val="Heading2"/>
       </w:pPr>
       <w:r>
-        <w:t>Definição Técnica</w:t>
-      </w:r>
-    </w:p>
-    <w:p>
-      <w:r>
-        <w:t>Responsabilidade por dano causado a terceiros na vida cotidiana, conforme cobertura contratada.</w:t>
+        <w:t>技術的定義</w:t>
+      </w:r>
+    </w:p>
+    <w:p>
+      <w:r>
+        <w:t>原状回復とは、住居・賃貸関連の保険の相談・契約・保険金請求または契約管理において確認すべき専門用語です。具体的な意味、適用範囲、必要書類、支払可否は、保険商品、契約条件、事故状況および保険会社の判断によって異なります。</w:t>
       </w:r>
     </w:p>
     <w:p>
@@ -1593,12 +2543,12 @@
         <w:pStyle w:val="Heading2"/>
       </w:pPr>
       <w:r>
-        <w:t>Explicação Simplificada</w:t>
-      </w:r>
-    </w:p>
-    <w:p>
-      <w:r>
-        <w:t>É proteção quando o cliente causa dano a outra pessoa.</w:t>
+        <w:t>簡単な説明</w:t>
+      </w:r>
+    </w:p>
+    <w:p>
+      <w:r>
+        <w:t>お客様には、「Restauração ao estado original」に関する内容を、契約内容、条件、必要書類に分けて確認することとして説明します。</w:t>
       </w:r>
     </w:p>
     <w:p>
@@ -1606,12 +2556,22 @@
         <w:pStyle w:val="Heading2"/>
       </w:pPr>
       <w:r>
-        <w:t>Como explicar ao cliente brasileiro</w:t>
-      </w:r>
-    </w:p>
-    <w:p>
-      <w:r>
-        <w:t>Um exemplo comum é vazamento que causa prejuízo ao apartamento de baixo.</w:t>
+        <w:t>ブラジル人顧客への説明方法</w:t>
+      </w:r>
+    </w:p>
+    <w:p>
+      <w:r>
+        <w:t>Leitura para pronúncia: ヴァモス コンフィルマール RESTAURAÇÃO AO ESTADO ORIGINAL イ エスプリカール ジ フォルマ シンプレス コンフォルミ オ コントラート</w:t>
+      </w:r>
+    </w:p>
+    <w:p>
+      <w:r>
+        <w:t>Português brasileiro: Vamos confirmar restauração ao estado original e explicar de forma simples, conforme o contrato.</w:t>
+      </w:r>
+    </w:p>
+    <w:p>
+      <w:r>
+        <w:t>日本語確認用: 「Restauração ao estado original」について、契約内容に沿って分かりやすく確認します。</w:t>
       </w:r>
     </w:p>
     <w:p>
@@ -1619,7 +2579,7 @@
         <w:pStyle w:val="Heading2"/>
       </w:pPr>
       <w:r>
-        <w:t>Frases utilizadas</w:t>
+        <w:t>使用フレーズ</w:t>
       </w:r>
     </w:p>
     <w:p>
@@ -1627,23 +2587,49 @@
         <w:pStyle w:val="Heading3"/>
       </w:pPr>
       <w:r>
-        <w:t>Japonês</w:t>
-      </w:r>
-    </w:p>
-    <w:p>
-      <w:pPr>
-        <w:pStyle w:val="ListBullet"/>
-      </w:pPr>
-      <w:r>
-        <w:t>個人賠償責任について確認しましょう。</w:t>
-      </w:r>
-    </w:p>
-    <w:p>
-      <w:pPr>
-        <w:pStyle w:val="ListBullet"/>
-      </w:pPr>
-      <w:r>
-        <w:t>賃貸契約と保険の関係を分かりやすく説明します。</w:t>
+        <w:t>顧客に伝えるポルトガル語</w:t>
+      </w:r>
+    </w:p>
+    <w:p>
+      <w:pPr>
+        <w:pStyle w:val="ListBullet"/>
+      </w:pPr>
+      <w:r>
+        <w:t>Leitura para pronúncia: ヴァモス コンフィルマール RESTAURAÇÃO AO ESTADO ORIGINAL</w:t>
+      </w:r>
+    </w:p>
+    <w:p>
+      <w:r>
+        <w:t xml:space="preserve">  Português brasileiro: Vamos confirmar restauração ao estado original.</w:t>
+      </w:r>
+    </w:p>
+    <w:p>
+      <w:pPr>
+        <w:pStyle w:val="ListBullet2"/>
+      </w:pPr>
+      <w:r>
+        <w:t>日本語確認用: 「Restauração ao estado original」について確認しましょう。</w:t>
+      </w:r>
+    </w:p>
+    <w:p>
+      <w:pPr>
+        <w:pStyle w:val="ListBullet"/>
+      </w:pPr>
+      <w:r>
+        <w:t>Leitura para pronúncia: VOU エスプリカール ジ フォルマ シンプレス コンフォルミ オ コントラート</w:t>
+      </w:r>
+    </w:p>
+    <w:p>
+      <w:r>
+        <w:t xml:space="preserve">  Português brasileiro: Vou explicar de forma simples, conforme o contrato.</w:t>
+      </w:r>
+    </w:p>
+    <w:p>
+      <w:pPr>
+        <w:pStyle w:val="ListBullet2"/>
+      </w:pPr>
+      <w:r>
+        <w:t>日本語確認用: 契約内容に沿って、分かりやすく説明します。</w:t>
       </w:r>
     </w:p>
     <w:p>
@@ -1651,23 +2637,23 @@
         <w:pStyle w:val="Heading3"/>
       </w:pPr>
       <w:r>
-        <w:t>Português brasileiro</w:t>
-      </w:r>
-    </w:p>
-    <w:p>
-      <w:pPr>
-        <w:pStyle w:val="ListBullet"/>
-      </w:pPr>
-      <w:r>
-        <w:t>Vamos confirmar responsabilidade civil pessoal.</w:t>
-      </w:r>
-    </w:p>
-    <w:p>
-      <w:pPr>
-        <w:pStyle w:val="ListBullet"/>
-      </w:pPr>
-      <w:r>
-        <w:t>Vou explicar a relação entre aluguel, responsabilidade e seguro de forma simples.</w:t>
+        <w:t>社内確認用の日本語</w:t>
+      </w:r>
+    </w:p>
+    <w:p>
+      <w:pPr>
+        <w:pStyle w:val="ListBullet"/>
+      </w:pPr>
+      <w:r>
+        <w:t>原状回復について確認しましょう。</w:t>
+      </w:r>
+    </w:p>
+    <w:p>
+      <w:pPr>
+        <w:pStyle w:val="ListBullet"/>
+      </w:pPr>
+      <w:r>
+        <w:t>契約内容と必要書類を分けて確認します.</w:t>
       </w:r>
     </w:p>
     <w:p>
@@ -1675,15 +2661,15 @@
         <w:pStyle w:val="Heading2"/>
       </w:pPr>
       <w:r>
-        <w:t>Perguntas frequentes</w:t>
-      </w:r>
-    </w:p>
-    <w:p>
-      <w:pPr>
-        <w:pStyle w:val="ListBullet"/>
-      </w:pPr>
-      <w:r>
-        <w:t>FAQ-HOME-0005</w:t>
+        <w:t>よくある質問</w:t>
+      </w:r>
+    </w:p>
+    <w:p>
+      <w:pPr>
+        <w:pStyle w:val="ListBullet"/>
+      </w:pPr>
+      <w:r>
+        <w:t>FAQ-HOME-0007</w:t>
       </w:r>
     </w:p>
     <w:p>
@@ -1691,15 +2677,7 @@
         <w:pStyle w:val="Heading2"/>
       </w:pPr>
       <w:r>
-        <w:t>Termos relacionados</w:t>
-      </w:r>
-    </w:p>
-    <w:p>
-      <w:pPr>
-        <w:pStyle w:val="ListBullet"/>
-      </w:pPr>
-      <w:r>
-        <w:t>HOME-0004 - 借家人賠償責任 - Responsabilidade do inquilino perante o proprietário</w:t>
+        <w:t>関連用語</w:t>
       </w:r>
     </w:p>
     <w:p>
@@ -1712,18 +2690,26 @@
     </w:p>
     <w:p>
       <w:pPr>
+        <w:pStyle w:val="ListBullet"/>
+      </w:pPr>
+      <w:r>
+        <w:t>HOME-0008 - 敷金 - Depósito caução</w:t>
+      </w:r>
+    </w:p>
+    <w:p>
+      <w:pPr>
         <w:pStyle w:val="Heading2"/>
       </w:pPr>
       <w:r>
-        <w:t>Referências cruzadas</w:t>
-      </w:r>
-    </w:p>
-    <w:p>
-      <w:pPr>
-        <w:pStyle w:val="ListBullet"/>
-      </w:pPr>
-      <w:r>
-        <w:t>FAQ-HOME-0005</w:t>
+        <w:t>相互参照</w:t>
+      </w:r>
+    </w:p>
+    <w:p>
+      <w:pPr>
+        <w:pStyle w:val="ListBullet"/>
+      </w:pPr>
+      <w:r>
+        <w:t>FAQ-HOME-0007</w:t>
       </w:r>
     </w:p>
     <w:p>
@@ -1739,7 +2725,7 @@
         <w:pStyle w:val="ListBullet"/>
       </w:pPr>
       <w:r>
-        <w:t>CASE-HOME-0002</w:t>
+        <w:t>CASE-HOME-0003</w:t>
       </w:r>
     </w:p>
     <w:p>
@@ -1747,7 +2733,7 @@
         <w:pStyle w:val="Heading2"/>
       </w:pPr>
       <w:r>
-        <w:t>Referências</w:t>
+        <w:t>参考資料</w:t>
       </w:r>
     </w:p>
     <w:p>
@@ -1763,7 +2749,7 @@
         <w:pStyle w:val="Heading2"/>
       </w:pPr>
       <w:r>
-        <w:t>Tags</w:t>
+        <w:t>タグ</w:t>
       </w:r>
     </w:p>
     <w:p>
@@ -1787,7 +2773,7 @@
         <w:pStyle w:val="ListBullet"/>
       </w:pPr>
       <w:r>
-        <w:t>responsabilidade-civil-pessoal</w:t>
+        <w:t>restauracao-ao-estado-original</w:t>
       </w:r>
     </w:p>
     <w:p>
@@ -1803,15 +2789,15 @@
         <w:pStyle w:val="Heading2"/>
       </w:pPr>
       <w:r>
-        <w:t>Veja também</w:t>
-      </w:r>
-    </w:p>
-    <w:p>
-      <w:pPr>
-        <w:pStyle w:val="ListBullet"/>
-      </w:pPr>
-      <w:r>
-        <w:t>`14_FAQ/HOME/FAQ-HOME-0005.md`</w:t>
+        <w:t>関連項目</w:t>
+      </w:r>
+    </w:p>
+    <w:p>
+      <w:pPr>
+        <w:pStyle w:val="ListBullet"/>
+      </w:pPr>
+      <w:r>
+        <w:t>`14_FAQ/HOME/FAQ-HOME-0007.md`</w:t>
       </w:r>
     </w:p>
     <w:p>
@@ -1819,7 +2805,7 @@
         <w:pStyle w:val="Heading2"/>
       </w:pPr>
       <w:r>
-        <w:t>Histórico de revisão</w:t>
+        <w:t>改訂履歴</w:t>
       </w:r>
     </w:p>
     <w:p>
@@ -1847,7 +2833,7 @@
         <w:pStyle w:val="Heading1"/>
       </w:pPr>
       <w:r>
-        <w:t>HOME-0006 - 修理費用 - Despesas de reparo</w:t>
+        <w:t>HOME-0008 - 敷金 - Depósito caução</w:t>
       </w:r>
     </w:p>
     <w:p>
@@ -1855,7 +2841,7 @@
         <w:pStyle w:val="Heading2"/>
       </w:pPr>
       <w:r>
-        <w:t>Controle</w:t>
+        <w:t>管理情報</w:t>
       </w:r>
     </w:p>
     <w:p>
@@ -1895,12 +2881,12 @@
         <w:pStyle w:val="Heading2"/>
       </w:pPr>
       <w:r>
-        <w:t>Código</w:t>
-      </w:r>
-    </w:p>
-    <w:p>
-      <w:r>
-        <w:t>HOME-0006</w:t>
+        <w:t>コード</w:t>
+      </w:r>
+    </w:p>
+    <w:p>
+      <w:r>
+        <w:t>HOME-0008</w:t>
       </w:r>
     </w:p>
     <w:p>
@@ -1908,7 +2894,7 @@
         <w:pStyle w:val="Heading2"/>
       </w:pPr>
       <w:r>
-        <w:t>Categoria</w:t>
+        <w:t>カテゴリー</w:t>
       </w:r>
     </w:p>
     <w:p>
@@ -1921,12 +2907,12 @@
         <w:pStyle w:val="Heading2"/>
       </w:pPr>
       <w:r>
-        <w:t>Termo Japonês</w:t>
-      </w:r>
-    </w:p>
-    <w:p>
-      <w:r>
-        <w:t>修理費用</w:t>
+        <w:t>日本語用語</w:t>
+      </w:r>
+    </w:p>
+    <w:p>
+      <w:r>
+        <w:t>敷金</w:t>
       </w:r>
     </w:p>
     <w:p>
@@ -1934,12 +2920,12 @@
         <w:pStyle w:val="Heading2"/>
       </w:pPr>
       <w:r>
-        <w:t>Tradução Português</w:t>
-      </w:r>
-    </w:p>
-    <w:p>
-      <w:r>
-        <w:t>Despesas de reparo</w:t>
+        <w:t>ポルトガル語訳</w:t>
+      </w:r>
+    </w:p>
+    <w:p>
+      <w:r>
+        <w:t>Depósito caução</w:t>
       </w:r>
     </w:p>
     <w:p>
@@ -1947,12 +2933,12 @@
         <w:pStyle w:val="Heading2"/>
       </w:pPr>
       <w:r>
-        <w:t>Definição Técnica</w:t>
-      </w:r>
-    </w:p>
-    <w:p>
-      <w:r>
-        <w:t>Custos necessários para reparar dano no imóvel ou em equipamentos, conforme causa e responsabilidade.</w:t>
+        <w:t>技術的定義</w:t>
+      </w:r>
+    </w:p>
+    <w:p>
+      <w:r>
+        <w:t>敷金とは、住居・賃貸関連の保険の相談・契約・保険金請求または契約管理において確認すべき専門用語です。具体的な意味、適用範囲、必要書類、支払可否は、保険商品、契約条件、事故状況および保険会社の判断によって異なります。</w:t>
       </w:r>
     </w:p>
     <w:p>
@@ -1960,12 +2946,12 @@
         <w:pStyle w:val="Heading2"/>
       </w:pPr>
       <w:r>
-        <w:t>Explicação Simplificada</w:t>
-      </w:r>
-    </w:p>
-    <w:p>
-      <w:r>
-        <w:t>São custos para consertar algo danificado.</w:t>
+        <w:t>簡単な説明</w:t>
+      </w:r>
+    </w:p>
+    <w:p>
+      <w:r>
+        <w:t>お客様には、「Depósito caução」に関する内容を、契約内容、条件、必要書類に分けて確認することとして説明します。</w:t>
       </w:r>
     </w:p>
     <w:p>
@@ -1973,12 +2959,22 @@
         <w:pStyle w:val="Heading2"/>
       </w:pPr>
       <w:r>
-        <w:t>Como explicar ao cliente brasileiro</w:t>
-      </w:r>
-    </w:p>
-    <w:p>
-      <w:r>
-        <w:t>Precisamos separar reparo coberto pelo seguro, responsabilidade do inquilino e manutenção normal.</w:t>
+        <w:t>ブラジル人顧客への説明方法</w:t>
+      </w:r>
+    </w:p>
+    <w:p>
+      <w:r>
+        <w:t>Leitura para pronúncia: ヴァモス コンフィルマール DEPÓSITO CAUÇÃO イ エスプリカール ジ フォルマ シンプレス コンフォルミ オ コントラート</w:t>
+      </w:r>
+    </w:p>
+    <w:p>
+      <w:r>
+        <w:t>Português brasileiro: Vamos confirmar depósito caução e explicar de forma simples, conforme o contrato.</w:t>
+      </w:r>
+    </w:p>
+    <w:p>
+      <w:r>
+        <w:t>日本語確認用: 「Depósito caução」について、契約内容に沿って分かりやすく確認します。</w:t>
       </w:r>
     </w:p>
     <w:p>
@@ -1986,7 +2982,7 @@
         <w:pStyle w:val="Heading2"/>
       </w:pPr>
       <w:r>
-        <w:t>Frases utilizadas</w:t>
+        <w:t>使用フレーズ</w:t>
       </w:r>
     </w:p>
     <w:p>
@@ -1994,23 +2990,49 @@
         <w:pStyle w:val="Heading3"/>
       </w:pPr>
       <w:r>
-        <w:t>Japonês</w:t>
-      </w:r>
-    </w:p>
-    <w:p>
-      <w:pPr>
-        <w:pStyle w:val="ListBullet"/>
-      </w:pPr>
-      <w:r>
-        <w:t>修理費用について確認しましょう。</w:t>
-      </w:r>
-    </w:p>
-    <w:p>
-      <w:pPr>
-        <w:pStyle w:val="ListBullet"/>
-      </w:pPr>
-      <w:r>
-        <w:t>賃貸契約と保険の関係を分かりやすく説明します。</w:t>
+        <w:t>顧客に伝えるポルトガル語</w:t>
+      </w:r>
+    </w:p>
+    <w:p>
+      <w:pPr>
+        <w:pStyle w:val="ListBullet"/>
+      </w:pPr>
+      <w:r>
+        <w:t>Leitura para pronúncia: ヴァモス コンフィルマール DEPÓSITO CAUÇÃO</w:t>
+      </w:r>
+    </w:p>
+    <w:p>
+      <w:r>
+        <w:t xml:space="preserve">  Português brasileiro: Vamos confirmar depósito caução.</w:t>
+      </w:r>
+    </w:p>
+    <w:p>
+      <w:pPr>
+        <w:pStyle w:val="ListBullet2"/>
+      </w:pPr>
+      <w:r>
+        <w:t>日本語確認用: 「Depósito caução」について確認しましょう。</w:t>
+      </w:r>
+    </w:p>
+    <w:p>
+      <w:pPr>
+        <w:pStyle w:val="ListBullet"/>
+      </w:pPr>
+      <w:r>
+        <w:t>Leitura para pronúncia: VOU エスプリカール ジ フォルマ シンプレス コンフォルミ オ コントラート</w:t>
+      </w:r>
+    </w:p>
+    <w:p>
+      <w:r>
+        <w:t xml:space="preserve">  Português brasileiro: Vou explicar de forma simples, conforme o contrato.</w:t>
+      </w:r>
+    </w:p>
+    <w:p>
+      <w:pPr>
+        <w:pStyle w:val="ListBullet2"/>
+      </w:pPr>
+      <w:r>
+        <w:t>日本語確認用: 契約内容に沿って、分かりやすく説明します。</w:t>
       </w:r>
     </w:p>
     <w:p>
@@ -2018,23 +3040,23 @@
         <w:pStyle w:val="Heading3"/>
       </w:pPr>
       <w:r>
-        <w:t>Português brasileiro</w:t>
-      </w:r>
-    </w:p>
-    <w:p>
-      <w:pPr>
-        <w:pStyle w:val="ListBullet"/>
-      </w:pPr>
-      <w:r>
-        <w:t>Vamos confirmar despesas de reparo.</w:t>
-      </w:r>
-    </w:p>
-    <w:p>
-      <w:pPr>
-        <w:pStyle w:val="ListBullet"/>
-      </w:pPr>
-      <w:r>
-        <w:t>Vou explicar a relação entre aluguel, responsabilidade e seguro de forma simples.</w:t>
+        <w:t>社内確認用の日本語</w:t>
+      </w:r>
+    </w:p>
+    <w:p>
+      <w:pPr>
+        <w:pStyle w:val="ListBullet"/>
+      </w:pPr>
+      <w:r>
+        <w:t>敷金について確認しましょう。</w:t>
+      </w:r>
+    </w:p>
+    <w:p>
+      <w:pPr>
+        <w:pStyle w:val="ListBullet"/>
+      </w:pPr>
+      <w:r>
+        <w:t>契約内容と必要書類を分けて確認します.</w:t>
       </w:r>
     </w:p>
     <w:p>
@@ -2042,15 +3064,15 @@
         <w:pStyle w:val="Heading2"/>
       </w:pPr>
       <w:r>
-        <w:t>Perguntas frequentes</w:t>
-      </w:r>
-    </w:p>
-    <w:p>
-      <w:pPr>
-        <w:pStyle w:val="ListBullet"/>
-      </w:pPr>
-      <w:r>
-        <w:t>FAQ-HOME-0006</w:t>
+        <w:t>よくある質問</w:t>
+      </w:r>
+    </w:p>
+    <w:p>
+      <w:pPr>
+        <w:pStyle w:val="ListBullet"/>
+      </w:pPr>
+      <w:r>
+        <w:t>FAQ-HOME-0008</w:t>
       </w:r>
     </w:p>
     <w:p>
@@ -2058,15 +3080,7 @@
         <w:pStyle w:val="Heading2"/>
       </w:pPr>
       <w:r>
-        <w:t>Termos relacionados</w:t>
-      </w:r>
-    </w:p>
-    <w:p>
-      <w:pPr>
-        <w:pStyle w:val="ListBullet"/>
-      </w:pPr>
-      <w:r>
-        <w:t>HOME-0005 - 個人賠償責任 - Responsabilidade civil pessoal</w:t>
+        <w:t>関連用語</w:t>
       </w:r>
     </w:p>
     <w:p>
@@ -2079,18 +3093,26 @@
     </w:p>
     <w:p>
       <w:pPr>
+        <w:pStyle w:val="ListBullet"/>
+      </w:pPr>
+      <w:r>
+        <w:t>HOME-0009 - 礼金 - Luvas de locação</w:t>
+      </w:r>
+    </w:p>
+    <w:p>
+      <w:pPr>
         <w:pStyle w:val="Heading2"/>
       </w:pPr>
       <w:r>
-        <w:t>Referências cruzadas</w:t>
-      </w:r>
-    </w:p>
-    <w:p>
-      <w:pPr>
-        <w:pStyle w:val="ListBullet"/>
-      </w:pPr>
-      <w:r>
-        <w:t>FAQ-HOME-0006</w:t>
+        <w:t>相互参照</w:t>
+      </w:r>
+    </w:p>
+    <w:p>
+      <w:pPr>
+        <w:pStyle w:val="ListBullet"/>
+      </w:pPr>
+      <w:r>
+        <w:t>FAQ-HOME-0008</w:t>
       </w:r>
     </w:p>
     <w:p>
@@ -2106,7 +3128,7 @@
         <w:pStyle w:val="ListBullet"/>
       </w:pPr>
       <w:r>
-        <w:t>CASE-HOME-0002</w:t>
+        <w:t>CASE-HOME-0003</w:t>
       </w:r>
     </w:p>
     <w:p>
@@ -2114,7 +3136,7 @@
         <w:pStyle w:val="Heading2"/>
       </w:pPr>
       <w:r>
-        <w:t>Referências</w:t>
+        <w:t>参考資料</w:t>
       </w:r>
     </w:p>
     <w:p>
@@ -2130,7 +3152,7 @@
         <w:pStyle w:val="Heading2"/>
       </w:pPr>
       <w:r>
-        <w:t>Tags</w:t>
+        <w:t>タグ</w:t>
       </w:r>
     </w:p>
     <w:p>
@@ -2154,7 +3176,7 @@
         <w:pStyle w:val="ListBullet"/>
       </w:pPr>
       <w:r>
-        <w:t>despesas-de-reparo</w:t>
+        <w:t>deposito-caucao</w:t>
       </w:r>
     </w:p>
     <w:p>
@@ -2170,15 +3192,15 @@
         <w:pStyle w:val="Heading2"/>
       </w:pPr>
       <w:r>
-        <w:t>Veja também</w:t>
-      </w:r>
-    </w:p>
-    <w:p>
-      <w:pPr>
-        <w:pStyle w:val="ListBullet"/>
-      </w:pPr>
-      <w:r>
-        <w:t>`14_FAQ/HOME/FAQ-HOME-0006.md`</w:t>
+        <w:t>関連項目</w:t>
+      </w:r>
+    </w:p>
+    <w:p>
+      <w:pPr>
+        <w:pStyle w:val="ListBullet"/>
+      </w:pPr>
+      <w:r>
+        <w:t>`14_FAQ/HOME/FAQ-HOME-0008.md`</w:t>
       </w:r>
     </w:p>
     <w:p>
@@ -2186,7 +3208,7 @@
         <w:pStyle w:val="Heading2"/>
       </w:pPr>
       <w:r>
-        <w:t>Histórico de revisão</w:t>
+        <w:t>改訂履歴</w:t>
       </w:r>
     </w:p>
     <w:p>
@@ -2214,7 +3236,7 @@
         <w:pStyle w:val="Heading1"/>
       </w:pPr>
       <w:r>
-        <w:t>HOME-0007 - 原状回復 - Restauração ao estado original</w:t>
+        <w:t>HOME-0009 - 礼金 - Luvas de locação</w:t>
       </w:r>
     </w:p>
     <w:p>
@@ -2222,7 +3244,7 @@
         <w:pStyle w:val="Heading2"/>
       </w:pPr>
       <w:r>
-        <w:t>Controle</w:t>
+        <w:t>管理情報</w:t>
       </w:r>
     </w:p>
     <w:p>
@@ -2262,12 +3284,12 @@
         <w:pStyle w:val="Heading2"/>
       </w:pPr>
       <w:r>
-        <w:t>Código</w:t>
-      </w:r>
-    </w:p>
-    <w:p>
-      <w:r>
-        <w:t>HOME-0007</w:t>
+        <w:t>コード</w:t>
+      </w:r>
+    </w:p>
+    <w:p>
+      <w:r>
+        <w:t>HOME-0009</w:t>
       </w:r>
     </w:p>
     <w:p>
@@ -2275,7 +3297,7 @@
         <w:pStyle w:val="Heading2"/>
       </w:pPr>
       <w:r>
-        <w:t>Categoria</w:t>
+        <w:t>カテゴリー</w:t>
       </w:r>
     </w:p>
     <w:p>
@@ -2288,12 +3310,12 @@
         <w:pStyle w:val="Heading2"/>
       </w:pPr>
       <w:r>
-        <w:t>Termo Japonês</w:t>
-      </w:r>
-    </w:p>
-    <w:p>
-      <w:r>
-        <w:t>原状回復</w:t>
+        <w:t>日本語用語</w:t>
+      </w:r>
+    </w:p>
+    <w:p>
+      <w:r>
+        <w:t>礼金</w:t>
       </w:r>
     </w:p>
     <w:p>
@@ -2301,12 +3323,12 @@
         <w:pStyle w:val="Heading2"/>
       </w:pPr>
       <w:r>
-        <w:t>Tradução Português</w:t>
-      </w:r>
-    </w:p>
-    <w:p>
-      <w:r>
-        <w:t>Restauração ao estado original</w:t>
+        <w:t>ポルトガル語訳</w:t>
+      </w:r>
+    </w:p>
+    <w:p>
+      <w:r>
+        <w:t>Luvas de locação</w:t>
       </w:r>
     </w:p>
     <w:p>
@@ -2314,12 +3336,12 @@
         <w:pStyle w:val="Heading2"/>
       </w:pPr>
       <w:r>
-        <w:t>Definição Técnica</w:t>
-      </w:r>
-    </w:p>
-    <w:p>
-      <w:r>
-        <w:t>Obrigação de devolver o imóvel em condição prevista no contrato, descontado desgaste normal quando aplicável.</w:t>
+        <w:t>技術的定義</w:t>
+      </w:r>
+    </w:p>
+    <w:p>
+      <w:r>
+        <w:t>礼金とは、住居・賃貸関連の保険の相談・契約・保険金請求または契約管理において確認すべき専門用語です。具体的な意味、適用範囲、必要書類、支払可否は、保険商品、契約条件、事故状況および保険会社の判断によって異なります。</w:t>
       </w:r>
     </w:p>
     <w:p>
@@ -2327,12 +3349,12 @@
         <w:pStyle w:val="Heading2"/>
       </w:pPr>
       <w:r>
-        <w:t>Explicação Simplificada</w:t>
-      </w:r>
-    </w:p>
-    <w:p>
-      <w:r>
-        <w:t>É devolver o imóvel em condição adequada na saída.</w:t>
+        <w:t>簡単な説明</w:t>
+      </w:r>
+    </w:p>
+    <w:p>
+      <w:r>
+        <w:t>お客様には、「Luvas de locação」に関する内容を、契約内容、条件、必要書類に分けて確認することとして説明します。</w:t>
       </w:r>
     </w:p>
     <w:p>
@@ -2340,12 +3362,22 @@
         <w:pStyle w:val="Heading2"/>
       </w:pPr>
       <w:r>
-        <w:t>Como explicar ao cliente brasileiro</w:t>
-      </w:r>
-    </w:p>
-    <w:p>
-      <w:r>
-        <w:t>Na saída, a imobiliária pode avaliar danos, limpeza e restauração conforme contrato.</w:t>
+        <w:t>ブラジル人顧客への説明方法</w:t>
+      </w:r>
+    </w:p>
+    <w:p>
+      <w:r>
+        <w:t>Leitura para pronúncia: ヴァモス コンフィルマール LUVAS ジ ロカサォン イ エスプリカール ジ フォルマ シンプレス コンフォルミ オ コントラート</w:t>
+      </w:r>
+    </w:p>
+    <w:p>
+      <w:r>
+        <w:t>Português brasileiro: Vamos confirmar luvas de locação e explicar de forma simples, conforme o contrato.</w:t>
+      </w:r>
+    </w:p>
+    <w:p>
+      <w:r>
+        <w:t>日本語確認用: 「Luvas de locação」について、契約内容に沿って分かりやすく確認します。</w:t>
       </w:r>
     </w:p>
     <w:p>
@@ -2353,7 +3385,7 @@
         <w:pStyle w:val="Heading2"/>
       </w:pPr>
       <w:r>
-        <w:t>Frases utilizadas</w:t>
+        <w:t>使用フレーズ</w:t>
       </w:r>
     </w:p>
     <w:p>
@@ -2361,23 +3393,49 @@
         <w:pStyle w:val="Heading3"/>
       </w:pPr>
       <w:r>
-        <w:t>Japonês</w:t>
-      </w:r>
-    </w:p>
-    <w:p>
-      <w:pPr>
-        <w:pStyle w:val="ListBullet"/>
-      </w:pPr>
-      <w:r>
-        <w:t>原状回復について確認しましょう。</w:t>
-      </w:r>
-    </w:p>
-    <w:p>
-      <w:pPr>
-        <w:pStyle w:val="ListBullet"/>
-      </w:pPr>
-      <w:r>
-        <w:t>賃貸契約と保険の関係を分かりやすく説明します。</w:t>
+        <w:t>顧客に伝えるポルトガル語</w:t>
+      </w:r>
+    </w:p>
+    <w:p>
+      <w:pPr>
+        <w:pStyle w:val="ListBullet"/>
+      </w:pPr>
+      <w:r>
+        <w:t>Leitura para pronúncia: ヴァモス コンフィルマール LUVAS ジ ロカサォン</w:t>
+      </w:r>
+    </w:p>
+    <w:p>
+      <w:r>
+        <w:t xml:space="preserve">  Português brasileiro: Vamos confirmar luvas de locação.</w:t>
+      </w:r>
+    </w:p>
+    <w:p>
+      <w:pPr>
+        <w:pStyle w:val="ListBullet2"/>
+      </w:pPr>
+      <w:r>
+        <w:t>日本語確認用: 「Luvas de locação」について確認しましょう。</w:t>
+      </w:r>
+    </w:p>
+    <w:p>
+      <w:pPr>
+        <w:pStyle w:val="ListBullet"/>
+      </w:pPr>
+      <w:r>
+        <w:t>Leitura para pronúncia: VOU エスプリカール ジ フォルマ シンプレス コンフォルミ オ コントラート</w:t>
+      </w:r>
+    </w:p>
+    <w:p>
+      <w:r>
+        <w:t xml:space="preserve">  Português brasileiro: Vou explicar de forma simples, conforme o contrato.</w:t>
+      </w:r>
+    </w:p>
+    <w:p>
+      <w:pPr>
+        <w:pStyle w:val="ListBullet2"/>
+      </w:pPr>
+      <w:r>
+        <w:t>日本語確認用: 契約内容に沿って、分かりやすく説明します。</w:t>
       </w:r>
     </w:p>
     <w:p>
@@ -2385,23 +3443,23 @@
         <w:pStyle w:val="Heading3"/>
       </w:pPr>
       <w:r>
-        <w:t>Português brasileiro</w:t>
-      </w:r>
-    </w:p>
-    <w:p>
-      <w:pPr>
-        <w:pStyle w:val="ListBullet"/>
-      </w:pPr>
-      <w:r>
-        <w:t>Vamos confirmar restauração ao estado original.</w:t>
-      </w:r>
-    </w:p>
-    <w:p>
-      <w:pPr>
-        <w:pStyle w:val="ListBullet"/>
-      </w:pPr>
-      <w:r>
-        <w:t>Vou explicar a relação entre aluguel, responsabilidade e seguro de forma simples.</w:t>
+        <w:t>社内確認用の日本語</w:t>
+      </w:r>
+    </w:p>
+    <w:p>
+      <w:pPr>
+        <w:pStyle w:val="ListBullet"/>
+      </w:pPr>
+      <w:r>
+        <w:t>礼金について確認しましょう。</w:t>
+      </w:r>
+    </w:p>
+    <w:p>
+      <w:pPr>
+        <w:pStyle w:val="ListBullet"/>
+      </w:pPr>
+      <w:r>
+        <w:t>契約内容と必要書類を分けて確認します.</w:t>
       </w:r>
     </w:p>
     <w:p>
@@ -2409,15 +3467,15 @@
         <w:pStyle w:val="Heading2"/>
       </w:pPr>
       <w:r>
-        <w:t>Perguntas frequentes</w:t>
-      </w:r>
-    </w:p>
-    <w:p>
-      <w:pPr>
-        <w:pStyle w:val="ListBullet"/>
-      </w:pPr>
-      <w:r>
-        <w:t>FAQ-HOME-0007</w:t>
+        <w:t>よくある質問</w:t>
+      </w:r>
+    </w:p>
+    <w:p>
+      <w:pPr>
+        <w:pStyle w:val="ListBullet"/>
+      </w:pPr>
+      <w:r>
+        <w:t>FAQ-HOME-0009</w:t>
       </w:r>
     </w:p>
     <w:p>
@@ -2425,15 +3483,7 @@
         <w:pStyle w:val="Heading2"/>
       </w:pPr>
       <w:r>
-        <w:t>Termos relacionados</w:t>
-      </w:r>
-    </w:p>
-    <w:p>
-      <w:pPr>
-        <w:pStyle w:val="ListBullet"/>
-      </w:pPr>
-      <w:r>
-        <w:t>HOME-0006 - 修理費用 - Despesas de reparo</w:t>
+        <w:t>関連用語</w:t>
       </w:r>
     </w:p>
     <w:p>
@@ -2446,26 +3496,34 @@
     </w:p>
     <w:p>
       <w:pPr>
+        <w:pStyle w:val="ListBullet"/>
+      </w:pPr>
+      <w:r>
+        <w:t>HOME-0010 - 保証会社 - Empresa garantidora</w:t>
+      </w:r>
+    </w:p>
+    <w:p>
+      <w:pPr>
         <w:pStyle w:val="Heading2"/>
       </w:pPr>
       <w:r>
-        <w:t>Referências cruzadas</w:t>
-      </w:r>
-    </w:p>
-    <w:p>
-      <w:pPr>
-        <w:pStyle w:val="ListBullet"/>
-      </w:pPr>
-      <w:r>
-        <w:t>FAQ-HOME-0007</w:t>
-      </w:r>
-    </w:p>
-    <w:p>
-      <w:pPr>
-        <w:pStyle w:val="ListBullet"/>
-      </w:pPr>
-      <w:r>
-        <w:t>DIALOGUE-HOME-0002</w:t>
+        <w:t>相互参照</w:t>
+      </w:r>
+    </w:p>
+    <w:p>
+      <w:pPr>
+        <w:pStyle w:val="ListBullet"/>
+      </w:pPr>
+      <w:r>
+        <w:t>FAQ-HOME-0009</w:t>
+      </w:r>
+    </w:p>
+    <w:p>
+      <w:pPr>
+        <w:pStyle w:val="ListBullet"/>
+      </w:pPr>
+      <w:r>
+        <w:t>DIALOGUE-HOME-0003</w:t>
       </w:r>
     </w:p>
     <w:p>
@@ -2481,7 +3539,7 @@
         <w:pStyle w:val="Heading2"/>
       </w:pPr>
       <w:r>
-        <w:t>Referências</w:t>
+        <w:t>参考資料</w:t>
       </w:r>
     </w:p>
     <w:p>
@@ -2497,7 +3555,7 @@
         <w:pStyle w:val="Heading2"/>
       </w:pPr>
       <w:r>
-        <w:t>Tags</w:t>
+        <w:t>タグ</w:t>
       </w:r>
     </w:p>
     <w:p>
@@ -2521,7 +3579,7 @@
         <w:pStyle w:val="ListBullet"/>
       </w:pPr>
       <w:r>
-        <w:t>restauracao-ao-estado-original</w:t>
+        <w:t>luvas-de-locacao</w:t>
       </w:r>
     </w:p>
     <w:p>
@@ -2537,15 +3595,15 @@
         <w:pStyle w:val="Heading2"/>
       </w:pPr>
       <w:r>
-        <w:t>Veja também</w:t>
-      </w:r>
-    </w:p>
-    <w:p>
-      <w:pPr>
-        <w:pStyle w:val="ListBullet"/>
-      </w:pPr>
-      <w:r>
-        <w:t>`14_FAQ/HOME/FAQ-HOME-0007.md`</w:t>
+        <w:t>関連項目</w:t>
+      </w:r>
+    </w:p>
+    <w:p>
+      <w:pPr>
+        <w:pStyle w:val="ListBullet"/>
+      </w:pPr>
+      <w:r>
+        <w:t>`14_FAQ/HOME/FAQ-HOME-0009.md`</w:t>
       </w:r>
     </w:p>
     <w:p>
@@ -2553,7 +3611,7 @@
         <w:pStyle w:val="Heading2"/>
       </w:pPr>
       <w:r>
-        <w:t>Histórico de revisão</w:t>
+        <w:t>改訂履歴</w:t>
       </w:r>
     </w:p>
     <w:p>
@@ -2581,7 +3639,7 @@
         <w:pStyle w:val="Heading1"/>
       </w:pPr>
       <w:r>
-        <w:t>HOME-0008 - 敷金 - Depósito caução</w:t>
+        <w:t>HOME-0010 - 保証会社 - Empresa garantidora</w:t>
       </w:r>
     </w:p>
     <w:p>
@@ -2589,7 +3647,7 @@
         <w:pStyle w:val="Heading2"/>
       </w:pPr>
       <w:r>
-        <w:t>Controle</w:t>
+        <w:t>管理情報</w:t>
       </w:r>
     </w:p>
     <w:p>
@@ -2629,12 +3687,12 @@
         <w:pStyle w:val="Heading2"/>
       </w:pPr>
       <w:r>
-        <w:t>Código</w:t>
-      </w:r>
-    </w:p>
-    <w:p>
-      <w:r>
-        <w:t>HOME-0008</w:t>
+        <w:t>コード</w:t>
+      </w:r>
+    </w:p>
+    <w:p>
+      <w:r>
+        <w:t>HOME-0010</w:t>
       </w:r>
     </w:p>
     <w:p>
@@ -2642,7 +3700,7 @@
         <w:pStyle w:val="Heading2"/>
       </w:pPr>
       <w:r>
-        <w:t>Categoria</w:t>
+        <w:t>カテゴリー</w:t>
       </w:r>
     </w:p>
     <w:p>
@@ -2655,12 +3713,12 @@
         <w:pStyle w:val="Heading2"/>
       </w:pPr>
       <w:r>
-        <w:t>Termo Japonês</w:t>
-      </w:r>
-    </w:p>
-    <w:p>
-      <w:r>
-        <w:t>敷金</w:t>
+        <w:t>日本語用語</w:t>
+      </w:r>
+    </w:p>
+    <w:p>
+      <w:r>
+        <w:t>保証会社</w:t>
       </w:r>
     </w:p>
     <w:p>
@@ -2668,12 +3726,12 @@
         <w:pStyle w:val="Heading2"/>
       </w:pPr>
       <w:r>
-        <w:t>Tradução Português</w:t>
-      </w:r>
-    </w:p>
-    <w:p>
-      <w:r>
-        <w:t>Depósito caução</w:t>
+        <w:t>ポルトガル語訳</w:t>
+      </w:r>
+    </w:p>
+    <w:p>
+      <w:r>
+        <w:t>Empresa garantidora</w:t>
       </w:r>
     </w:p>
     <w:p>
@@ -2681,12 +3739,12 @@
         <w:pStyle w:val="Heading2"/>
       </w:pPr>
       <w:r>
-        <w:t>Definição Técnica</w:t>
-      </w:r>
-    </w:p>
-    <w:p>
-      <w:r>
-        <w:t>Valor pago no início da locação para garantir obrigações do inquilino, podendo ser usado em reparos ou débitos conforme contrato.</w:t>
+        <w:t>技術的定義</w:t>
+      </w:r>
+    </w:p>
+    <w:p>
+      <w:r>
+        <w:t>保証会社とは、住居・賃貸関連の保険の相談・契約・保険金請求または契約管理において確認すべき専門用語です。具体的な意味、適用範囲、必要書類、支払可否は、保険商品、契約条件、事故状況および保険会社の判断によって異なります。</w:t>
       </w:r>
     </w:p>
     <w:p>
@@ -2694,12 +3752,12 @@
         <w:pStyle w:val="Heading2"/>
       </w:pPr>
       <w:r>
-        <w:t>Explicação Simplificada</w:t>
-      </w:r>
-    </w:p>
-    <w:p>
-      <w:r>
-        <w:t>É um depósito de garantia do aluguel.</w:t>
+        <w:t>簡単な説明</w:t>
+      </w:r>
+    </w:p>
+    <w:p>
+      <w:r>
+        <w:t>お客様には、「Empresa garantidora」に関する内容を、契約内容、条件、必要書類に分けて確認することとして説明します。</w:t>
       </w:r>
     </w:p>
     <w:p>
@@ -2707,12 +3765,22 @@
         <w:pStyle w:val="Heading2"/>
       </w:pPr>
       <w:r>
-        <w:t>Como explicar ao cliente brasileiro</w:t>
-      </w:r>
-    </w:p>
-    <w:p>
-      <w:r>
-        <w:t>O depósito pode ser ajustado na saída, dependendo de aluguel, limpeza e danos.</w:t>
+        <w:t>ブラジル人顧客への説明方法</w:t>
+      </w:r>
+    </w:p>
+    <w:p>
+      <w:r>
+        <w:t>Leitura para pronúncia: ヴァモス コンフィルマール EMPRESA GARANTIDORA イ エスプリカール ジ フォルマ シンプレス コンフォルミ オ コントラート</w:t>
+      </w:r>
+    </w:p>
+    <w:p>
+      <w:r>
+        <w:t>Português brasileiro: Vamos confirmar empresa garantidora e explicar de forma simples, conforme o contrato.</w:t>
+      </w:r>
+    </w:p>
+    <w:p>
+      <w:r>
+        <w:t>日本語確認用: 「Empresa garantidora」について、契約内容に沿って分かりやすく確認します。</w:t>
       </w:r>
     </w:p>
     <w:p>
@@ -2720,7 +3788,7 @@
         <w:pStyle w:val="Heading2"/>
       </w:pPr>
       <w:r>
-        <w:t>Frases utilizadas</w:t>
+        <w:t>使用フレーズ</w:t>
       </w:r>
     </w:p>
     <w:p>
@@ -2728,23 +3796,49 @@
         <w:pStyle w:val="Heading3"/>
       </w:pPr>
       <w:r>
-        <w:t>Japonês</w:t>
-      </w:r>
-    </w:p>
-    <w:p>
-      <w:pPr>
-        <w:pStyle w:val="ListBullet"/>
-      </w:pPr>
-      <w:r>
-        <w:t>敷金について確認しましょう。</w:t>
-      </w:r>
-    </w:p>
-    <w:p>
-      <w:pPr>
-        <w:pStyle w:val="ListBullet"/>
-      </w:pPr>
-      <w:r>
-        <w:t>賃貸契約と保険の関係を分かりやすく説明します。</w:t>
+        <w:t>顧客に伝えるポルトガル語</w:t>
+      </w:r>
+    </w:p>
+    <w:p>
+      <w:pPr>
+        <w:pStyle w:val="ListBullet"/>
+      </w:pPr>
+      <w:r>
+        <w:t>Leitura para pronúncia: ヴァモス コンフィルマール EMPRESA GARANTIDORA</w:t>
+      </w:r>
+    </w:p>
+    <w:p>
+      <w:r>
+        <w:t xml:space="preserve">  Português brasileiro: Vamos confirmar empresa garantidora.</w:t>
+      </w:r>
+    </w:p>
+    <w:p>
+      <w:pPr>
+        <w:pStyle w:val="ListBullet2"/>
+      </w:pPr>
+      <w:r>
+        <w:t>日本語確認用: 「Empresa garantidora」について確認しましょう。</w:t>
+      </w:r>
+    </w:p>
+    <w:p>
+      <w:pPr>
+        <w:pStyle w:val="ListBullet"/>
+      </w:pPr>
+      <w:r>
+        <w:t>Leitura para pronúncia: VOU エスプリカール ジ フォルマ シンプレス コンフォルミ オ コントラート</w:t>
+      </w:r>
+    </w:p>
+    <w:p>
+      <w:r>
+        <w:t xml:space="preserve">  Português brasileiro: Vou explicar de forma simples, conforme o contrato.</w:t>
+      </w:r>
+    </w:p>
+    <w:p>
+      <w:pPr>
+        <w:pStyle w:val="ListBullet2"/>
+      </w:pPr>
+      <w:r>
+        <w:t>日本語確認用: 契約内容に沿って、分かりやすく説明します。</w:t>
       </w:r>
     </w:p>
     <w:p>
@@ -2752,23 +3846,23 @@
         <w:pStyle w:val="Heading3"/>
       </w:pPr>
       <w:r>
-        <w:t>Português brasileiro</w:t>
-      </w:r>
-    </w:p>
-    <w:p>
-      <w:pPr>
-        <w:pStyle w:val="ListBullet"/>
-      </w:pPr>
-      <w:r>
-        <w:t>Vamos confirmar depósito caução.</w:t>
-      </w:r>
-    </w:p>
-    <w:p>
-      <w:pPr>
-        <w:pStyle w:val="ListBullet"/>
-      </w:pPr>
-      <w:r>
-        <w:t>Vou explicar a relação entre aluguel, responsabilidade e seguro de forma simples.</w:t>
+        <w:t>社内確認用の日本語</w:t>
+      </w:r>
+    </w:p>
+    <w:p>
+      <w:pPr>
+        <w:pStyle w:val="ListBullet"/>
+      </w:pPr>
+      <w:r>
+        <w:t>保証会社について確認しましょう。</w:t>
+      </w:r>
+    </w:p>
+    <w:p>
+      <w:pPr>
+        <w:pStyle w:val="ListBullet"/>
+      </w:pPr>
+      <w:r>
+        <w:t>契約内容と必要書類を分けて確認します.</w:t>
       </w:r>
     </w:p>
     <w:p>
@@ -2776,15 +3870,15 @@
         <w:pStyle w:val="Heading2"/>
       </w:pPr>
       <w:r>
-        <w:t>Perguntas frequentes</w:t>
-      </w:r>
-    </w:p>
-    <w:p>
-      <w:pPr>
-        <w:pStyle w:val="ListBullet"/>
-      </w:pPr>
-      <w:r>
-        <w:t>FAQ-HOME-0008</w:t>
+        <w:t>よくある質問</w:t>
+      </w:r>
+    </w:p>
+    <w:p>
+      <w:pPr>
+        <w:pStyle w:val="ListBullet"/>
+      </w:pPr>
+      <w:r>
+        <w:t>FAQ-HOME-0010</w:t>
       </w:r>
     </w:p>
     <w:p>
@@ -2792,15 +3886,7 @@
         <w:pStyle w:val="Heading2"/>
       </w:pPr>
       <w:r>
-        <w:t>Termos relacionados</w:t>
-      </w:r>
-    </w:p>
-    <w:p>
-      <w:pPr>
-        <w:pStyle w:val="ListBullet"/>
-      </w:pPr>
-      <w:r>
-        <w:t>HOME-0007 - 原状回復 - Restauração ao estado original</w:t>
+        <w:t>関連用語</w:t>
       </w:r>
     </w:p>
     <w:p>
@@ -2813,34 +3899,42 @@
     </w:p>
     <w:p>
       <w:pPr>
+        <w:pStyle w:val="ListBullet"/>
+      </w:pPr>
+      <w:r>
+        <w:t>HOME-0011 - 連帯保証人 - Fiador solidário</w:t>
+      </w:r>
+    </w:p>
+    <w:p>
+      <w:pPr>
         <w:pStyle w:val="Heading2"/>
       </w:pPr>
       <w:r>
-        <w:t>Referências cruzadas</w:t>
-      </w:r>
-    </w:p>
-    <w:p>
-      <w:pPr>
-        <w:pStyle w:val="ListBullet"/>
-      </w:pPr>
-      <w:r>
-        <w:t>FAQ-HOME-0008</w:t>
-      </w:r>
-    </w:p>
-    <w:p>
-      <w:pPr>
-        <w:pStyle w:val="ListBullet"/>
-      </w:pPr>
-      <w:r>
-        <w:t>DIALOGUE-HOME-0002</w:t>
-      </w:r>
-    </w:p>
-    <w:p>
-      <w:pPr>
-        <w:pStyle w:val="ListBullet"/>
-      </w:pPr>
-      <w:r>
-        <w:t>CASE-HOME-0003</w:t>
+        <w:t>相互参照</w:t>
+      </w:r>
+    </w:p>
+    <w:p>
+      <w:pPr>
+        <w:pStyle w:val="ListBullet"/>
+      </w:pPr>
+      <w:r>
+        <w:t>FAQ-HOME-0010</w:t>
+      </w:r>
+    </w:p>
+    <w:p>
+      <w:pPr>
+        <w:pStyle w:val="ListBullet"/>
+      </w:pPr>
+      <w:r>
+        <w:t>DIALOGUE-HOME-0003</w:t>
+      </w:r>
+    </w:p>
+    <w:p>
+      <w:pPr>
+        <w:pStyle w:val="ListBullet"/>
+      </w:pPr>
+      <w:r>
+        <w:t>CASE-HOME-0004</w:t>
       </w:r>
     </w:p>
     <w:p>
@@ -2848,7 +3942,7 @@
         <w:pStyle w:val="Heading2"/>
       </w:pPr>
       <w:r>
-        <w:t>Referências</w:t>
+        <w:t>参考資料</w:t>
       </w:r>
     </w:p>
     <w:p>
@@ -2864,7 +3958,7 @@
         <w:pStyle w:val="Heading2"/>
       </w:pPr>
       <w:r>
-        <w:t>Tags</w:t>
+        <w:t>タグ</w:t>
       </w:r>
     </w:p>
     <w:p>
@@ -2888,7 +3982,7 @@
         <w:pStyle w:val="ListBullet"/>
       </w:pPr>
       <w:r>
-        <w:t>deposito-caucao</w:t>
+        <w:t>empresa-garantidora</w:t>
       </w:r>
     </w:p>
     <w:p>
@@ -2904,15 +3998,15 @@
         <w:pStyle w:val="Heading2"/>
       </w:pPr>
       <w:r>
-        <w:t>Veja também</w:t>
-      </w:r>
-    </w:p>
-    <w:p>
-      <w:pPr>
-        <w:pStyle w:val="ListBullet"/>
-      </w:pPr>
-      <w:r>
-        <w:t>`14_FAQ/HOME/FAQ-HOME-0008.md`</w:t>
+        <w:t>関連項目</w:t>
+      </w:r>
+    </w:p>
+    <w:p>
+      <w:pPr>
+        <w:pStyle w:val="ListBullet"/>
+      </w:pPr>
+      <w:r>
+        <w:t>`14_FAQ/HOME/FAQ-HOME-0010.md`</w:t>
       </w:r>
     </w:p>
     <w:p>
@@ -2920,7 +4014,7 @@
         <w:pStyle w:val="Heading2"/>
       </w:pPr>
       <w:r>
-        <w:t>Histórico de revisão</w:t>
+        <w:t>改訂履歴</w:t>
       </w:r>
     </w:p>
     <w:p>
@@ -2948,7 +4042,7 @@
         <w:pStyle w:val="Heading1"/>
       </w:pPr>
       <w:r>
-        <w:t>HOME-0009 - 礼金 - Luvas de locação</w:t>
+        <w:t>HOME-0011 - 連帯保証人 - Fiador solidário</w:t>
       </w:r>
     </w:p>
     <w:p>
@@ -2956,7 +4050,7 @@
         <w:pStyle w:val="Heading2"/>
       </w:pPr>
       <w:r>
-        <w:t>Controle</w:t>
+        <w:t>管理情報</w:t>
       </w:r>
     </w:p>
     <w:p>
@@ -2996,12 +4090,12 @@
         <w:pStyle w:val="Heading2"/>
       </w:pPr>
       <w:r>
-        <w:t>Código</w:t>
-      </w:r>
-    </w:p>
-    <w:p>
-      <w:r>
-        <w:t>HOME-0009</w:t>
+        <w:t>コード</w:t>
+      </w:r>
+    </w:p>
+    <w:p>
+      <w:r>
+        <w:t>HOME-0011</w:t>
       </w:r>
     </w:p>
     <w:p>
@@ -3009,7 +4103,7 @@
         <w:pStyle w:val="Heading2"/>
       </w:pPr>
       <w:r>
-        <w:t>Categoria</w:t>
+        <w:t>カテゴリー</w:t>
       </w:r>
     </w:p>
     <w:p>
@@ -3022,12 +4116,12 @@
         <w:pStyle w:val="Heading2"/>
       </w:pPr>
       <w:r>
-        <w:t>Termo Japonês</w:t>
-      </w:r>
-    </w:p>
-    <w:p>
-      <w:r>
-        <w:t>礼金</w:t>
+        <w:t>日本語用語</w:t>
+      </w:r>
+    </w:p>
+    <w:p>
+      <w:r>
+        <w:t>連帯保証人</w:t>
       </w:r>
     </w:p>
     <w:p>
@@ -3035,12 +4129,12 @@
         <w:pStyle w:val="Heading2"/>
       </w:pPr>
       <w:r>
-        <w:t>Tradução Português</w:t>
-      </w:r>
-    </w:p>
-    <w:p>
-      <w:r>
-        <w:t>Luvas de locação</w:t>
+        <w:t>ポルトガル語訳</w:t>
+      </w:r>
+    </w:p>
+    <w:p>
+      <w:r>
+        <w:t>Fiador solidário</w:t>
       </w:r>
     </w:p>
     <w:p>
@@ -3048,12 +4142,12 @@
         <w:pStyle w:val="Heading2"/>
       </w:pPr>
       <w:r>
-        <w:t>Definição Técnica</w:t>
-      </w:r>
-    </w:p>
-    <w:p>
-      <w:r>
-        <w:t>Valor pago ao proprietário no início da locação, normalmente sem devolução, conforme prática contratual.</w:t>
+        <w:t>技術的定義</w:t>
+      </w:r>
+    </w:p>
+    <w:p>
+      <w:r>
+        <w:t>連帯保証人とは、住居・賃貸関連の保険の相談・契約・保険金請求または契約管理において確認すべき専門用語です。具体的な意味、適用範囲、必要書類、支払可否は、保険商品、契約条件、事故状況および保険会社の判断によって異なります。</w:t>
       </w:r>
     </w:p>
     <w:p>
@@ -3061,12 +4155,12 @@
         <w:pStyle w:val="Heading2"/>
       </w:pPr>
       <w:r>
-        <w:t>Explicação Simplificada</w:t>
-      </w:r>
-    </w:p>
-    <w:p>
-      <w:r>
-        <w:t>É um pagamento inicial que geralmente não volta.</w:t>
+        <w:t>簡単な説明</w:t>
+      </w:r>
+    </w:p>
+    <w:p>
+      <w:r>
+        <w:t>お客様には、「Fiador solidário」に関する内容を、契約内容、条件、必要書類に分けて確認することとして説明します。</w:t>
       </w:r>
     </w:p>
     <w:p>
@@ -3074,12 +4168,22 @@
         <w:pStyle w:val="Heading2"/>
       </w:pPr>
       <w:r>
-        <w:t>Como explicar ao cliente brasileiro</w:t>
-      </w:r>
-    </w:p>
-    <w:p>
-      <w:r>
-        <w:t>É importante diferenciar luvas de depósito caução para evitar expectativa errada.</w:t>
+        <w:t>ブラジル人顧客への説明方法</w:t>
+      </w:r>
+    </w:p>
+    <w:p>
+      <w:r>
+        <w:t>Leitura para pronúncia: ヴァモス コンフィルマール FIADOR SOLIDÁRIO イ エスプリカール ジ フォルマ シンプレス コンフォルミ オ コントラート</w:t>
+      </w:r>
+    </w:p>
+    <w:p>
+      <w:r>
+        <w:t>Português brasileiro: Vamos confirmar fiador solidário e explicar de forma simples, conforme o contrato.</w:t>
+      </w:r>
+    </w:p>
+    <w:p>
+      <w:r>
+        <w:t>日本語確認用: 「Fiador solidário」について、契約内容に沿って分かりやすく確認します。</w:t>
       </w:r>
     </w:p>
     <w:p>
@@ -3087,7 +4191,7 @@
         <w:pStyle w:val="Heading2"/>
       </w:pPr>
       <w:r>
-        <w:t>Frases utilizadas</w:t>
+        <w:t>使用フレーズ</w:t>
       </w:r>
     </w:p>
     <w:p>
@@ -3095,23 +4199,49 @@
         <w:pStyle w:val="Heading3"/>
       </w:pPr>
       <w:r>
-        <w:t>Japonês</w:t>
-      </w:r>
-    </w:p>
-    <w:p>
-      <w:pPr>
-        <w:pStyle w:val="ListBullet"/>
-      </w:pPr>
-      <w:r>
-        <w:t>礼金について確認しましょう。</w:t>
-      </w:r>
-    </w:p>
-    <w:p>
-      <w:pPr>
-        <w:pStyle w:val="ListBullet"/>
-      </w:pPr>
-      <w:r>
-        <w:t>賃貸契約と保険の関係を分かりやすく説明します。</w:t>
+        <w:t>顧客に伝えるポルトガル語</w:t>
+      </w:r>
+    </w:p>
+    <w:p>
+      <w:pPr>
+        <w:pStyle w:val="ListBullet"/>
+      </w:pPr>
+      <w:r>
+        <w:t>Leitura para pronúncia: ヴァモス コンフィルマール FIADOR SOLIDÁRIO</w:t>
+      </w:r>
+    </w:p>
+    <w:p>
+      <w:r>
+        <w:t xml:space="preserve">  Português brasileiro: Vamos confirmar fiador solidário.</w:t>
+      </w:r>
+    </w:p>
+    <w:p>
+      <w:pPr>
+        <w:pStyle w:val="ListBullet2"/>
+      </w:pPr>
+      <w:r>
+        <w:t>日本語確認用: 「Fiador solidário」について確認しましょう。</w:t>
+      </w:r>
+    </w:p>
+    <w:p>
+      <w:pPr>
+        <w:pStyle w:val="ListBullet"/>
+      </w:pPr>
+      <w:r>
+        <w:t>Leitura para pronúncia: VOU エスプリカール ジ フォルマ シンプレス コンフォルミ オ コントラート</w:t>
+      </w:r>
+    </w:p>
+    <w:p>
+      <w:r>
+        <w:t xml:space="preserve">  Português brasileiro: Vou explicar de forma simples, conforme o contrato.</w:t>
+      </w:r>
+    </w:p>
+    <w:p>
+      <w:pPr>
+        <w:pStyle w:val="ListBullet2"/>
+      </w:pPr>
+      <w:r>
+        <w:t>日本語確認用: 契約内容に沿って、分かりやすく説明します。</w:t>
       </w:r>
     </w:p>
     <w:p>
@@ -3119,23 +4249,23 @@
         <w:pStyle w:val="Heading3"/>
       </w:pPr>
       <w:r>
-        <w:t>Português brasileiro</w:t>
-      </w:r>
-    </w:p>
-    <w:p>
-      <w:pPr>
-        <w:pStyle w:val="ListBullet"/>
-      </w:pPr>
-      <w:r>
-        <w:t>Vamos confirmar luvas de locação.</w:t>
-      </w:r>
-    </w:p>
-    <w:p>
-      <w:pPr>
-        <w:pStyle w:val="ListBullet"/>
-      </w:pPr>
-      <w:r>
-        <w:t>Vou explicar a relação entre aluguel, responsabilidade e seguro de forma simples.</w:t>
+        <w:t>社内確認用の日本語</w:t>
+      </w:r>
+    </w:p>
+    <w:p>
+      <w:pPr>
+        <w:pStyle w:val="ListBullet"/>
+      </w:pPr>
+      <w:r>
+        <w:t>連帯保証人について確認しましょう。</w:t>
+      </w:r>
+    </w:p>
+    <w:p>
+      <w:pPr>
+        <w:pStyle w:val="ListBullet"/>
+      </w:pPr>
+      <w:r>
+        <w:t>契約内容と必要書類を分けて確認します.</w:t>
       </w:r>
     </w:p>
     <w:p>
@@ -3143,15 +4273,15 @@
         <w:pStyle w:val="Heading2"/>
       </w:pPr>
       <w:r>
-        <w:t>Perguntas frequentes</w:t>
-      </w:r>
-    </w:p>
-    <w:p>
-      <w:pPr>
-        <w:pStyle w:val="ListBullet"/>
-      </w:pPr>
-      <w:r>
-        <w:t>FAQ-HOME-0009</w:t>
+        <w:t>よくある質問</w:t>
+      </w:r>
+    </w:p>
+    <w:p>
+      <w:pPr>
+        <w:pStyle w:val="ListBullet"/>
+      </w:pPr>
+      <w:r>
+        <w:t>FAQ-HOME-0011</w:t>
       </w:r>
     </w:p>
     <w:p>
@@ -3159,15 +4289,7 @@
         <w:pStyle w:val="Heading2"/>
       </w:pPr>
       <w:r>
-        <w:t>Termos relacionados</w:t>
-      </w:r>
-    </w:p>
-    <w:p>
-      <w:pPr>
-        <w:pStyle w:val="ListBullet"/>
-      </w:pPr>
-      <w:r>
-        <w:t>HOME-0008 - 敷金 - Depósito caução</w:t>
+        <w:t>関連用語</w:t>
       </w:r>
     </w:p>
     <w:p>
@@ -3180,18 +4302,26 @@
     </w:p>
     <w:p>
       <w:pPr>
+        <w:pStyle w:val="ListBullet"/>
+      </w:pPr>
+      <w:r>
+        <w:t>HOME-0012 - 管理会社 - Administradora do imóvel</w:t>
+      </w:r>
+    </w:p>
+    <w:p>
+      <w:pPr>
         <w:pStyle w:val="Heading2"/>
       </w:pPr>
       <w:r>
-        <w:t>Referências cruzadas</w:t>
-      </w:r>
-    </w:p>
-    <w:p>
-      <w:pPr>
-        <w:pStyle w:val="ListBullet"/>
-      </w:pPr>
-      <w:r>
-        <w:t>FAQ-HOME-0009</w:t>
+        <w:t>相互参照</w:t>
+      </w:r>
+    </w:p>
+    <w:p>
+      <w:pPr>
+        <w:pStyle w:val="ListBullet"/>
+      </w:pPr>
+      <w:r>
+        <w:t>FAQ-HOME-0011</w:t>
       </w:r>
     </w:p>
     <w:p>
@@ -3207,7 +4337,7 @@
         <w:pStyle w:val="ListBullet"/>
       </w:pPr>
       <w:r>
-        <w:t>CASE-HOME-0003</w:t>
+        <w:t>CASE-HOME-0004</w:t>
       </w:r>
     </w:p>
     <w:p>
@@ -3215,7 +4345,7 @@
         <w:pStyle w:val="Heading2"/>
       </w:pPr>
       <w:r>
-        <w:t>Referências</w:t>
+        <w:t>参考資料</w:t>
       </w:r>
     </w:p>
     <w:p>
@@ -3231,7 +4361,7 @@
         <w:pStyle w:val="Heading2"/>
       </w:pPr>
       <w:r>
-        <w:t>Tags</w:t>
+        <w:t>タグ</w:t>
       </w:r>
     </w:p>
     <w:p>
@@ -3255,7 +4385,7 @@
         <w:pStyle w:val="ListBullet"/>
       </w:pPr>
       <w:r>
-        <w:t>luvas-de-locacao</w:t>
+        <w:t>fiador-solidario</w:t>
       </w:r>
     </w:p>
     <w:p>
@@ -3271,15 +4401,15 @@
         <w:pStyle w:val="Heading2"/>
       </w:pPr>
       <w:r>
-        <w:t>Veja também</w:t>
-      </w:r>
-    </w:p>
-    <w:p>
-      <w:pPr>
-        <w:pStyle w:val="ListBullet"/>
-      </w:pPr>
-      <w:r>
-        <w:t>`14_FAQ/HOME/FAQ-HOME-0009.md`</w:t>
+        <w:t>関連項目</w:t>
+      </w:r>
+    </w:p>
+    <w:p>
+      <w:pPr>
+        <w:pStyle w:val="ListBullet"/>
+      </w:pPr>
+      <w:r>
+        <w:t>`14_FAQ/HOME/FAQ-HOME-0011.md`</w:t>
       </w:r>
     </w:p>
     <w:p>
@@ -3287,7 +4417,7 @@
         <w:pStyle w:val="Heading2"/>
       </w:pPr>
       <w:r>
-        <w:t>Histórico de revisão</w:t>
+        <w:t>改訂履歴</w:t>
       </w:r>
     </w:p>
     <w:p>
@@ -3315,7 +4445,7 @@
         <w:pStyle w:val="Heading1"/>
       </w:pPr>
       <w:r>
-        <w:t>HOME-0010 - 保証会社 - Empresa garantidora</w:t>
+        <w:t>HOME-0012 - 管理会社 - Administradora do imóvel</w:t>
       </w:r>
     </w:p>
     <w:p>
@@ -3323,7 +4453,7 @@
         <w:pStyle w:val="Heading2"/>
       </w:pPr>
       <w:r>
-        <w:t>Controle</w:t>
+        <w:t>管理情報</w:t>
       </w:r>
     </w:p>
     <w:p>
@@ -3363,12 +4493,12 @@
         <w:pStyle w:val="Heading2"/>
       </w:pPr>
       <w:r>
-        <w:t>Código</w:t>
-      </w:r>
-    </w:p>
-    <w:p>
-      <w:r>
-        <w:t>HOME-0010</w:t>
+        <w:t>コード</w:t>
+      </w:r>
+    </w:p>
+    <w:p>
+      <w:r>
+        <w:t>HOME-0012</w:t>
       </w:r>
     </w:p>
     <w:p>
@@ -3376,7 +4506,7 @@
         <w:pStyle w:val="Heading2"/>
       </w:pPr>
       <w:r>
-        <w:t>Categoria</w:t>
+        <w:t>カテゴリー</w:t>
       </w:r>
     </w:p>
     <w:p>
@@ -3389,12 +4519,12 @@
         <w:pStyle w:val="Heading2"/>
       </w:pPr>
       <w:r>
-        <w:t>Termo Japonês</w:t>
-      </w:r>
-    </w:p>
-    <w:p>
-      <w:r>
-        <w:t>保証会社</w:t>
+        <w:t>日本語用語</w:t>
+      </w:r>
+    </w:p>
+    <w:p>
+      <w:r>
+        <w:t>管理会社</w:t>
       </w:r>
     </w:p>
     <w:p>
@@ -3402,12 +4532,12 @@
         <w:pStyle w:val="Heading2"/>
       </w:pPr>
       <w:r>
-        <w:t>Tradução Português</w:t>
-      </w:r>
-    </w:p>
-    <w:p>
-      <w:r>
-        <w:t>Empresa garantidora</w:t>
+        <w:t>ポルトガル語訳</w:t>
+      </w:r>
+    </w:p>
+    <w:p>
+      <w:r>
+        <w:t>Administradora do imóvel</w:t>
       </w:r>
     </w:p>
     <w:p>
@@ -3415,12 +4545,12 @@
         <w:pStyle w:val="Heading2"/>
       </w:pPr>
       <w:r>
-        <w:t>Definição Técnica</w:t>
-      </w:r>
-    </w:p>
-    <w:p>
-      <w:r>
-        <w:t>Empresa que garante obrigações de pagamento do inquilino perante locador, conforme contrato de garantia.</w:t>
+        <w:t>技術的定義</w:t>
+      </w:r>
+    </w:p>
+    <w:p>
+      <w:r>
+        <w:t>管理会社とは、住居・賃貸関連の保険の相談・契約・保険金請求または契約管理において確認すべき専門用語です。具体的な意味、適用範囲、必要書類、支払可否は、保険商品、契約条件、事故状況および保険会社の判断によって異なります。</w:t>
       </w:r>
     </w:p>
     <w:p>
@@ -3428,12 +4558,12 @@
         <w:pStyle w:val="Heading2"/>
       </w:pPr>
       <w:r>
-        <w:t>Explicação Simplificada</w:t>
-      </w:r>
-    </w:p>
-    <w:p>
-      <w:r>
-        <w:t>É uma empresa que funciona como garantia do aluguel.</w:t>
+        <w:t>簡単な説明</w:t>
+      </w:r>
+    </w:p>
+    <w:p>
+      <w:r>
+        <w:t>お客様には、「Administradora do imóvel」に関する内容を、契約内容、条件、必要書類に分けて確認することとして説明します。</w:t>
       </w:r>
     </w:p>
     <w:p>
@@ -3441,12 +4571,22 @@
         <w:pStyle w:val="Heading2"/>
       </w:pPr>
       <w:r>
-        <w:t>Como explicar ao cliente brasileiro</w:t>
-      </w:r>
-    </w:p>
-    <w:p>
-      <w:r>
-        <w:t>A empresa garantidora não é seguradora do conteúdo da casa; são funções diferentes.</w:t>
+        <w:t>ブラジル人顧客への説明方法</w:t>
+      </w:r>
+    </w:p>
+    <w:p>
+      <w:r>
+        <w:t>Leitura para pronúncia: ヴァモス コンフィルマール ADMINISTRADORA DO イモーヴェウ イ エスプリカール ジ フォルマ シンプレス コンフォルミ オ コントラート</w:t>
+      </w:r>
+    </w:p>
+    <w:p>
+      <w:r>
+        <w:t>Português brasileiro: Vamos confirmar administradora do imóvel e explicar de forma simples, conforme o contrato.</w:t>
+      </w:r>
+    </w:p>
+    <w:p>
+      <w:r>
+        <w:t>日本語確認用: 「Administradora do imóvel」について、契約内容に沿って分かりやすく確認します。</w:t>
       </w:r>
     </w:p>
     <w:p>
@@ -3454,7 +4594,7 @@
         <w:pStyle w:val="Heading2"/>
       </w:pPr>
       <w:r>
-        <w:t>Frases utilizadas</w:t>
+        <w:t>使用フレーズ</w:t>
       </w:r>
     </w:p>
     <w:p>
@@ -3462,23 +4602,49 @@
         <w:pStyle w:val="Heading3"/>
       </w:pPr>
       <w:r>
-        <w:t>Japonês</w:t>
-      </w:r>
-    </w:p>
-    <w:p>
-      <w:pPr>
-        <w:pStyle w:val="ListBullet"/>
-      </w:pPr>
-      <w:r>
-        <w:t>保証会社について確認しましょう。</w:t>
-      </w:r>
-    </w:p>
-    <w:p>
-      <w:pPr>
-        <w:pStyle w:val="ListBullet"/>
-      </w:pPr>
-      <w:r>
-        <w:t>賃貸契約と保険の関係を分かりやすく説明します。</w:t>
+        <w:t>顧客に伝えるポルトガル語</w:t>
+      </w:r>
+    </w:p>
+    <w:p>
+      <w:pPr>
+        <w:pStyle w:val="ListBullet"/>
+      </w:pPr>
+      <w:r>
+        <w:t>Leitura para pronúncia: ヴァモス コンフィルマール ADMINISTRADORA DO イモーヴェウ</w:t>
+      </w:r>
+    </w:p>
+    <w:p>
+      <w:r>
+        <w:t xml:space="preserve">  Português brasileiro: Vamos confirmar administradora do imóvel.</w:t>
+      </w:r>
+    </w:p>
+    <w:p>
+      <w:pPr>
+        <w:pStyle w:val="ListBullet2"/>
+      </w:pPr>
+      <w:r>
+        <w:t>日本語確認用: 「Administradora do imóvel」について確認しましょう。</w:t>
+      </w:r>
+    </w:p>
+    <w:p>
+      <w:pPr>
+        <w:pStyle w:val="ListBullet"/>
+      </w:pPr>
+      <w:r>
+        <w:t>Leitura para pronúncia: VOU エスプリカール ジ フォルマ シンプレス コンフォルミ オ コントラート</w:t>
+      </w:r>
+    </w:p>
+    <w:p>
+      <w:r>
+        <w:t xml:space="preserve">  Português brasileiro: Vou explicar de forma simples, conforme o contrato.</w:t>
+      </w:r>
+    </w:p>
+    <w:p>
+      <w:pPr>
+        <w:pStyle w:val="ListBullet2"/>
+      </w:pPr>
+      <w:r>
+        <w:t>日本語確認用: 契約内容に沿って、分かりやすく説明します。</w:t>
       </w:r>
     </w:p>
     <w:p>
@@ -3486,23 +4652,23 @@
         <w:pStyle w:val="Heading3"/>
       </w:pPr>
       <w:r>
-        <w:t>Português brasileiro</w:t>
-      </w:r>
-    </w:p>
-    <w:p>
-      <w:pPr>
-        <w:pStyle w:val="ListBullet"/>
-      </w:pPr>
-      <w:r>
-        <w:t>Vamos confirmar empresa garantidora.</w:t>
-      </w:r>
-    </w:p>
-    <w:p>
-      <w:pPr>
-        <w:pStyle w:val="ListBullet"/>
-      </w:pPr>
-      <w:r>
-        <w:t>Vou explicar a relação entre aluguel, responsabilidade e seguro de forma simples.</w:t>
+        <w:t>社内確認用の日本語</w:t>
+      </w:r>
+    </w:p>
+    <w:p>
+      <w:pPr>
+        <w:pStyle w:val="ListBullet"/>
+      </w:pPr>
+      <w:r>
+        <w:t>管理会社について確認しましょう。</w:t>
+      </w:r>
+    </w:p>
+    <w:p>
+      <w:pPr>
+        <w:pStyle w:val="ListBullet"/>
+      </w:pPr>
+      <w:r>
+        <w:t>契約内容と必要書類を分けて確認します.</w:t>
       </w:r>
     </w:p>
     <w:p>
@@ -3510,15 +4676,15 @@
         <w:pStyle w:val="Heading2"/>
       </w:pPr>
       <w:r>
-        <w:t>Perguntas frequentes</w:t>
-      </w:r>
-    </w:p>
-    <w:p>
-      <w:pPr>
-        <w:pStyle w:val="ListBullet"/>
-      </w:pPr>
-      <w:r>
-        <w:t>FAQ-HOME-0010</w:t>
+        <w:t>よくある質問</w:t>
+      </w:r>
+    </w:p>
+    <w:p>
+      <w:pPr>
+        <w:pStyle w:val="ListBullet"/>
+      </w:pPr>
+      <w:r>
+        <w:t>FAQ-HOME-0012</w:t>
       </w:r>
     </w:p>
     <w:p>
@@ -3526,15 +4692,7 @@
         <w:pStyle w:val="Heading2"/>
       </w:pPr>
       <w:r>
-        <w:t>Termos relacionados</w:t>
-      </w:r>
-    </w:p>
-    <w:p>
-      <w:pPr>
-        <w:pStyle w:val="ListBullet"/>
-      </w:pPr>
-      <w:r>
-        <w:t>HOME-0009 - 礼金 - Luvas de locação</w:t>
+        <w:t>関連用語</w:t>
       </w:r>
     </w:p>
     <w:p>
@@ -3547,18 +4705,26 @@
     </w:p>
     <w:p>
       <w:pPr>
+        <w:pStyle w:val="ListBullet"/>
+      </w:pPr>
+      <w:r>
+        <w:t>HOME-0013 - 退去立会い - Vistoria de saída</w:t>
+      </w:r>
+    </w:p>
+    <w:p>
+      <w:pPr>
         <w:pStyle w:val="Heading2"/>
       </w:pPr>
       <w:r>
-        <w:t>Referências cruzadas</w:t>
-      </w:r>
-    </w:p>
-    <w:p>
-      <w:pPr>
-        <w:pStyle w:val="ListBullet"/>
-      </w:pPr>
-      <w:r>
-        <w:t>FAQ-HOME-0010</w:t>
+        <w:t>相互参照</w:t>
+      </w:r>
+    </w:p>
+    <w:p>
+      <w:pPr>
+        <w:pStyle w:val="ListBullet"/>
+      </w:pPr>
+      <w:r>
+        <w:t>FAQ-HOME-0012</w:t>
       </w:r>
     </w:p>
     <w:p>
@@ -3582,7 +4748,7 @@
         <w:pStyle w:val="Heading2"/>
       </w:pPr>
       <w:r>
-        <w:t>Referências</w:t>
+        <w:t>参考資料</w:t>
       </w:r>
     </w:p>
     <w:p>
@@ -3598,7 +4764,7 @@
         <w:pStyle w:val="Heading2"/>
       </w:pPr>
       <w:r>
-        <w:t>Tags</w:t>
+        <w:t>タグ</w:t>
       </w:r>
     </w:p>
     <w:p>
@@ -3622,7 +4788,7 @@
         <w:pStyle w:val="ListBullet"/>
       </w:pPr>
       <w:r>
-        <w:t>empresa-garantidora</w:t>
+        <w:t>administradora-do-imovel</w:t>
       </w:r>
     </w:p>
     <w:p>
@@ -3638,15 +4804,15 @@
         <w:pStyle w:val="Heading2"/>
       </w:pPr>
       <w:r>
-        <w:t>Veja também</w:t>
-      </w:r>
-    </w:p>
-    <w:p>
-      <w:pPr>
-        <w:pStyle w:val="ListBullet"/>
-      </w:pPr>
-      <w:r>
-        <w:t>`14_FAQ/HOME/FAQ-HOME-0010.md`</w:t>
+        <w:t>関連項目</w:t>
+      </w:r>
+    </w:p>
+    <w:p>
+      <w:pPr>
+        <w:pStyle w:val="ListBullet"/>
+      </w:pPr>
+      <w:r>
+        <w:t>`14_FAQ/HOME/FAQ-HOME-0012.md`</w:t>
       </w:r>
     </w:p>
     <w:p>
@@ -3654,7 +4820,7 @@
         <w:pStyle w:val="Heading2"/>
       </w:pPr>
       <w:r>
-        <w:t>Histórico de revisão</w:t>
+        <w:t>改訂履歴</w:t>
       </w:r>
     </w:p>
     <w:p>
@@ -3682,7 +4848,7 @@
         <w:pStyle w:val="Heading1"/>
       </w:pPr>
       <w:r>
-        <w:t>HOME-0011 - 連帯保証人 - Fiador solidário</w:t>
+        <w:t>HOME-0013 - 退去立会い - Vistoria de saída</w:t>
       </w:r>
     </w:p>
     <w:p>
@@ -3690,7 +4856,7 @@
         <w:pStyle w:val="Heading2"/>
       </w:pPr>
       <w:r>
-        <w:t>Controle</w:t>
+        <w:t>管理情報</w:t>
       </w:r>
     </w:p>
     <w:p>
@@ -3730,12 +4896,12 @@
         <w:pStyle w:val="Heading2"/>
       </w:pPr>
       <w:r>
-        <w:t>Código</w:t>
-      </w:r>
-    </w:p>
-    <w:p>
-      <w:r>
-        <w:t>HOME-0011</w:t>
+        <w:t>コード</w:t>
+      </w:r>
+    </w:p>
+    <w:p>
+      <w:r>
+        <w:t>HOME-0013</w:t>
       </w:r>
     </w:p>
     <w:p>
@@ -3743,7 +4909,7 @@
         <w:pStyle w:val="Heading2"/>
       </w:pPr>
       <w:r>
-        <w:t>Categoria</w:t>
+        <w:t>カテゴリー</w:t>
       </w:r>
     </w:p>
     <w:p>
@@ -3756,12 +4922,12 @@
         <w:pStyle w:val="Heading2"/>
       </w:pPr>
       <w:r>
-        <w:t>Termo Japonês</w:t>
-      </w:r>
-    </w:p>
-    <w:p>
-      <w:r>
-        <w:t>連帯保証人</w:t>
+        <w:t>日本語用語</w:t>
+      </w:r>
+    </w:p>
+    <w:p>
+      <w:r>
+        <w:t>退去立会い</w:t>
       </w:r>
     </w:p>
     <w:p>
@@ -3769,12 +4935,12 @@
         <w:pStyle w:val="Heading2"/>
       </w:pPr>
       <w:r>
-        <w:t>Tradução Português</w:t>
-      </w:r>
-    </w:p>
-    <w:p>
-      <w:r>
-        <w:t>Fiador solidário</w:t>
+        <w:t>ポルトガル語訳</w:t>
+      </w:r>
+    </w:p>
+    <w:p>
+      <w:r>
+        <w:t>Vistoria de saída</w:t>
       </w:r>
     </w:p>
     <w:p>
@@ -3782,12 +4948,12 @@
         <w:pStyle w:val="Heading2"/>
       </w:pPr>
       <w:r>
-        <w:t>Definição Técnica</w:t>
-      </w:r>
-    </w:p>
-    <w:p>
-      <w:r>
-        <w:t>Pessoa que assume responsabilidade solidária por obrigações do inquilino, conforme contrato.</w:t>
+        <w:t>技術的定義</w:t>
+      </w:r>
+    </w:p>
+    <w:p>
+      <w:r>
+        <w:t>退去立会いとは、住居・賃貸関連の保険の相談・契約・保険金請求または契約管理において確認すべき専門用語です。具体的な意味、適用範囲、必要書類、支払可否は、保険商品、契約条件、事故状況および保険会社の判断によって異なります。</w:t>
       </w:r>
     </w:p>
     <w:p>
@@ -3795,12 +4961,12 @@
         <w:pStyle w:val="Heading2"/>
       </w:pPr>
       <w:r>
-        <w:t>Explicação Simplificada</w:t>
-      </w:r>
-    </w:p>
-    <w:p>
-      <w:r>
-        <w:t>É a pessoa que garante o aluguel junto com o inquilino.</w:t>
+        <w:t>簡単な説明</w:t>
+      </w:r>
+    </w:p>
+    <w:p>
+      <w:r>
+        <w:t>お客様には、「Vistoria de saída」に関する内容を、契約内容、条件、必要書類に分けて確認することとして説明します。</w:t>
       </w:r>
     </w:p>
     <w:p>
@@ -3808,12 +4974,22 @@
         <w:pStyle w:val="Heading2"/>
       </w:pPr>
       <w:r>
-        <w:t>Como explicar ao cliente brasileiro</w:t>
-      </w:r>
-    </w:p>
-    <w:p>
-      <w:r>
-        <w:t>Quando houver fiador, ele pode ser cobrado em certas situações previstas no contrato.</w:t>
+        <w:t>ブラジル人顧客への説明方法</w:t>
+      </w:r>
+    </w:p>
+    <w:p>
+      <w:r>
+        <w:t>Leitura para pronúncia: ヴァモス コンフィルマール VISTORIA ジ SAÍDA イ エスプリカール ジ フォルマ シンプレス コンフォルミ オ コントラート</w:t>
+      </w:r>
+    </w:p>
+    <w:p>
+      <w:r>
+        <w:t>Português brasileiro: Vamos confirmar vistoria de saída e explicar de forma simples, conforme o contrato.</w:t>
+      </w:r>
+    </w:p>
+    <w:p>
+      <w:r>
+        <w:t>日本語確認用: 「Vistoria de saída」について、契約内容に沿って分かりやすく確認します。</w:t>
       </w:r>
     </w:p>
     <w:p>
@@ -3821,7 +4997,7 @@
         <w:pStyle w:val="Heading2"/>
       </w:pPr>
       <w:r>
-        <w:t>Frases utilizadas</w:t>
+        <w:t>使用フレーズ</w:t>
       </w:r>
     </w:p>
     <w:p>
@@ -3829,23 +5005,49 @@
         <w:pStyle w:val="Heading3"/>
       </w:pPr>
       <w:r>
-        <w:t>Japonês</w:t>
-      </w:r>
-    </w:p>
-    <w:p>
-      <w:pPr>
-        <w:pStyle w:val="ListBullet"/>
-      </w:pPr>
-      <w:r>
-        <w:t>連帯保証人について確認しましょう。</w:t>
-      </w:r>
-    </w:p>
-    <w:p>
-      <w:pPr>
-        <w:pStyle w:val="ListBullet"/>
-      </w:pPr>
-      <w:r>
-        <w:t>賃貸契約と保険の関係を分かりやすく説明します。</w:t>
+        <w:t>顧客に伝えるポルトガル語</w:t>
+      </w:r>
+    </w:p>
+    <w:p>
+      <w:pPr>
+        <w:pStyle w:val="ListBullet"/>
+      </w:pPr>
+      <w:r>
+        <w:t>Leitura para pronúncia: ヴァモス コンフィルマール VISTORIA ジ SAÍDA</w:t>
+      </w:r>
+    </w:p>
+    <w:p>
+      <w:r>
+        <w:t xml:space="preserve">  Português brasileiro: Vamos confirmar vistoria de saída.</w:t>
+      </w:r>
+    </w:p>
+    <w:p>
+      <w:pPr>
+        <w:pStyle w:val="ListBullet2"/>
+      </w:pPr>
+      <w:r>
+        <w:t>日本語確認用: 「Vistoria de saída」について確認しましょう。</w:t>
+      </w:r>
+    </w:p>
+    <w:p>
+      <w:pPr>
+        <w:pStyle w:val="ListBullet"/>
+      </w:pPr>
+      <w:r>
+        <w:t>Leitura para pronúncia: VOU エスプリカール ジ フォルマ シンプレス コンフォルミ オ コントラート</w:t>
+      </w:r>
+    </w:p>
+    <w:p>
+      <w:r>
+        <w:t xml:space="preserve">  Português brasileiro: Vou explicar de forma simples, conforme o contrato.</w:t>
+      </w:r>
+    </w:p>
+    <w:p>
+      <w:pPr>
+        <w:pStyle w:val="ListBullet2"/>
+      </w:pPr>
+      <w:r>
+        <w:t>日本語確認用: 契約内容に沿って、分かりやすく説明します。</w:t>
       </w:r>
     </w:p>
     <w:p>
@@ -3853,23 +5055,23 @@
         <w:pStyle w:val="Heading3"/>
       </w:pPr>
       <w:r>
-        <w:t>Português brasileiro</w:t>
-      </w:r>
-    </w:p>
-    <w:p>
-      <w:pPr>
-        <w:pStyle w:val="ListBullet"/>
-      </w:pPr>
-      <w:r>
-        <w:t>Vamos confirmar fiador solidário.</w:t>
-      </w:r>
-    </w:p>
-    <w:p>
-      <w:pPr>
-        <w:pStyle w:val="ListBullet"/>
-      </w:pPr>
-      <w:r>
-        <w:t>Vou explicar a relação entre aluguel, responsabilidade e seguro de forma simples.</w:t>
+        <w:t>社内確認用の日本語</w:t>
+      </w:r>
+    </w:p>
+    <w:p>
+      <w:pPr>
+        <w:pStyle w:val="ListBullet"/>
+      </w:pPr>
+      <w:r>
+        <w:t>退去立会いについて確認しましょう。</w:t>
+      </w:r>
+    </w:p>
+    <w:p>
+      <w:pPr>
+        <w:pStyle w:val="ListBullet"/>
+      </w:pPr>
+      <w:r>
+        <w:t>契約内容と必要書類を分けて確認します.</w:t>
       </w:r>
     </w:p>
     <w:p>
@@ -3877,15 +5079,15 @@
         <w:pStyle w:val="Heading2"/>
       </w:pPr>
       <w:r>
-        <w:t>Perguntas frequentes</w:t>
-      </w:r>
-    </w:p>
-    <w:p>
-      <w:pPr>
-        <w:pStyle w:val="ListBullet"/>
-      </w:pPr>
-      <w:r>
-        <w:t>FAQ-HOME-0011</w:t>
+        <w:t>よくある質問</w:t>
+      </w:r>
+    </w:p>
+    <w:p>
+      <w:pPr>
+        <w:pStyle w:val="ListBullet"/>
+      </w:pPr>
+      <w:r>
+        <w:t>FAQ-HOME-0013</w:t>
       </w:r>
     </w:p>
     <w:p>
@@ -3893,15 +5095,7 @@
         <w:pStyle w:val="Heading2"/>
       </w:pPr>
       <w:r>
-        <w:t>Termos relacionados</w:t>
-      </w:r>
-    </w:p>
-    <w:p>
-      <w:pPr>
-        <w:pStyle w:val="ListBullet"/>
-      </w:pPr>
-      <w:r>
-        <w:t>HOME-0010 - 保証会社 - Empresa garantidora</w:t>
+        <w:t>関連用語</w:t>
       </w:r>
     </w:p>
     <w:p>
@@ -3914,34 +5108,42 @@
     </w:p>
     <w:p>
       <w:pPr>
+        <w:pStyle w:val="ListBullet"/>
+      </w:pPr>
+      <w:r>
+        <w:t>HOME-0014 - 入居審査 - Análise de entrada</w:t>
+      </w:r>
+    </w:p>
+    <w:p>
+      <w:pPr>
         <w:pStyle w:val="Heading2"/>
       </w:pPr>
       <w:r>
-        <w:t>Referências cruzadas</w:t>
-      </w:r>
-    </w:p>
-    <w:p>
-      <w:pPr>
-        <w:pStyle w:val="ListBullet"/>
-      </w:pPr>
-      <w:r>
-        <w:t>FAQ-HOME-0011</w:t>
-      </w:r>
-    </w:p>
-    <w:p>
-      <w:pPr>
-        <w:pStyle w:val="ListBullet"/>
-      </w:pPr>
-      <w:r>
-        <w:t>DIALOGUE-HOME-0003</w:t>
-      </w:r>
-    </w:p>
-    <w:p>
-      <w:pPr>
-        <w:pStyle w:val="ListBullet"/>
-      </w:pPr>
-      <w:r>
-        <w:t>CASE-HOME-0004</w:t>
+        <w:t>相互参照</w:t>
+      </w:r>
+    </w:p>
+    <w:p>
+      <w:pPr>
+        <w:pStyle w:val="ListBullet"/>
+      </w:pPr>
+      <w:r>
+        <w:t>FAQ-HOME-0013</w:t>
+      </w:r>
+    </w:p>
+    <w:p>
+      <w:pPr>
+        <w:pStyle w:val="ListBullet"/>
+      </w:pPr>
+      <w:r>
+        <w:t>DIALOGUE-HOME-0004</w:t>
+      </w:r>
+    </w:p>
+    <w:p>
+      <w:pPr>
+        <w:pStyle w:val="ListBullet"/>
+      </w:pPr>
+      <w:r>
+        <w:t>CASE-HOME-0005</w:t>
       </w:r>
     </w:p>
     <w:p>
@@ -3949,7 +5151,7 @@
         <w:pStyle w:val="Heading2"/>
       </w:pPr>
       <w:r>
-        <w:t>Referências</w:t>
+        <w:t>参考資料</w:t>
       </w:r>
     </w:p>
     <w:p>
@@ -3965,7 +5167,7 @@
         <w:pStyle w:val="Heading2"/>
       </w:pPr>
       <w:r>
-        <w:t>Tags</w:t>
+        <w:t>タグ</w:t>
       </w:r>
     </w:p>
     <w:p>
@@ -3989,7 +5191,7 @@
         <w:pStyle w:val="ListBullet"/>
       </w:pPr>
       <w:r>
-        <w:t>fiador-solidario</w:t>
+        <w:t>vistoria-de-saida</w:t>
       </w:r>
     </w:p>
     <w:p>
@@ -4005,15 +5207,15 @@
         <w:pStyle w:val="Heading2"/>
       </w:pPr>
       <w:r>
-        <w:t>Veja também</w:t>
-      </w:r>
-    </w:p>
-    <w:p>
-      <w:pPr>
-        <w:pStyle w:val="ListBullet"/>
-      </w:pPr>
-      <w:r>
-        <w:t>`14_FAQ/HOME/FAQ-HOME-0011.md`</w:t>
+        <w:t>関連項目</w:t>
+      </w:r>
+    </w:p>
+    <w:p>
+      <w:pPr>
+        <w:pStyle w:val="ListBullet"/>
+      </w:pPr>
+      <w:r>
+        <w:t>`14_FAQ/HOME/FAQ-HOME-0013.md`</w:t>
       </w:r>
     </w:p>
     <w:p>
@@ -4021,7 +5223,7 @@
         <w:pStyle w:val="Heading2"/>
       </w:pPr>
       <w:r>
-        <w:t>Histórico de revisão</w:t>
+        <w:t>改訂履歴</w:t>
       </w:r>
     </w:p>
     <w:p>
@@ -4049,7 +5251,7 @@
         <w:pStyle w:val="Heading1"/>
       </w:pPr>
       <w:r>
-        <w:t>HOME-0012 - 管理会社 - Administradora do imóvel</w:t>
+        <w:t>HOME-0014 - 入居審査 - Análise de entrada</w:t>
       </w:r>
     </w:p>
     <w:p>
@@ -4057,7 +5259,7 @@
         <w:pStyle w:val="Heading2"/>
       </w:pPr>
       <w:r>
-        <w:t>Controle</w:t>
+        <w:t>管理情報</w:t>
       </w:r>
     </w:p>
     <w:p>
@@ -4097,12 +5299,12 @@
         <w:pStyle w:val="Heading2"/>
       </w:pPr>
       <w:r>
-        <w:t>Código</w:t>
-      </w:r>
-    </w:p>
-    <w:p>
-      <w:r>
-        <w:t>HOME-0012</w:t>
+        <w:t>コード</w:t>
+      </w:r>
+    </w:p>
+    <w:p>
+      <w:r>
+        <w:t>HOME-0014</w:t>
       </w:r>
     </w:p>
     <w:p>
@@ -4110,7 +5312,7 @@
         <w:pStyle w:val="Heading2"/>
       </w:pPr>
       <w:r>
-        <w:t>Categoria</w:t>
+        <w:t>カテゴリー</w:t>
       </w:r>
     </w:p>
     <w:p>
@@ -4123,12 +5325,12 @@
         <w:pStyle w:val="Heading2"/>
       </w:pPr>
       <w:r>
-        <w:t>Termo Japonês</w:t>
-      </w:r>
-    </w:p>
-    <w:p>
-      <w:r>
-        <w:t>管理会社</w:t>
+        <w:t>日本語用語</w:t>
+      </w:r>
+    </w:p>
+    <w:p>
+      <w:r>
+        <w:t>入居審査</w:t>
       </w:r>
     </w:p>
     <w:p>
@@ -4136,12 +5338,12 @@
         <w:pStyle w:val="Heading2"/>
       </w:pPr>
       <w:r>
-        <w:t>Tradução Português</w:t>
-      </w:r>
-    </w:p>
-    <w:p>
-      <w:r>
-        <w:t>Administradora do imóvel</w:t>
+        <w:t>ポルトガル語訳</w:t>
+      </w:r>
+    </w:p>
+    <w:p>
+      <w:r>
+        <w:t>Análise de entrada</w:t>
       </w:r>
     </w:p>
     <w:p>
@@ -4149,12 +5351,12 @@
         <w:pStyle w:val="Heading2"/>
       </w:pPr>
       <w:r>
-        <w:t>Definição Técnica</w:t>
-      </w:r>
-    </w:p>
-    <w:p>
-      <w:r>
-        <w:t>Empresa responsável por administrar contrato, manutenção, comunicação e procedimentos do imóvel alugado.</w:t>
+        <w:t>技術的定義</w:t>
+      </w:r>
+    </w:p>
+    <w:p>
+      <w:r>
+        <w:t>入居審査とは、住居・賃貸関連の保険の相談・契約・保険金請求または契約管理において確認すべき専門用語です。具体的な意味、適用範囲、必要書類、支払可否は、保険商品、契約条件、事故状況および保険会社の判断によって異なります。</w:t>
       </w:r>
     </w:p>
     <w:p>
@@ -4162,12 +5364,12 @@
         <w:pStyle w:val="Heading2"/>
       </w:pPr>
       <w:r>
-        <w:t>Explicação Simplificada</w:t>
-      </w:r>
-    </w:p>
-    <w:p>
-      <w:r>
-        <w:t>É a empresa que administra o imóvel.</w:t>
+        <w:t>簡単な説明</w:t>
+      </w:r>
+    </w:p>
+    <w:p>
+      <w:r>
+        <w:t>お客様には、「Análise de entrada」に関する内容を、契約内容、条件、必要書類に分けて確認することとして説明します。</w:t>
       </w:r>
     </w:p>
     <w:p>
@@ -4175,12 +5377,22 @@
         <w:pStyle w:val="Heading2"/>
       </w:pPr>
       <w:r>
-        <w:t>Como explicar ao cliente brasileiro</w:t>
-      </w:r>
-    </w:p>
-    <w:p>
-      <w:r>
-        <w:t>Em caso de dano, o cliente deve saber quando falar com a administradora e quando acionar o seguro.</w:t>
+        <w:t>ブラジル人顧客への説明方法</w:t>
+      </w:r>
+    </w:p>
+    <w:p>
+      <w:r>
+        <w:t>Leitura para pronúncia: ヴァモス コンフィルマール ANÁLISE ジ ENTRADA イ エスプリカール ジ フォルマ シンプレス コンフォルミ オ コントラート</w:t>
+      </w:r>
+    </w:p>
+    <w:p>
+      <w:r>
+        <w:t>Português brasileiro: Vamos confirmar análise de entrada e explicar de forma simples, conforme o contrato.</w:t>
+      </w:r>
+    </w:p>
+    <w:p>
+      <w:r>
+        <w:t>日本語確認用: 「Análise de entrada」について、契約内容に沿って分かりやすく確認します。</w:t>
       </w:r>
     </w:p>
     <w:p>
@@ -4188,7 +5400,7 @@
         <w:pStyle w:val="Heading2"/>
       </w:pPr>
       <w:r>
-        <w:t>Frases utilizadas</w:t>
+        <w:t>使用フレーズ</w:t>
       </w:r>
     </w:p>
     <w:p>
@@ -4196,23 +5408,49 @@
         <w:pStyle w:val="Heading3"/>
       </w:pPr>
       <w:r>
-        <w:t>Japonês</w:t>
-      </w:r>
-    </w:p>
-    <w:p>
-      <w:pPr>
-        <w:pStyle w:val="ListBullet"/>
-      </w:pPr>
-      <w:r>
-        <w:t>管理会社について確認しましょう。</w:t>
-      </w:r>
-    </w:p>
-    <w:p>
-      <w:pPr>
-        <w:pStyle w:val="ListBullet"/>
-      </w:pPr>
-      <w:r>
-        <w:t>賃貸契約と保険の関係を分かりやすく説明します。</w:t>
+        <w:t>顧客に伝えるポルトガル語</w:t>
+      </w:r>
+    </w:p>
+    <w:p>
+      <w:pPr>
+        <w:pStyle w:val="ListBullet"/>
+      </w:pPr>
+      <w:r>
+        <w:t>Leitura para pronúncia: ヴァモス コンフィルマール ANÁLISE ジ ENTRADA</w:t>
+      </w:r>
+    </w:p>
+    <w:p>
+      <w:r>
+        <w:t xml:space="preserve">  Português brasileiro: Vamos confirmar análise de entrada.</w:t>
+      </w:r>
+    </w:p>
+    <w:p>
+      <w:pPr>
+        <w:pStyle w:val="ListBullet2"/>
+      </w:pPr>
+      <w:r>
+        <w:t>日本語確認用: 「Análise de entrada」について確認しましょう。</w:t>
+      </w:r>
+    </w:p>
+    <w:p>
+      <w:pPr>
+        <w:pStyle w:val="ListBullet"/>
+      </w:pPr>
+      <w:r>
+        <w:t>Leitura para pronúncia: VOU エスプリカール ジ フォルマ シンプレス コンフォルミ オ コントラート</w:t>
+      </w:r>
+    </w:p>
+    <w:p>
+      <w:r>
+        <w:t xml:space="preserve">  Português brasileiro: Vou explicar de forma simples, conforme o contrato.</w:t>
+      </w:r>
+    </w:p>
+    <w:p>
+      <w:pPr>
+        <w:pStyle w:val="ListBullet2"/>
+      </w:pPr>
+      <w:r>
+        <w:t>日本語確認用: 契約内容に沿って、分かりやすく説明します。</w:t>
       </w:r>
     </w:p>
     <w:p>
@@ -4220,23 +5458,23 @@
         <w:pStyle w:val="Heading3"/>
       </w:pPr>
       <w:r>
-        <w:t>Português brasileiro</w:t>
-      </w:r>
-    </w:p>
-    <w:p>
-      <w:pPr>
-        <w:pStyle w:val="ListBullet"/>
-      </w:pPr>
-      <w:r>
-        <w:t>Vamos confirmar administradora do imóvel.</w:t>
-      </w:r>
-    </w:p>
-    <w:p>
-      <w:pPr>
-        <w:pStyle w:val="ListBullet"/>
-      </w:pPr>
-      <w:r>
-        <w:t>Vou explicar a relação entre aluguel, responsabilidade e seguro de forma simples.</w:t>
+        <w:t>社内確認用の日本語</w:t>
+      </w:r>
+    </w:p>
+    <w:p>
+      <w:pPr>
+        <w:pStyle w:val="ListBullet"/>
+      </w:pPr>
+      <w:r>
+        <w:t>入居審査について確認しましょう。</w:t>
+      </w:r>
+    </w:p>
+    <w:p>
+      <w:pPr>
+        <w:pStyle w:val="ListBullet"/>
+      </w:pPr>
+      <w:r>
+        <w:t>契約内容と必要書類を分けて確認します.</w:t>
       </w:r>
     </w:p>
     <w:p>
@@ -4244,15 +5482,15 @@
         <w:pStyle w:val="Heading2"/>
       </w:pPr>
       <w:r>
-        <w:t>Perguntas frequentes</w:t>
-      </w:r>
-    </w:p>
-    <w:p>
-      <w:pPr>
-        <w:pStyle w:val="ListBullet"/>
-      </w:pPr>
-      <w:r>
-        <w:t>FAQ-HOME-0012</w:t>
+        <w:t>よくある質問</w:t>
+      </w:r>
+    </w:p>
+    <w:p>
+      <w:pPr>
+        <w:pStyle w:val="ListBullet"/>
+      </w:pPr>
+      <w:r>
+        <w:t>FAQ-HOME-0014</w:t>
       </w:r>
     </w:p>
     <w:p>
@@ -4260,15 +5498,7 @@
         <w:pStyle w:val="Heading2"/>
       </w:pPr>
       <w:r>
-        <w:t>Termos relacionados</w:t>
-      </w:r>
-    </w:p>
-    <w:p>
-      <w:pPr>
-        <w:pStyle w:val="ListBullet"/>
-      </w:pPr>
-      <w:r>
-        <w:t>HOME-0011 - 連帯保証人 - Fiador solidário</w:t>
+        <w:t>関連用語</w:t>
       </w:r>
     </w:p>
     <w:p>
@@ -4281,34 +5511,42 @@
     </w:p>
     <w:p>
       <w:pPr>
+        <w:pStyle w:val="ListBullet"/>
+      </w:pPr>
+      <w:r>
+        <w:t>HOME-0015 - 重要事項説明 - Explicação de pontos importantes</w:t>
+      </w:r>
+    </w:p>
+    <w:p>
+      <w:pPr>
         <w:pStyle w:val="Heading2"/>
       </w:pPr>
       <w:r>
-        <w:t>Referências cruzadas</w:t>
-      </w:r>
-    </w:p>
-    <w:p>
-      <w:pPr>
-        <w:pStyle w:val="ListBullet"/>
-      </w:pPr>
-      <w:r>
-        <w:t>FAQ-HOME-0012</w:t>
-      </w:r>
-    </w:p>
-    <w:p>
-      <w:pPr>
-        <w:pStyle w:val="ListBullet"/>
-      </w:pPr>
-      <w:r>
-        <w:t>DIALOGUE-HOME-0003</w:t>
-      </w:r>
-    </w:p>
-    <w:p>
-      <w:pPr>
-        <w:pStyle w:val="ListBullet"/>
-      </w:pPr>
-      <w:r>
-        <w:t>CASE-HOME-0004</w:t>
+        <w:t>相互参照</w:t>
+      </w:r>
+    </w:p>
+    <w:p>
+      <w:pPr>
+        <w:pStyle w:val="ListBullet"/>
+      </w:pPr>
+      <w:r>
+        <w:t>FAQ-HOME-0014</w:t>
+      </w:r>
+    </w:p>
+    <w:p>
+      <w:pPr>
+        <w:pStyle w:val="ListBullet"/>
+      </w:pPr>
+      <w:r>
+        <w:t>DIALOGUE-HOME-0004</w:t>
+      </w:r>
+    </w:p>
+    <w:p>
+      <w:pPr>
+        <w:pStyle w:val="ListBullet"/>
+      </w:pPr>
+      <w:r>
+        <w:t>CASE-HOME-0005</w:t>
       </w:r>
     </w:p>
     <w:p>
@@ -4316,7 +5554,7 @@
         <w:pStyle w:val="Heading2"/>
       </w:pPr>
       <w:r>
-        <w:t>Referências</w:t>
+        <w:t>参考資料</w:t>
       </w:r>
     </w:p>
     <w:p>
@@ -4332,7 +5570,7 @@
         <w:pStyle w:val="Heading2"/>
       </w:pPr>
       <w:r>
-        <w:t>Tags</w:t>
+        <w:t>タグ</w:t>
       </w:r>
     </w:p>
     <w:p>
@@ -4356,7 +5594,7 @@
         <w:pStyle w:val="ListBullet"/>
       </w:pPr>
       <w:r>
-        <w:t>administradora-do-imovel</w:t>
+        <w:t>analise-de-entrada</w:t>
       </w:r>
     </w:p>
     <w:p>
@@ -4372,15 +5610,15 @@
         <w:pStyle w:val="Heading2"/>
       </w:pPr>
       <w:r>
-        <w:t>Veja também</w:t>
-      </w:r>
-    </w:p>
-    <w:p>
-      <w:pPr>
-        <w:pStyle w:val="ListBullet"/>
-      </w:pPr>
-      <w:r>
-        <w:t>`14_FAQ/HOME/FAQ-HOME-0012.md`</w:t>
+        <w:t>関連項目</w:t>
+      </w:r>
+    </w:p>
+    <w:p>
+      <w:pPr>
+        <w:pStyle w:val="ListBullet"/>
+      </w:pPr>
+      <w:r>
+        <w:t>`14_FAQ/HOME/FAQ-HOME-0014.md`</w:t>
       </w:r>
     </w:p>
     <w:p>
@@ -4388,7 +5626,7 @@
         <w:pStyle w:val="Heading2"/>
       </w:pPr>
       <w:r>
-        <w:t>Histórico de revisão</w:t>
+        <w:t>改訂履歴</w:t>
       </w:r>
     </w:p>
     <w:p>
@@ -4416,7 +5654,7 @@
         <w:pStyle w:val="Heading1"/>
       </w:pPr>
       <w:r>
-        <w:t>HOME-0013 - 退去立会い - Vistoria de saída</w:t>
+        <w:t>HOME-0015 - 重要事項説明 - Explicação de pontos importantes</w:t>
       </w:r>
     </w:p>
     <w:p>
@@ -4424,7 +5662,7 @@
         <w:pStyle w:val="Heading2"/>
       </w:pPr>
       <w:r>
-        <w:t>Controle</w:t>
+        <w:t>管理情報</w:t>
       </w:r>
     </w:p>
     <w:p>
@@ -4464,12 +5702,12 @@
         <w:pStyle w:val="Heading2"/>
       </w:pPr>
       <w:r>
-        <w:t>Código</w:t>
-      </w:r>
-    </w:p>
-    <w:p>
-      <w:r>
-        <w:t>HOME-0013</w:t>
+        <w:t>コード</w:t>
+      </w:r>
+    </w:p>
+    <w:p>
+      <w:r>
+        <w:t>HOME-0015</w:t>
       </w:r>
     </w:p>
     <w:p>
@@ -4477,7 +5715,7 @@
         <w:pStyle w:val="Heading2"/>
       </w:pPr>
       <w:r>
-        <w:t>Categoria</w:t>
+        <w:t>カテゴリー</w:t>
       </w:r>
     </w:p>
     <w:p>
@@ -4490,12 +5728,12 @@
         <w:pStyle w:val="Heading2"/>
       </w:pPr>
       <w:r>
-        <w:t>Termo Japonês</w:t>
-      </w:r>
-    </w:p>
-    <w:p>
-      <w:r>
-        <w:t>退去立会い</w:t>
+        <w:t>日本語用語</w:t>
+      </w:r>
+    </w:p>
+    <w:p>
+      <w:r>
+        <w:t>重要事項説明</w:t>
       </w:r>
     </w:p>
     <w:p>
@@ -4503,12 +5741,12 @@
         <w:pStyle w:val="Heading2"/>
       </w:pPr>
       <w:r>
-        <w:t>Tradução Português</w:t>
-      </w:r>
-    </w:p>
-    <w:p>
-      <w:r>
-        <w:t>Vistoria de saída</w:t>
+        <w:t>ポルトガル語訳</w:t>
+      </w:r>
+    </w:p>
+    <w:p>
+      <w:r>
+        <w:t>Explicação de pontos importantes</w:t>
       </w:r>
     </w:p>
     <w:p>
@@ -4516,12 +5754,12 @@
         <w:pStyle w:val="Heading2"/>
       </w:pPr>
       <w:r>
-        <w:t>Definição Técnica</w:t>
-      </w:r>
-    </w:p>
-    <w:p>
-      <w:r>
-        <w:t>Inspeção realizada na devolução do imóvel para verificar condição, danos, limpeza e eventuais custos.</w:t>
+        <w:t>技術的定義</w:t>
+      </w:r>
+    </w:p>
+    <w:p>
+      <w:r>
+        <w:t>重要事項説明とは、住居・賃貸関連の保険の相談・契約・保険金請求または契約管理において確認すべき専門用語です。具体的な意味、適用範囲、必要書類、支払可否は、保険商品、契約条件、事故状況および保険会社の判断によって異なります。</w:t>
       </w:r>
     </w:p>
     <w:p>
@@ -4529,12 +5767,12 @@
         <w:pStyle w:val="Heading2"/>
       </w:pPr>
       <w:r>
-        <w:t>Explicação Simplificada</w:t>
-      </w:r>
-    </w:p>
-    <w:p>
-      <w:r>
-        <w:t>É a vistoria quando o cliente sai do imóvel.</w:t>
+        <w:t>簡単な説明</w:t>
+      </w:r>
+    </w:p>
+    <w:p>
+      <w:r>
+        <w:t>お客様には、「Explicação de pontos importantes」に関する内容を、契約内容、条件、必要書類に分けて確認することとして説明します。</w:t>
       </w:r>
     </w:p>
     <w:p>
@@ -4542,12 +5780,22 @@
         <w:pStyle w:val="Heading2"/>
       </w:pPr>
       <w:r>
-        <w:t>Como explicar ao cliente brasileiro</w:t>
-      </w:r>
-    </w:p>
-    <w:p>
-      <w:r>
-        <w:t>Fotos, contrato e registro de comunicação ajudam a evitar confusão na vistoria.</w:t>
+        <w:t>ブラジル人顧客への説明方法</w:t>
+      </w:r>
+    </w:p>
+    <w:p>
+      <w:r>
+        <w:t>Leitura para pronúncia: ヴァモス コンフィルマール EXPLICAÇÃO ジ PONTOS IMPORTANTES イ エスプリカール ジ フォルマ シンプレス コンフォルミ オ コントラート</w:t>
+      </w:r>
+    </w:p>
+    <w:p>
+      <w:r>
+        <w:t>Português brasileiro: Vamos confirmar explicação de pontos importantes e explicar de forma simples, conforme o contrato.</w:t>
+      </w:r>
+    </w:p>
+    <w:p>
+      <w:r>
+        <w:t>日本語確認用: 「Explicação de pontos importantes」について、契約内容に沿って分かりやすく確認します。</w:t>
       </w:r>
     </w:p>
     <w:p>
@@ -4555,7 +5803,7 @@
         <w:pStyle w:val="Heading2"/>
       </w:pPr>
       <w:r>
-        <w:t>Frases utilizadas</w:t>
+        <w:t>使用フレーズ</w:t>
       </w:r>
     </w:p>
     <w:p>
@@ -4563,23 +5811,49 @@
         <w:pStyle w:val="Heading3"/>
       </w:pPr>
       <w:r>
-        <w:t>Japonês</w:t>
-      </w:r>
-    </w:p>
-    <w:p>
-      <w:pPr>
-        <w:pStyle w:val="ListBullet"/>
-      </w:pPr>
-      <w:r>
-        <w:t>退去立会いについて確認しましょう。</w:t>
-      </w:r>
-    </w:p>
-    <w:p>
-      <w:pPr>
-        <w:pStyle w:val="ListBullet"/>
-      </w:pPr>
-      <w:r>
-        <w:t>賃貸契約と保険の関係を分かりやすく説明します。</w:t>
+        <w:t>顧客に伝えるポルトガル語</w:t>
+      </w:r>
+    </w:p>
+    <w:p>
+      <w:pPr>
+        <w:pStyle w:val="ListBullet"/>
+      </w:pPr>
+      <w:r>
+        <w:t>Leitura para pronúncia: ヴァモス コンフィルマール EXPLICAÇÃO ジ PONTOS IMPORTANTES</w:t>
+      </w:r>
+    </w:p>
+    <w:p>
+      <w:r>
+        <w:t xml:space="preserve">  Português brasileiro: Vamos confirmar explicação de pontos importantes.</w:t>
+      </w:r>
+    </w:p>
+    <w:p>
+      <w:pPr>
+        <w:pStyle w:val="ListBullet2"/>
+      </w:pPr>
+      <w:r>
+        <w:t>日本語確認用: 「Explicação de pontos importantes」について確認しましょう。</w:t>
+      </w:r>
+    </w:p>
+    <w:p>
+      <w:pPr>
+        <w:pStyle w:val="ListBullet"/>
+      </w:pPr>
+      <w:r>
+        <w:t>Leitura para pronúncia: VOU エスプリカール ジ フォルマ シンプレス コンフォルミ オ コントラート</w:t>
+      </w:r>
+    </w:p>
+    <w:p>
+      <w:r>
+        <w:t xml:space="preserve">  Português brasileiro: Vou explicar de forma simples, conforme o contrato.</w:t>
+      </w:r>
+    </w:p>
+    <w:p>
+      <w:pPr>
+        <w:pStyle w:val="ListBullet2"/>
+      </w:pPr>
+      <w:r>
+        <w:t>日本語確認用: 契約内容に沿って、分かりやすく説明します。</w:t>
       </w:r>
     </w:p>
     <w:p>
@@ -4587,23 +5861,23 @@
         <w:pStyle w:val="Heading3"/>
       </w:pPr>
       <w:r>
-        <w:t>Português brasileiro</w:t>
-      </w:r>
-    </w:p>
-    <w:p>
-      <w:pPr>
-        <w:pStyle w:val="ListBullet"/>
-      </w:pPr>
-      <w:r>
-        <w:t>Vamos confirmar vistoria de saída.</w:t>
-      </w:r>
-    </w:p>
-    <w:p>
-      <w:pPr>
-        <w:pStyle w:val="ListBullet"/>
-      </w:pPr>
-      <w:r>
-        <w:t>Vou explicar a relação entre aluguel, responsabilidade e seguro de forma simples.</w:t>
+        <w:t>社内確認用の日本語</w:t>
+      </w:r>
+    </w:p>
+    <w:p>
+      <w:pPr>
+        <w:pStyle w:val="ListBullet"/>
+      </w:pPr>
+      <w:r>
+        <w:t>重要事項説明について確認しましょう。</w:t>
+      </w:r>
+    </w:p>
+    <w:p>
+      <w:pPr>
+        <w:pStyle w:val="ListBullet"/>
+      </w:pPr>
+      <w:r>
+        <w:t>契約内容と必要書類を分けて確認します.</w:t>
       </w:r>
     </w:p>
     <w:p>
@@ -4611,15 +5885,15 @@
         <w:pStyle w:val="Heading2"/>
       </w:pPr>
       <w:r>
-        <w:t>Perguntas frequentes</w:t>
-      </w:r>
-    </w:p>
-    <w:p>
-      <w:pPr>
-        <w:pStyle w:val="ListBullet"/>
-      </w:pPr>
-      <w:r>
-        <w:t>FAQ-HOME-0013</w:t>
+        <w:t>よくある質問</w:t>
+      </w:r>
+    </w:p>
+    <w:p>
+      <w:pPr>
+        <w:pStyle w:val="ListBullet"/>
+      </w:pPr>
+      <w:r>
+        <w:t>FAQ-HOME-0015</w:t>
       </w:r>
     </w:p>
     <w:p>
@@ -4627,15 +5901,7 @@
         <w:pStyle w:val="Heading2"/>
       </w:pPr>
       <w:r>
-        <w:t>Termos relacionados</w:t>
-      </w:r>
-    </w:p>
-    <w:p>
-      <w:pPr>
-        <w:pStyle w:val="ListBullet"/>
-      </w:pPr>
-      <w:r>
-        <w:t>HOME-0012 - 管理会社 - Administradora do imóvel</w:t>
+        <w:t>関連用語</w:t>
       </w:r>
     </w:p>
     <w:p>
@@ -4648,18 +5914,26 @@
     </w:p>
     <w:p>
       <w:pPr>
+        <w:pStyle w:val="ListBullet"/>
+      </w:pPr>
+      <w:r>
+        <w:t>HOME-0016 - 契約更新 - Renovação contratual</w:t>
+      </w:r>
+    </w:p>
+    <w:p>
+      <w:pPr>
         <w:pStyle w:val="Heading2"/>
       </w:pPr>
       <w:r>
-        <w:t>Referências cruzadas</w:t>
-      </w:r>
-    </w:p>
-    <w:p>
-      <w:pPr>
-        <w:pStyle w:val="ListBullet"/>
-      </w:pPr>
-      <w:r>
-        <w:t>FAQ-HOME-0013</w:t>
+        <w:t>相互参照</w:t>
+      </w:r>
+    </w:p>
+    <w:p>
+      <w:pPr>
+        <w:pStyle w:val="ListBullet"/>
+      </w:pPr>
+      <w:r>
+        <w:t>FAQ-HOME-0015</w:t>
       </w:r>
     </w:p>
     <w:p>
@@ -4683,7 +5957,7 @@
         <w:pStyle w:val="Heading2"/>
       </w:pPr>
       <w:r>
-        <w:t>Referências</w:t>
+        <w:t>参考資料</w:t>
       </w:r>
     </w:p>
     <w:p>
@@ -4699,7 +5973,7 @@
         <w:pStyle w:val="Heading2"/>
       </w:pPr>
       <w:r>
-        <w:t>Tags</w:t>
+        <w:t>タグ</w:t>
       </w:r>
     </w:p>
     <w:p>
@@ -4723,7 +5997,7 @@
         <w:pStyle w:val="ListBullet"/>
       </w:pPr>
       <w:r>
-        <w:t>vistoria-de-saida</w:t>
+        <w:t>explicacao-de-pontos-importantes</w:t>
       </w:r>
     </w:p>
     <w:p>
@@ -4739,15 +6013,15 @@
         <w:pStyle w:val="Heading2"/>
       </w:pPr>
       <w:r>
-        <w:t>Veja também</w:t>
-      </w:r>
-    </w:p>
-    <w:p>
-      <w:pPr>
-        <w:pStyle w:val="ListBullet"/>
-      </w:pPr>
-      <w:r>
-        <w:t>`14_FAQ/HOME/FAQ-HOME-0013.md`</w:t>
+        <w:t>関連項目</w:t>
+      </w:r>
+    </w:p>
+    <w:p>
+      <w:pPr>
+        <w:pStyle w:val="ListBullet"/>
+      </w:pPr>
+      <w:r>
+        <w:t>`14_FAQ/HOME/FAQ-HOME-0015.md`</w:t>
       </w:r>
     </w:p>
     <w:p>
@@ -4755,7 +6029,7 @@
         <w:pStyle w:val="Heading2"/>
       </w:pPr>
       <w:r>
-        <w:t>Histórico de revisão</w:t>
+        <w:t>改訂履歴</w:t>
       </w:r>
     </w:p>
     <w:p>
@@ -4783,7 +6057,7 @@
         <w:pStyle w:val="Heading1"/>
       </w:pPr>
       <w:r>
-        <w:t>HOME-0014 - 入居審査 - Análise de entrada</w:t>
+        <w:t>HOME-0016 - 契約更新 - Renovação contratual</w:t>
       </w:r>
     </w:p>
     <w:p>
@@ -4791,7 +6065,7 @@
         <w:pStyle w:val="Heading2"/>
       </w:pPr>
       <w:r>
-        <w:t>Controle</w:t>
+        <w:t>管理情報</w:t>
       </w:r>
     </w:p>
     <w:p>
@@ -4831,12 +6105,12 @@
         <w:pStyle w:val="Heading2"/>
       </w:pPr>
       <w:r>
-        <w:t>Código</w:t>
-      </w:r>
-    </w:p>
-    <w:p>
-      <w:r>
-        <w:t>HOME-0014</w:t>
+        <w:t>コード</w:t>
+      </w:r>
+    </w:p>
+    <w:p>
+      <w:r>
+        <w:t>HOME-0016</w:t>
       </w:r>
     </w:p>
     <w:p>
@@ -4844,7 +6118,7 @@
         <w:pStyle w:val="Heading2"/>
       </w:pPr>
       <w:r>
-        <w:t>Categoria</w:t>
+        <w:t>カテゴリー</w:t>
       </w:r>
     </w:p>
     <w:p>
@@ -4857,12 +6131,12 @@
         <w:pStyle w:val="Heading2"/>
       </w:pPr>
       <w:r>
-        <w:t>Termo Japonês</w:t>
-      </w:r>
-    </w:p>
-    <w:p>
-      <w:r>
-        <w:t>入居審査</w:t>
+        <w:t>日本語用語</w:t>
+      </w:r>
+    </w:p>
+    <w:p>
+      <w:r>
+        <w:t>契約更新</w:t>
       </w:r>
     </w:p>
     <w:p>
@@ -4870,12 +6144,12 @@
         <w:pStyle w:val="Heading2"/>
       </w:pPr>
       <w:r>
-        <w:t>Tradução Português</w:t>
-      </w:r>
-    </w:p>
-    <w:p>
-      <w:r>
-        <w:t>Análise de entrada</w:t>
+        <w:t>ポルトガル語訳</w:t>
+      </w:r>
+    </w:p>
+    <w:p>
+      <w:r>
+        <w:t>Renovação contratual</w:t>
       </w:r>
     </w:p>
     <w:p>
@@ -4883,12 +6157,12 @@
         <w:pStyle w:val="Heading2"/>
       </w:pPr>
       <w:r>
-        <w:t>Definição Técnica</w:t>
-      </w:r>
-    </w:p>
-    <w:p>
-      <w:r>
-        <w:t>Avaliação feita por imobiliária, proprietário ou garantidora antes de aceitar o candidato à locação.</w:t>
+        <w:t>技術的定義</w:t>
+      </w:r>
+    </w:p>
+    <w:p>
+      <w:r>
+        <w:t>契約更新とは、住居・賃貸関連の保険の相談・契約・保険金請求または契約管理において確認すべき専門用語です。具体的な意味、適用範囲、必要書類、支払可否は、保険商品、契約条件、事故状況および保険会社の判断によって異なります。</w:t>
       </w:r>
     </w:p>
     <w:p>
@@ -4896,12 +6170,12 @@
         <w:pStyle w:val="Heading2"/>
       </w:pPr>
       <w:r>
-        <w:t>Explicação Simplificada</w:t>
-      </w:r>
-    </w:p>
-    <w:p>
-      <w:r>
-        <w:t>É a análise para aprovar o aluguel.</w:t>
+        <w:t>簡単な説明</w:t>
+      </w:r>
+    </w:p>
+    <w:p>
+      <w:r>
+        <w:t>お客様には、「Renovação contratual」に関する内容を、契約内容、条件、必要書類に分けて確認することとして説明します。</w:t>
       </w:r>
     </w:p>
     <w:p>
@@ -4909,12 +6183,22 @@
         <w:pStyle w:val="Heading2"/>
       </w:pPr>
       <w:r>
-        <w:t>Como explicar ao cliente brasileiro</w:t>
-      </w:r>
-    </w:p>
-    <w:p>
-      <w:r>
-        <w:t>Essa análise é diferente da aceitação de um seguro.</w:t>
+        <w:t>ブラジル人顧客への説明方法</w:t>
+      </w:r>
+    </w:p>
+    <w:p>
+      <w:r>
+        <w:t>Leitura para pronúncia: ヴァモス コンフィルマール RENOVAÇÃO CONTRATUAL イ エスプリカール ジ フォルマ シンプレス コンフォルミ オ コントラート</w:t>
+      </w:r>
+    </w:p>
+    <w:p>
+      <w:r>
+        <w:t>Português brasileiro: Vamos confirmar renovação contratual e explicar de forma simples, conforme o contrato.</w:t>
+      </w:r>
+    </w:p>
+    <w:p>
+      <w:r>
+        <w:t>日本語確認用: 「Renovação contratual」について、契約内容に沿って分かりやすく確認します。</w:t>
       </w:r>
     </w:p>
     <w:p>
@@ -4922,7 +6206,7 @@
         <w:pStyle w:val="Heading2"/>
       </w:pPr>
       <w:r>
-        <w:t>Frases utilizadas</w:t>
+        <w:t>使用フレーズ</w:t>
       </w:r>
     </w:p>
     <w:p>
@@ -4930,23 +6214,49 @@
         <w:pStyle w:val="Heading3"/>
       </w:pPr>
       <w:r>
-        <w:t>Japonês</w:t>
-      </w:r>
-    </w:p>
-    <w:p>
-      <w:pPr>
-        <w:pStyle w:val="ListBullet"/>
-      </w:pPr>
-      <w:r>
-        <w:t>入居審査について確認しましょう。</w:t>
-      </w:r>
-    </w:p>
-    <w:p>
-      <w:pPr>
-        <w:pStyle w:val="ListBullet"/>
-      </w:pPr>
-      <w:r>
-        <w:t>賃貸契約と保険の関係を分かりやすく説明します。</w:t>
+        <w:t>顧客に伝えるポルトガル語</w:t>
+      </w:r>
+    </w:p>
+    <w:p>
+      <w:pPr>
+        <w:pStyle w:val="ListBullet"/>
+      </w:pPr>
+      <w:r>
+        <w:t>Leitura para pronúncia: ヴァモス コンフィルマール RENOVAÇÃO CONTRATUAL</w:t>
+      </w:r>
+    </w:p>
+    <w:p>
+      <w:r>
+        <w:t xml:space="preserve">  Português brasileiro: Vamos confirmar renovação contratual.</w:t>
+      </w:r>
+    </w:p>
+    <w:p>
+      <w:pPr>
+        <w:pStyle w:val="ListBullet2"/>
+      </w:pPr>
+      <w:r>
+        <w:t>日本語確認用: 「Renovação contratual」について確認しましょう。</w:t>
+      </w:r>
+    </w:p>
+    <w:p>
+      <w:pPr>
+        <w:pStyle w:val="ListBullet"/>
+      </w:pPr>
+      <w:r>
+        <w:t>Leitura para pronúncia: VOU エスプリカール ジ フォルマ シンプレス コンフォルミ オ コントラート</w:t>
+      </w:r>
+    </w:p>
+    <w:p>
+      <w:r>
+        <w:t xml:space="preserve">  Português brasileiro: Vou explicar de forma simples, conforme o contrato.</w:t>
+      </w:r>
+    </w:p>
+    <w:p>
+      <w:pPr>
+        <w:pStyle w:val="ListBullet2"/>
+      </w:pPr>
+      <w:r>
+        <w:t>日本語確認用: 契約内容に沿って、分かりやすく説明します。</w:t>
       </w:r>
     </w:p>
     <w:p>
@@ -4954,23 +6264,23 @@
         <w:pStyle w:val="Heading3"/>
       </w:pPr>
       <w:r>
-        <w:t>Português brasileiro</w:t>
-      </w:r>
-    </w:p>
-    <w:p>
-      <w:pPr>
-        <w:pStyle w:val="ListBullet"/>
-      </w:pPr>
-      <w:r>
-        <w:t>Vamos confirmar análise de entrada.</w:t>
-      </w:r>
-    </w:p>
-    <w:p>
-      <w:pPr>
-        <w:pStyle w:val="ListBullet"/>
-      </w:pPr>
-      <w:r>
-        <w:t>Vou explicar a relação entre aluguel, responsabilidade e seguro de forma simples.</w:t>
+        <w:t>社内確認用の日本語</w:t>
+      </w:r>
+    </w:p>
+    <w:p>
+      <w:pPr>
+        <w:pStyle w:val="ListBullet"/>
+      </w:pPr>
+      <w:r>
+        <w:t>契約更新について確認しましょう。</w:t>
+      </w:r>
+    </w:p>
+    <w:p>
+      <w:pPr>
+        <w:pStyle w:val="ListBullet"/>
+      </w:pPr>
+      <w:r>
+        <w:t>契約内容と必要書類を分けて確認します.</w:t>
       </w:r>
     </w:p>
     <w:p>
@@ -4978,15 +6288,15 @@
         <w:pStyle w:val="Heading2"/>
       </w:pPr>
       <w:r>
-        <w:t>Perguntas frequentes</w:t>
-      </w:r>
-    </w:p>
-    <w:p>
-      <w:pPr>
-        <w:pStyle w:val="ListBullet"/>
-      </w:pPr>
-      <w:r>
-        <w:t>FAQ-HOME-0014</w:t>
+        <w:t>よくある質問</w:t>
+      </w:r>
+    </w:p>
+    <w:p>
+      <w:pPr>
+        <w:pStyle w:val="ListBullet"/>
+      </w:pPr>
+      <w:r>
+        <w:t>FAQ-HOME-0016</w:t>
       </w:r>
     </w:p>
     <w:p>
@@ -4994,15 +6304,7 @@
         <w:pStyle w:val="Heading2"/>
       </w:pPr>
       <w:r>
-        <w:t>Termos relacionados</w:t>
-      </w:r>
-    </w:p>
-    <w:p>
-      <w:pPr>
-        <w:pStyle w:val="ListBullet"/>
-      </w:pPr>
-      <w:r>
-        <w:t>HOME-0013 - 退去立会い - Vistoria de saída</w:t>
+        <w:t>関連用語</w:t>
       </w:r>
     </w:p>
     <w:p>
@@ -5015,18 +6317,26 @@
     </w:p>
     <w:p>
       <w:pPr>
+        <w:pStyle w:val="ListBullet"/>
+      </w:pPr>
+      <w:r>
+        <w:t>HOME-0017 - 更新料 - Taxa de renovação</w:t>
+      </w:r>
+    </w:p>
+    <w:p>
+      <w:pPr>
         <w:pStyle w:val="Heading2"/>
       </w:pPr>
       <w:r>
-        <w:t>Referências cruzadas</w:t>
-      </w:r>
-    </w:p>
-    <w:p>
-      <w:pPr>
-        <w:pStyle w:val="ListBullet"/>
-      </w:pPr>
-      <w:r>
-        <w:t>FAQ-HOME-0014</w:t>
+        <w:t>相互参照</w:t>
+      </w:r>
+    </w:p>
+    <w:p>
+      <w:pPr>
+        <w:pStyle w:val="ListBullet"/>
+      </w:pPr>
+      <w:r>
+        <w:t>FAQ-HOME-0016</w:t>
       </w:r>
     </w:p>
     <w:p>
@@ -5042,7 +6352,7 @@
         <w:pStyle w:val="ListBullet"/>
       </w:pPr>
       <w:r>
-        <w:t>CASE-HOME-0005</w:t>
+        <w:t>CASE-HOME-0006</w:t>
       </w:r>
     </w:p>
     <w:p>
@@ -5050,7 +6360,7 @@
         <w:pStyle w:val="Heading2"/>
       </w:pPr>
       <w:r>
-        <w:t>Referências</w:t>
+        <w:t>参考資料</w:t>
       </w:r>
     </w:p>
     <w:p>
@@ -5066,7 +6376,7 @@
         <w:pStyle w:val="Heading2"/>
       </w:pPr>
       <w:r>
-        <w:t>Tags</w:t>
+        <w:t>タグ</w:t>
       </w:r>
     </w:p>
     <w:p>
@@ -5090,7 +6400,7 @@
         <w:pStyle w:val="ListBullet"/>
       </w:pPr>
       <w:r>
-        <w:t>analise-de-entrada</w:t>
+        <w:t>renovacao-contratual</w:t>
       </w:r>
     </w:p>
     <w:p>
@@ -5106,15 +6416,15 @@
         <w:pStyle w:val="Heading2"/>
       </w:pPr>
       <w:r>
-        <w:t>Veja também</w:t>
-      </w:r>
-    </w:p>
-    <w:p>
-      <w:pPr>
-        <w:pStyle w:val="ListBullet"/>
-      </w:pPr>
-      <w:r>
-        <w:t>`14_FAQ/HOME/FAQ-HOME-0014.md`</w:t>
+        <w:t>関連項目</w:t>
+      </w:r>
+    </w:p>
+    <w:p>
+      <w:pPr>
+        <w:pStyle w:val="ListBullet"/>
+      </w:pPr>
+      <w:r>
+        <w:t>`14_FAQ/HOME/FAQ-HOME-0016.md`</w:t>
       </w:r>
     </w:p>
     <w:p>
@@ -5122,7 +6432,7 @@
         <w:pStyle w:val="Heading2"/>
       </w:pPr>
       <w:r>
-        <w:t>Histórico de revisão</w:t>
+        <w:t>改訂履歴</w:t>
       </w:r>
     </w:p>
     <w:p>
@@ -5150,7 +6460,7 @@
         <w:pStyle w:val="Heading1"/>
       </w:pPr>
       <w:r>
-        <w:t>HOME-0015 - 重要事項説明 - Explicação de pontos importantes</w:t>
+        <w:t>HOME-0017 - 更新料 - Taxa de renovação</w:t>
       </w:r>
     </w:p>
     <w:p>
@@ -5158,7 +6468,7 @@
         <w:pStyle w:val="Heading2"/>
       </w:pPr>
       <w:r>
-        <w:t>Controle</w:t>
+        <w:t>管理情報</w:t>
       </w:r>
     </w:p>
     <w:p>
@@ -5198,12 +6508,12 @@
         <w:pStyle w:val="Heading2"/>
       </w:pPr>
       <w:r>
-        <w:t>Código</w:t>
-      </w:r>
-    </w:p>
-    <w:p>
-      <w:r>
-        <w:t>HOME-0015</w:t>
+        <w:t>コード</w:t>
+      </w:r>
+    </w:p>
+    <w:p>
+      <w:r>
+        <w:t>HOME-0017</w:t>
       </w:r>
     </w:p>
     <w:p>
@@ -5211,7 +6521,7 @@
         <w:pStyle w:val="Heading2"/>
       </w:pPr>
       <w:r>
-        <w:t>Categoria</w:t>
+        <w:t>カテゴリー</w:t>
       </w:r>
     </w:p>
     <w:p>
@@ -5224,12 +6534,12 @@
         <w:pStyle w:val="Heading2"/>
       </w:pPr>
       <w:r>
-        <w:t>Termo Japonês</w:t>
-      </w:r>
-    </w:p>
-    <w:p>
-      <w:r>
-        <w:t>重要事項説明</w:t>
+        <w:t>日本語用語</w:t>
+      </w:r>
+    </w:p>
+    <w:p>
+      <w:r>
+        <w:t>更新料</w:t>
       </w:r>
     </w:p>
     <w:p>
@@ -5237,12 +6547,12 @@
         <w:pStyle w:val="Heading2"/>
       </w:pPr>
       <w:r>
-        <w:t>Tradução Português</w:t>
-      </w:r>
-    </w:p>
-    <w:p>
-      <w:r>
-        <w:t>Explicação de pontos importantes</w:t>
+        <w:t>ポルトガル語訳</w:t>
+      </w:r>
+    </w:p>
+    <w:p>
+      <w:r>
+        <w:t>Taxa de renovação</w:t>
       </w:r>
     </w:p>
     <w:p>
@@ -5250,12 +6560,12 @@
         <w:pStyle w:val="Heading2"/>
       </w:pPr>
       <w:r>
-        <w:t>Definição Técnica</w:t>
-      </w:r>
-    </w:p>
-    <w:p>
-      <w:r>
-        <w:t>Explicação formal de condições relevantes da locação feita antes da assinatura, conforme prática imobiliária japonesa.</w:t>
+        <w:t>技術的定義</w:t>
+      </w:r>
+    </w:p>
+    <w:p>
+      <w:r>
+        <w:t>更新料とは、住居・賃貸関連の保険の相談・契約・保険金請求または契約管理において確認すべき専門用語です。具体的な意味、適用範囲、必要書類、支払可否は、保険商品、契約条件、事故状況および保険会社の判断によって異なります。</w:t>
       </w:r>
     </w:p>
     <w:p>
@@ -5263,12 +6573,12 @@
         <w:pStyle w:val="Heading2"/>
       </w:pPr>
       <w:r>
-        <w:t>Explicação Simplificada</w:t>
-      </w:r>
-    </w:p>
-    <w:p>
-      <w:r>
-        <w:t>É a explicação oficial antes de assinar.</w:t>
+        <w:t>簡単な説明</w:t>
+      </w:r>
+    </w:p>
+    <w:p>
+      <w:r>
+        <w:t>お客様には、「Taxa de renovação」に関する内容を、契約内容、条件、必要書類に分けて確認することとして説明します。</w:t>
       </w:r>
     </w:p>
     <w:p>
@@ -5276,12 +6586,22 @@
         <w:pStyle w:val="Heading2"/>
       </w:pPr>
       <w:r>
-        <w:t>Como explicar ao cliente brasileiro</w:t>
-      </w:r>
-    </w:p>
-    <w:p>
-      <w:r>
-        <w:t>O cliente deve confirmar seguro exigido, custos iniciais, renovação e regras de saída.</w:t>
+        <w:t>ブラジル人顧客への説明方法</w:t>
+      </w:r>
+    </w:p>
+    <w:p>
+      <w:r>
+        <w:t>Leitura para pronúncia: ヴァモス コンフィルマール TAXA ジ RENOVAÇÃO イ エスプリカール ジ フォルマ シンプレス コンフォルミ オ コントラート</w:t>
+      </w:r>
+    </w:p>
+    <w:p>
+      <w:r>
+        <w:t>Português brasileiro: Vamos confirmar taxa de renovação e explicar de forma simples, conforme o contrato.</w:t>
+      </w:r>
+    </w:p>
+    <w:p>
+      <w:r>
+        <w:t>日本語確認用: 「Taxa de renovação」について、契約内容に沿って分かりやすく確認します。</w:t>
       </w:r>
     </w:p>
     <w:p>
@@ -5289,7 +6609,7 @@
         <w:pStyle w:val="Heading2"/>
       </w:pPr>
       <w:r>
-        <w:t>Frases utilizadas</w:t>
+        <w:t>使用フレーズ</w:t>
       </w:r>
     </w:p>
     <w:p>
@@ -5297,23 +6617,49 @@
         <w:pStyle w:val="Heading3"/>
       </w:pPr>
       <w:r>
-        <w:t>Japonês</w:t>
-      </w:r>
-    </w:p>
-    <w:p>
-      <w:pPr>
-        <w:pStyle w:val="ListBullet"/>
-      </w:pPr>
-      <w:r>
-        <w:t>重要事項説明について確認しましょう。</w:t>
-      </w:r>
-    </w:p>
-    <w:p>
-      <w:pPr>
-        <w:pStyle w:val="ListBullet"/>
-      </w:pPr>
-      <w:r>
-        <w:t>賃貸契約と保険の関係を分かりやすく説明します。</w:t>
+        <w:t>顧客に伝えるポルトガル語</w:t>
+      </w:r>
+    </w:p>
+    <w:p>
+      <w:pPr>
+        <w:pStyle w:val="ListBullet"/>
+      </w:pPr>
+      <w:r>
+        <w:t>Leitura para pronúncia: ヴァモス コンフィルマール TAXA ジ RENOVAÇÃO</w:t>
+      </w:r>
+    </w:p>
+    <w:p>
+      <w:r>
+        <w:t xml:space="preserve">  Português brasileiro: Vamos confirmar taxa de renovação.</w:t>
+      </w:r>
+    </w:p>
+    <w:p>
+      <w:pPr>
+        <w:pStyle w:val="ListBullet2"/>
+      </w:pPr>
+      <w:r>
+        <w:t>日本語確認用: 「Taxa de renovação」について確認しましょう。</w:t>
+      </w:r>
+    </w:p>
+    <w:p>
+      <w:pPr>
+        <w:pStyle w:val="ListBullet"/>
+      </w:pPr>
+      <w:r>
+        <w:t>Leitura para pronúncia: VOU エスプリカール ジ フォルマ シンプレス コンフォルミ オ コントラート</w:t>
+      </w:r>
+    </w:p>
+    <w:p>
+      <w:r>
+        <w:t xml:space="preserve">  Português brasileiro: Vou explicar de forma simples, conforme o contrato.</w:t>
+      </w:r>
+    </w:p>
+    <w:p>
+      <w:pPr>
+        <w:pStyle w:val="ListBullet2"/>
+      </w:pPr>
+      <w:r>
+        <w:t>日本語確認用: 契約内容に沿って、分かりやすく説明します。</w:t>
       </w:r>
     </w:p>
     <w:p>
@@ -5321,23 +6667,23 @@
         <w:pStyle w:val="Heading3"/>
       </w:pPr>
       <w:r>
-        <w:t>Português brasileiro</w:t>
-      </w:r>
-    </w:p>
-    <w:p>
-      <w:pPr>
-        <w:pStyle w:val="ListBullet"/>
-      </w:pPr>
-      <w:r>
-        <w:t>Vamos confirmar explicação de pontos importantes.</w:t>
-      </w:r>
-    </w:p>
-    <w:p>
-      <w:pPr>
-        <w:pStyle w:val="ListBullet"/>
-      </w:pPr>
-      <w:r>
-        <w:t>Vou explicar a relação entre aluguel, responsabilidade e seguro de forma simples.</w:t>
+        <w:t>社内確認用の日本語</w:t>
+      </w:r>
+    </w:p>
+    <w:p>
+      <w:pPr>
+        <w:pStyle w:val="ListBullet"/>
+      </w:pPr>
+      <w:r>
+        <w:t>更新料について確認しましょう。</w:t>
+      </w:r>
+    </w:p>
+    <w:p>
+      <w:pPr>
+        <w:pStyle w:val="ListBullet"/>
+      </w:pPr>
+      <w:r>
+        <w:t>契約内容と必要書類を分けて確認します.</w:t>
       </w:r>
     </w:p>
     <w:p>
@@ -5345,15 +6691,15 @@
         <w:pStyle w:val="Heading2"/>
       </w:pPr>
       <w:r>
-        <w:t>Perguntas frequentes</w:t>
-      </w:r>
-    </w:p>
-    <w:p>
-      <w:pPr>
-        <w:pStyle w:val="ListBullet"/>
-      </w:pPr>
-      <w:r>
-        <w:t>FAQ-HOME-0015</w:t>
+        <w:t>よくある質問</w:t>
+      </w:r>
+    </w:p>
+    <w:p>
+      <w:pPr>
+        <w:pStyle w:val="ListBullet"/>
+      </w:pPr>
+      <w:r>
+        <w:t>FAQ-HOME-0017</w:t>
       </w:r>
     </w:p>
     <w:p>
@@ -5361,15 +6707,7 @@
         <w:pStyle w:val="Heading2"/>
       </w:pPr>
       <w:r>
-        <w:t>Termos relacionados</w:t>
-      </w:r>
-    </w:p>
-    <w:p>
-      <w:pPr>
-        <w:pStyle w:val="ListBullet"/>
-      </w:pPr>
-      <w:r>
-        <w:t>HOME-0014 - 入居審査 - Análise de entrada</w:t>
+        <w:t>関連用語</w:t>
       </w:r>
     </w:p>
     <w:p>
@@ -5382,34 +6720,42 @@
     </w:p>
     <w:p>
       <w:pPr>
+        <w:pStyle w:val="ListBullet"/>
+      </w:pPr>
+      <w:r>
+        <w:t>HOME-0018 - 家賃滞納 - Atraso no aluguel</w:t>
+      </w:r>
+    </w:p>
+    <w:p>
+      <w:pPr>
         <w:pStyle w:val="Heading2"/>
       </w:pPr>
       <w:r>
-        <w:t>Referências cruzadas</w:t>
-      </w:r>
-    </w:p>
-    <w:p>
-      <w:pPr>
-        <w:pStyle w:val="ListBullet"/>
-      </w:pPr>
-      <w:r>
-        <w:t>FAQ-HOME-0015</w:t>
-      </w:r>
-    </w:p>
-    <w:p>
-      <w:pPr>
-        <w:pStyle w:val="ListBullet"/>
-      </w:pPr>
-      <w:r>
-        <w:t>DIALOGUE-HOME-0004</w:t>
-      </w:r>
-    </w:p>
-    <w:p>
-      <w:pPr>
-        <w:pStyle w:val="ListBullet"/>
-      </w:pPr>
-      <w:r>
-        <w:t>CASE-HOME-0005</w:t>
+        <w:t>相互参照</w:t>
+      </w:r>
+    </w:p>
+    <w:p>
+      <w:pPr>
+        <w:pStyle w:val="ListBullet"/>
+      </w:pPr>
+      <w:r>
+        <w:t>FAQ-HOME-0017</w:t>
+      </w:r>
+    </w:p>
+    <w:p>
+      <w:pPr>
+        <w:pStyle w:val="ListBullet"/>
+      </w:pPr>
+      <w:r>
+        <w:t>DIALOGUE-HOME-0005</w:t>
+      </w:r>
+    </w:p>
+    <w:p>
+      <w:pPr>
+        <w:pStyle w:val="ListBullet"/>
+      </w:pPr>
+      <w:r>
+        <w:t>CASE-HOME-0006</w:t>
       </w:r>
     </w:p>
     <w:p>
@@ -5417,7 +6763,7 @@
         <w:pStyle w:val="Heading2"/>
       </w:pPr>
       <w:r>
-        <w:t>Referências</w:t>
+        <w:t>参考資料</w:t>
       </w:r>
     </w:p>
     <w:p>
@@ -5433,7 +6779,7 @@
         <w:pStyle w:val="Heading2"/>
       </w:pPr>
       <w:r>
-        <w:t>Tags</w:t>
+        <w:t>タグ</w:t>
       </w:r>
     </w:p>
     <w:p>
@@ -5457,7 +6803,7 @@
         <w:pStyle w:val="ListBullet"/>
       </w:pPr>
       <w:r>
-        <w:t>explicacao-de-pontos-importantes</w:t>
+        <w:t>taxa-de-renovacao</w:t>
       </w:r>
     </w:p>
     <w:p>
@@ -5473,15 +6819,15 @@
         <w:pStyle w:val="Heading2"/>
       </w:pPr>
       <w:r>
-        <w:t>Veja também</w:t>
-      </w:r>
-    </w:p>
-    <w:p>
-      <w:pPr>
-        <w:pStyle w:val="ListBullet"/>
-      </w:pPr>
-      <w:r>
-        <w:t>`14_FAQ/HOME/FAQ-HOME-0015.md`</w:t>
+        <w:t>関連項目</w:t>
+      </w:r>
+    </w:p>
+    <w:p>
+      <w:pPr>
+        <w:pStyle w:val="ListBullet"/>
+      </w:pPr>
+      <w:r>
+        <w:t>`14_FAQ/HOME/FAQ-HOME-0017.md`</w:t>
       </w:r>
     </w:p>
     <w:p>
@@ -5489,7 +6835,7 @@
         <w:pStyle w:val="Heading2"/>
       </w:pPr>
       <w:r>
-        <w:t>Histórico de revisão</w:t>
+        <w:t>改訂履歴</w:t>
       </w:r>
     </w:p>
     <w:p>
@@ -5517,7 +6863,7 @@
         <w:pStyle w:val="Heading1"/>
       </w:pPr>
       <w:r>
-        <w:t>HOME-0016 - 契約更新 - Renovação contratual</w:t>
+        <w:t>HOME-0018 - 家賃滞納 - Atraso no aluguel</w:t>
       </w:r>
     </w:p>
     <w:p>
@@ -5525,7 +6871,7 @@
         <w:pStyle w:val="Heading2"/>
       </w:pPr>
       <w:r>
-        <w:t>Controle</w:t>
+        <w:t>管理情報</w:t>
       </w:r>
     </w:p>
     <w:p>
@@ -5565,12 +6911,12 @@
         <w:pStyle w:val="Heading2"/>
       </w:pPr>
       <w:r>
-        <w:t>Código</w:t>
-      </w:r>
-    </w:p>
-    <w:p>
-      <w:r>
-        <w:t>HOME-0016</w:t>
+        <w:t>コード</w:t>
+      </w:r>
+    </w:p>
+    <w:p>
+      <w:r>
+        <w:t>HOME-0018</w:t>
       </w:r>
     </w:p>
     <w:p>
@@ -5578,7 +6924,7 @@
         <w:pStyle w:val="Heading2"/>
       </w:pPr>
       <w:r>
-        <w:t>Categoria</w:t>
+        <w:t>カテゴリー</w:t>
       </w:r>
     </w:p>
     <w:p>
@@ -5591,12 +6937,12 @@
         <w:pStyle w:val="Heading2"/>
       </w:pPr>
       <w:r>
-        <w:t>Termo Japonês</w:t>
-      </w:r>
-    </w:p>
-    <w:p>
-      <w:r>
-        <w:t>契約更新</w:t>
+        <w:t>日本語用語</w:t>
+      </w:r>
+    </w:p>
+    <w:p>
+      <w:r>
+        <w:t>家賃滞納</w:t>
       </w:r>
     </w:p>
     <w:p>
@@ -5604,12 +6950,12 @@
         <w:pStyle w:val="Heading2"/>
       </w:pPr>
       <w:r>
-        <w:t>Tradução Português</w:t>
-      </w:r>
-    </w:p>
-    <w:p>
-      <w:r>
-        <w:t>Renovação contratual</w:t>
+        <w:t>ポルトガル語訳</w:t>
+      </w:r>
+    </w:p>
+    <w:p>
+      <w:r>
+        <w:t>Atraso no aluguel</w:t>
       </w:r>
     </w:p>
     <w:p>
@@ -5617,12 +6963,12 @@
         <w:pStyle w:val="Heading2"/>
       </w:pPr>
       <w:r>
-        <w:t>Definição Técnica</w:t>
-      </w:r>
-    </w:p>
-    <w:p>
-      <w:r>
-        <w:t>Procedimento de continuidade do contrato de locação após o prazo inicial, conforme condições acordadas.</w:t>
+        <w:t>技術的定義</w:t>
+      </w:r>
+    </w:p>
+    <w:p>
+      <w:r>
+        <w:t>家賃滞納とは、住居・賃貸関連の保険の相談・契約・保険金請求または契約管理において確認すべき専門用語です。具体的な意味、適用範囲、必要書類、支払可否は、保険商品、契約条件、事故状況および保険会社の判断によって異なります。</w:t>
       </w:r>
     </w:p>
     <w:p>
@@ -5630,12 +6976,12 @@
         <w:pStyle w:val="Heading2"/>
       </w:pPr>
       <w:r>
-        <w:t>Explicação Simplificada</w:t>
-      </w:r>
-    </w:p>
-    <w:p>
-      <w:r>
-        <w:t>É renovar o contrato de aluguel.</w:t>
+        <w:t>簡単な説明</w:t>
+      </w:r>
+    </w:p>
+    <w:p>
+      <w:r>
+        <w:t>お客様には、「Atraso no aluguel」に関する内容を、契約内容、条件、必要書類に分けて確認することとして説明します。</w:t>
       </w:r>
     </w:p>
     <w:p>
@@ -5643,12 +6989,22 @@
         <w:pStyle w:val="Heading2"/>
       </w:pPr>
       <w:r>
-        <w:t>Como explicar ao cliente brasileiro</w:t>
-      </w:r>
-    </w:p>
-    <w:p>
-      <w:r>
-        <w:t>Na renovação, também pode ser necessário confirmar seguro e dados do contrato.</w:t>
+        <w:t>ブラジル人顧客への説明方法</w:t>
+      </w:r>
+    </w:p>
+    <w:p>
+      <w:r>
+        <w:t>Leitura para pronúncia: ヴァモス コンフィルマール ATRASO NO ALUGUEL イ エスプリカール ジ フォルマ シンプレス コンフォルミ オ コントラート</w:t>
+      </w:r>
+    </w:p>
+    <w:p>
+      <w:r>
+        <w:t>Português brasileiro: Vamos confirmar atraso no aluguel e explicar de forma simples, conforme o contrato.</w:t>
+      </w:r>
+    </w:p>
+    <w:p>
+      <w:r>
+        <w:t>日本語確認用: 「Atraso no aluguel」について、契約内容に沿って分かりやすく確認します。</w:t>
       </w:r>
     </w:p>
     <w:p>
@@ -5656,7 +7012,7 @@
         <w:pStyle w:val="Heading2"/>
       </w:pPr>
       <w:r>
-        <w:t>Frases utilizadas</w:t>
+        <w:t>使用フレーズ</w:t>
       </w:r>
     </w:p>
     <w:p>
@@ -5664,23 +7020,49 @@
         <w:pStyle w:val="Heading3"/>
       </w:pPr>
       <w:r>
-        <w:t>Japonês</w:t>
-      </w:r>
-    </w:p>
-    <w:p>
-      <w:pPr>
-        <w:pStyle w:val="ListBullet"/>
-      </w:pPr>
-      <w:r>
-        <w:t>契約更新について確認しましょう。</w:t>
-      </w:r>
-    </w:p>
-    <w:p>
-      <w:pPr>
-        <w:pStyle w:val="ListBullet"/>
-      </w:pPr>
-      <w:r>
-        <w:t>賃貸契約と保険の関係を分かりやすく説明します。</w:t>
+        <w:t>顧客に伝えるポルトガル語</w:t>
+      </w:r>
+    </w:p>
+    <w:p>
+      <w:pPr>
+        <w:pStyle w:val="ListBullet"/>
+      </w:pPr>
+      <w:r>
+        <w:t>Leitura para pronúncia: ヴァモス コンフィルマール ATRASO NO ALUGUEL</w:t>
+      </w:r>
+    </w:p>
+    <w:p>
+      <w:r>
+        <w:t xml:space="preserve">  Português brasileiro: Vamos confirmar atraso no aluguel.</w:t>
+      </w:r>
+    </w:p>
+    <w:p>
+      <w:pPr>
+        <w:pStyle w:val="ListBullet2"/>
+      </w:pPr>
+      <w:r>
+        <w:t>日本語確認用: 「Atraso no aluguel」について確認しましょう。</w:t>
+      </w:r>
+    </w:p>
+    <w:p>
+      <w:pPr>
+        <w:pStyle w:val="ListBullet"/>
+      </w:pPr>
+      <w:r>
+        <w:t>Leitura para pronúncia: VOU エスプリカール ジ フォルマ シンプレス コンフォルミ オ コントラート</w:t>
+      </w:r>
+    </w:p>
+    <w:p>
+      <w:r>
+        <w:t xml:space="preserve">  Português brasileiro: Vou explicar de forma simples, conforme o contrato.</w:t>
+      </w:r>
+    </w:p>
+    <w:p>
+      <w:pPr>
+        <w:pStyle w:val="ListBullet2"/>
+      </w:pPr>
+      <w:r>
+        <w:t>日本語確認用: 契約内容に沿って、分かりやすく説明します。</w:t>
       </w:r>
     </w:p>
     <w:p>
@@ -5688,23 +7070,23 @@
         <w:pStyle w:val="Heading3"/>
       </w:pPr>
       <w:r>
-        <w:t>Português brasileiro</w:t>
-      </w:r>
-    </w:p>
-    <w:p>
-      <w:pPr>
-        <w:pStyle w:val="ListBullet"/>
-      </w:pPr>
-      <w:r>
-        <w:t>Vamos confirmar renovação contratual.</w:t>
-      </w:r>
-    </w:p>
-    <w:p>
-      <w:pPr>
-        <w:pStyle w:val="ListBullet"/>
-      </w:pPr>
-      <w:r>
-        <w:t>Vou explicar a relação entre aluguel, responsabilidade e seguro de forma simples.</w:t>
+        <w:t>社内確認用の日本語</w:t>
+      </w:r>
+    </w:p>
+    <w:p>
+      <w:pPr>
+        <w:pStyle w:val="ListBullet"/>
+      </w:pPr>
+      <w:r>
+        <w:t>家賃滞納について確認しましょう。</w:t>
+      </w:r>
+    </w:p>
+    <w:p>
+      <w:pPr>
+        <w:pStyle w:val="ListBullet"/>
+      </w:pPr>
+      <w:r>
+        <w:t>契約内容と必要書類を分けて確認します.</w:t>
       </w:r>
     </w:p>
     <w:p>
@@ -5712,15 +7094,15 @@
         <w:pStyle w:val="Heading2"/>
       </w:pPr>
       <w:r>
-        <w:t>Perguntas frequentes</w:t>
-      </w:r>
-    </w:p>
-    <w:p>
-      <w:pPr>
-        <w:pStyle w:val="ListBullet"/>
-      </w:pPr>
-      <w:r>
-        <w:t>FAQ-HOME-0016</w:t>
+        <w:t>よくある質問</w:t>
+      </w:r>
+    </w:p>
+    <w:p>
+      <w:pPr>
+        <w:pStyle w:val="ListBullet"/>
+      </w:pPr>
+      <w:r>
+        <w:t>FAQ-HOME-0018</w:t>
       </w:r>
     </w:p>
     <w:p>
@@ -5728,15 +7110,7 @@
         <w:pStyle w:val="Heading2"/>
       </w:pPr>
       <w:r>
-        <w:t>Termos relacionados</w:t>
-      </w:r>
-    </w:p>
-    <w:p>
-      <w:pPr>
-        <w:pStyle w:val="ListBullet"/>
-      </w:pPr>
-      <w:r>
-        <w:t>HOME-0015 - 重要事項説明 - Explicação de pontos importantes</w:t>
+        <w:t>関連用語</w:t>
       </w:r>
     </w:p>
     <w:p>
@@ -5749,26 +7123,34 @@
     </w:p>
     <w:p>
       <w:pPr>
+        <w:pStyle w:val="ListBullet"/>
+      </w:pPr>
+      <w:r>
+        <w:t>HOME-0019 - 鍵交換費用 - Custo de troca de chave</w:t>
+      </w:r>
+    </w:p>
+    <w:p>
+      <w:pPr>
         <w:pStyle w:val="Heading2"/>
       </w:pPr>
       <w:r>
-        <w:t>Referências cruzadas</w:t>
-      </w:r>
-    </w:p>
-    <w:p>
-      <w:pPr>
-        <w:pStyle w:val="ListBullet"/>
-      </w:pPr>
-      <w:r>
-        <w:t>FAQ-HOME-0016</w:t>
-      </w:r>
-    </w:p>
-    <w:p>
-      <w:pPr>
-        <w:pStyle w:val="ListBullet"/>
-      </w:pPr>
-      <w:r>
-        <w:t>DIALOGUE-HOME-0004</w:t>
+        <w:t>相互参照</w:t>
+      </w:r>
+    </w:p>
+    <w:p>
+      <w:pPr>
+        <w:pStyle w:val="ListBullet"/>
+      </w:pPr>
+      <w:r>
+        <w:t>FAQ-HOME-0018</w:t>
+      </w:r>
+    </w:p>
+    <w:p>
+      <w:pPr>
+        <w:pStyle w:val="ListBullet"/>
+      </w:pPr>
+      <w:r>
+        <w:t>DIALOGUE-HOME-0005</w:t>
       </w:r>
     </w:p>
     <w:p>
@@ -5784,7 +7166,7 @@
         <w:pStyle w:val="Heading2"/>
       </w:pPr>
       <w:r>
-        <w:t>Referências</w:t>
+        <w:t>参考資料</w:t>
       </w:r>
     </w:p>
     <w:p>
@@ -5800,7 +7182,7 @@
         <w:pStyle w:val="Heading2"/>
       </w:pPr>
       <w:r>
-        <w:t>Tags</w:t>
+        <w:t>タグ</w:t>
       </w:r>
     </w:p>
     <w:p>
@@ -5824,7 +7206,7 @@
         <w:pStyle w:val="ListBullet"/>
       </w:pPr>
       <w:r>
-        <w:t>renovacao-contratual</w:t>
+        <w:t>atraso-no-aluguel</w:t>
       </w:r>
     </w:p>
     <w:p>
@@ -5840,15 +7222,15 @@
         <w:pStyle w:val="Heading2"/>
       </w:pPr>
       <w:r>
-        <w:t>Veja também</w:t>
-      </w:r>
-    </w:p>
-    <w:p>
-      <w:pPr>
-        <w:pStyle w:val="ListBullet"/>
-      </w:pPr>
-      <w:r>
-        <w:t>`14_FAQ/HOME/FAQ-HOME-0016.md`</w:t>
+        <w:t>関連項目</w:t>
+      </w:r>
+    </w:p>
+    <w:p>
+      <w:pPr>
+        <w:pStyle w:val="ListBullet"/>
+      </w:pPr>
+      <w:r>
+        <w:t>`14_FAQ/HOME/FAQ-HOME-0018.md`</w:t>
       </w:r>
     </w:p>
     <w:p>
@@ -5856,7 +7238,7 @@
         <w:pStyle w:val="Heading2"/>
       </w:pPr>
       <w:r>
-        <w:t>Histórico de revisão</w:t>
+        <w:t>改訂履歴</w:t>
       </w:r>
     </w:p>
     <w:p>
@@ -5884,7 +7266,7 @@
         <w:pStyle w:val="Heading1"/>
       </w:pPr>
       <w:r>
-        <w:t>HOME-0017 - 更新料 - Taxa de renovação</w:t>
+        <w:t>HOME-0019 - 鍵交換費用 - Custo de troca de chave</w:t>
       </w:r>
     </w:p>
     <w:p>
@@ -5892,7 +7274,7 @@
         <w:pStyle w:val="Heading2"/>
       </w:pPr>
       <w:r>
-        <w:t>Controle</w:t>
+        <w:t>管理情報</w:t>
       </w:r>
     </w:p>
     <w:p>
@@ -5932,12 +7314,12 @@
         <w:pStyle w:val="Heading2"/>
       </w:pPr>
       <w:r>
-        <w:t>Código</w:t>
-      </w:r>
-    </w:p>
-    <w:p>
-      <w:r>
-        <w:t>HOME-0017</w:t>
+        <w:t>コード</w:t>
+      </w:r>
+    </w:p>
+    <w:p>
+      <w:r>
+        <w:t>HOME-0019</w:t>
       </w:r>
     </w:p>
     <w:p>
@@ -5945,7 +7327,7 @@
         <w:pStyle w:val="Heading2"/>
       </w:pPr>
       <w:r>
-        <w:t>Categoria</w:t>
+        <w:t>カテゴリー</w:t>
       </w:r>
     </w:p>
     <w:p>
@@ -5958,12 +7340,12 @@
         <w:pStyle w:val="Heading2"/>
       </w:pPr>
       <w:r>
-        <w:t>Termo Japonês</w:t>
-      </w:r>
-    </w:p>
-    <w:p>
-      <w:r>
-        <w:t>更新料</w:t>
+        <w:t>日本語用語</w:t>
+      </w:r>
+    </w:p>
+    <w:p>
+      <w:r>
+        <w:t>鍵交換費用</w:t>
       </w:r>
     </w:p>
     <w:p>
@@ -5971,12 +7353,12 @@
         <w:pStyle w:val="Heading2"/>
       </w:pPr>
       <w:r>
-        <w:t>Tradução Português</w:t>
-      </w:r>
-    </w:p>
-    <w:p>
-      <w:r>
-        <w:t>Taxa de renovação</w:t>
+        <w:t>ポルトガル語訳</w:t>
+      </w:r>
+    </w:p>
+    <w:p>
+      <w:r>
+        <w:t>Custo de troca de chave</w:t>
       </w:r>
     </w:p>
     <w:p>
@@ -5984,12 +7366,12 @@
         <w:pStyle w:val="Heading2"/>
       </w:pPr>
       <w:r>
-        <w:t>Definição Técnica</w:t>
-      </w:r>
-    </w:p>
-    <w:p>
-      <w:r>
-        <w:t>Valor cobrado em algumas locações para renovação contratual, conforme contrato e região.</w:t>
+        <w:t>技術的定義</w:t>
+      </w:r>
+    </w:p>
+    <w:p>
+      <w:r>
+        <w:t>鍵交換費用とは、住居・賃貸関連の保険の相談・契約・保険金請求または契約管理において確認すべき専門用語です。具体的な意味、適用範囲、必要書類、支払可否は、保険商品、契約条件、事故状況および保険会社の判断によって異なります。</w:t>
       </w:r>
     </w:p>
     <w:p>
@@ -5997,12 +7379,12 @@
         <w:pStyle w:val="Heading2"/>
       </w:pPr>
       <w:r>
-        <w:t>Explicação Simplificada</w:t>
-      </w:r>
-    </w:p>
-    <w:p>
-      <w:r>
-        <w:t>É uma taxa para renovar o aluguel, quando prevista.</w:t>
+        <w:t>簡単な説明</w:t>
+      </w:r>
+    </w:p>
+    <w:p>
+      <w:r>
+        <w:t>お客様には、「Custo de troca de chave」に関する内容を、契約内容、条件、必要書類に分けて確認することとして説明します。</w:t>
       </w:r>
     </w:p>
     <w:p>
@@ -6010,12 +7392,22 @@
         <w:pStyle w:val="Heading2"/>
       </w:pPr>
       <w:r>
-        <w:t>Como explicar ao cliente brasileiro</w:t>
-      </w:r>
-    </w:p>
-    <w:p>
-      <w:r>
-        <w:t>Nem todo imóvel cobra essa taxa; precisa verificar o contrato.</w:t>
+        <w:t>ブラジル人顧客への説明方法</w:t>
+      </w:r>
+    </w:p>
+    <w:p>
+      <w:r>
+        <w:t>Leitura para pronúncia: ヴァモス コンフィルマール CUSTO ジ TROCA ジ CHAVE イ エスプリカール ジ フォルマ シンプレス コンフォルミ オ コントラート</w:t>
+      </w:r>
+    </w:p>
+    <w:p>
+      <w:r>
+        <w:t>Português brasileiro: Vamos confirmar custo de troca de chave e explicar de forma simples, conforme o contrato.</w:t>
+      </w:r>
+    </w:p>
+    <w:p>
+      <w:r>
+        <w:t>日本語確認用: 「Custo de troca de chave」について、契約内容に沿って分かりやすく確認します。</w:t>
       </w:r>
     </w:p>
     <w:p>
@@ -6023,7 +7415,7 @@
         <w:pStyle w:val="Heading2"/>
       </w:pPr>
       <w:r>
-        <w:t>Frases utilizadas</w:t>
+        <w:t>使用フレーズ</w:t>
       </w:r>
     </w:p>
     <w:p>
@@ -6031,23 +7423,49 @@
         <w:pStyle w:val="Heading3"/>
       </w:pPr>
       <w:r>
-        <w:t>Japonês</w:t>
-      </w:r>
-    </w:p>
-    <w:p>
-      <w:pPr>
-        <w:pStyle w:val="ListBullet"/>
-      </w:pPr>
-      <w:r>
-        <w:t>更新料について確認しましょう。</w:t>
-      </w:r>
-    </w:p>
-    <w:p>
-      <w:pPr>
-        <w:pStyle w:val="ListBullet"/>
-      </w:pPr>
-      <w:r>
-        <w:t>賃貸契約と保険の関係を分かりやすく説明します。</w:t>
+        <w:t>顧客に伝えるポルトガル語</w:t>
+      </w:r>
+    </w:p>
+    <w:p>
+      <w:pPr>
+        <w:pStyle w:val="ListBullet"/>
+      </w:pPr>
+      <w:r>
+        <w:t>Leitura para pronúncia: ヴァモス コンフィルマール CUSTO ジ TROCA ジ CHAVE</w:t>
+      </w:r>
+    </w:p>
+    <w:p>
+      <w:r>
+        <w:t xml:space="preserve">  Português brasileiro: Vamos confirmar custo de troca de chave.</w:t>
+      </w:r>
+    </w:p>
+    <w:p>
+      <w:pPr>
+        <w:pStyle w:val="ListBullet2"/>
+      </w:pPr>
+      <w:r>
+        <w:t>日本語確認用: 「Custo de troca de chave」について確認しましょう。</w:t>
+      </w:r>
+    </w:p>
+    <w:p>
+      <w:pPr>
+        <w:pStyle w:val="ListBullet"/>
+      </w:pPr>
+      <w:r>
+        <w:t>Leitura para pronúncia: VOU エスプリカール ジ フォルマ シンプレス コンフォルミ オ コントラート</w:t>
+      </w:r>
+    </w:p>
+    <w:p>
+      <w:r>
+        <w:t xml:space="preserve">  Português brasileiro: Vou explicar de forma simples, conforme o contrato.</w:t>
+      </w:r>
+    </w:p>
+    <w:p>
+      <w:pPr>
+        <w:pStyle w:val="ListBullet2"/>
+      </w:pPr>
+      <w:r>
+        <w:t>日本語確認用: 契約内容に沿って、分かりやすく説明します。</w:t>
       </w:r>
     </w:p>
     <w:p>
@@ -6055,23 +7473,23 @@
         <w:pStyle w:val="Heading3"/>
       </w:pPr>
       <w:r>
-        <w:t>Português brasileiro</w:t>
-      </w:r>
-    </w:p>
-    <w:p>
-      <w:pPr>
-        <w:pStyle w:val="ListBullet"/>
-      </w:pPr>
-      <w:r>
-        <w:t>Vamos confirmar taxa de renovação.</w:t>
-      </w:r>
-    </w:p>
-    <w:p>
-      <w:pPr>
-        <w:pStyle w:val="ListBullet"/>
-      </w:pPr>
-      <w:r>
-        <w:t>Vou explicar a relação entre aluguel, responsabilidade e seguro de forma simples.</w:t>
+        <w:t>社内確認用の日本語</w:t>
+      </w:r>
+    </w:p>
+    <w:p>
+      <w:pPr>
+        <w:pStyle w:val="ListBullet"/>
+      </w:pPr>
+      <w:r>
+        <w:t>鍵交換費用について確認しましょう。</w:t>
+      </w:r>
+    </w:p>
+    <w:p>
+      <w:pPr>
+        <w:pStyle w:val="ListBullet"/>
+      </w:pPr>
+      <w:r>
+        <w:t>契約内容と必要書類を分けて確認します.</w:t>
       </w:r>
     </w:p>
     <w:p>
@@ -6079,15 +7497,15 @@
         <w:pStyle w:val="Heading2"/>
       </w:pPr>
       <w:r>
-        <w:t>Perguntas frequentes</w:t>
-      </w:r>
-    </w:p>
-    <w:p>
-      <w:pPr>
-        <w:pStyle w:val="ListBullet"/>
-      </w:pPr>
-      <w:r>
-        <w:t>FAQ-HOME-0017</w:t>
+        <w:t>よくある質問</w:t>
+      </w:r>
+    </w:p>
+    <w:p>
+      <w:pPr>
+        <w:pStyle w:val="ListBullet"/>
+      </w:pPr>
+      <w:r>
+        <w:t>FAQ-HOME-0019</w:t>
       </w:r>
     </w:p>
     <w:p>
@@ -6095,15 +7513,7 @@
         <w:pStyle w:val="Heading2"/>
       </w:pPr>
       <w:r>
-        <w:t>Termos relacionados</w:t>
-      </w:r>
-    </w:p>
-    <w:p>
-      <w:pPr>
-        <w:pStyle w:val="ListBullet"/>
-      </w:pPr>
-      <w:r>
-        <w:t>HOME-0016 - 契約更新 - Renovação contratual</w:t>
+        <w:t>関連用語</w:t>
       </w:r>
     </w:p>
     <w:p>
@@ -6116,18 +7526,26 @@
     </w:p>
     <w:p>
       <w:pPr>
+        <w:pStyle w:val="ListBullet"/>
+      </w:pPr>
+      <w:r>
+        <w:t>HOME-0020 - 家財保険 - Seguro de bens domésticos</w:t>
+      </w:r>
+    </w:p>
+    <w:p>
+      <w:pPr>
         <w:pStyle w:val="Heading2"/>
       </w:pPr>
       <w:r>
-        <w:t>Referências cruzadas</w:t>
-      </w:r>
-    </w:p>
-    <w:p>
-      <w:pPr>
-        <w:pStyle w:val="ListBullet"/>
-      </w:pPr>
-      <w:r>
-        <w:t>FAQ-HOME-0017</w:t>
+        <w:t>相互参照</w:t>
+      </w:r>
+    </w:p>
+    <w:p>
+      <w:pPr>
+        <w:pStyle w:val="ListBullet"/>
+      </w:pPr>
+      <w:r>
+        <w:t>FAQ-HOME-0019</w:t>
       </w:r>
     </w:p>
     <w:p>
@@ -6143,7 +7561,7 @@
         <w:pStyle w:val="ListBullet"/>
       </w:pPr>
       <w:r>
-        <w:t>CASE-HOME-0006</w:t>
+        <w:t>CASE-HOME-0007</w:t>
       </w:r>
     </w:p>
     <w:p>
@@ -6151,7 +7569,7 @@
         <w:pStyle w:val="Heading2"/>
       </w:pPr>
       <w:r>
-        <w:t>Referências</w:t>
+        <w:t>参考資料</w:t>
       </w:r>
     </w:p>
     <w:p>
@@ -6167,7 +7585,7 @@
         <w:pStyle w:val="Heading2"/>
       </w:pPr>
       <w:r>
-        <w:t>Tags</w:t>
+        <w:t>タグ</w:t>
       </w:r>
     </w:p>
     <w:p>
@@ -6191,7 +7609,7 @@
         <w:pStyle w:val="ListBullet"/>
       </w:pPr>
       <w:r>
-        <w:t>taxa-de-renovacao</w:t>
+        <w:t>custo-de-troca-de-chave</w:t>
       </w:r>
     </w:p>
     <w:p>
@@ -6207,15 +7625,15 @@
         <w:pStyle w:val="Heading2"/>
       </w:pPr>
       <w:r>
-        <w:t>Veja também</w:t>
-      </w:r>
-    </w:p>
-    <w:p>
-      <w:pPr>
-        <w:pStyle w:val="ListBullet"/>
-      </w:pPr>
-      <w:r>
-        <w:t>`14_FAQ/HOME/FAQ-HOME-0017.md`</w:t>
+        <w:t>関連項目</w:t>
+      </w:r>
+    </w:p>
+    <w:p>
+      <w:pPr>
+        <w:pStyle w:val="ListBullet"/>
+      </w:pPr>
+      <w:r>
+        <w:t>`14_FAQ/HOME/FAQ-HOME-0019.md`</w:t>
       </w:r>
     </w:p>
     <w:p>
@@ -6223,7 +7641,7 @@
         <w:pStyle w:val="Heading2"/>
       </w:pPr>
       <w:r>
-        <w:t>Histórico de revisão</w:t>
+        <w:t>改訂履歴</w:t>
       </w:r>
     </w:p>
     <w:p>
@@ -6251,7 +7669,7 @@
         <w:pStyle w:val="Heading1"/>
       </w:pPr>
       <w:r>
-        <w:t>HOME-0018 - 家賃滞納 - Atraso no aluguel</w:t>
+        <w:t>HOME-0020 - 家財保険 - Seguro de bens domésticos</w:t>
       </w:r>
     </w:p>
     <w:p>
@@ -6259,7 +7677,7 @@
         <w:pStyle w:val="Heading2"/>
       </w:pPr>
       <w:r>
-        <w:t>Controle</w:t>
+        <w:t>管理情報</w:t>
       </w:r>
     </w:p>
     <w:p>
@@ -6299,12 +7717,12 @@
         <w:pStyle w:val="Heading2"/>
       </w:pPr>
       <w:r>
-        <w:t>Código</w:t>
-      </w:r>
-    </w:p>
-    <w:p>
-      <w:r>
-        <w:t>HOME-0018</w:t>
+        <w:t>コード</w:t>
+      </w:r>
+    </w:p>
+    <w:p>
+      <w:r>
+        <w:t>HOME-0020</w:t>
       </w:r>
     </w:p>
     <w:p>
@@ -6312,7 +7730,7 @@
         <w:pStyle w:val="Heading2"/>
       </w:pPr>
       <w:r>
-        <w:t>Categoria</w:t>
+        <w:t>カテゴリー</w:t>
       </w:r>
     </w:p>
     <w:p>
@@ -6325,12 +7743,12 @@
         <w:pStyle w:val="Heading2"/>
       </w:pPr>
       <w:r>
-        <w:t>Termo Japonês</w:t>
-      </w:r>
-    </w:p>
-    <w:p>
-      <w:r>
-        <w:t>家賃滞納</w:t>
+        <w:t>日本語用語</w:t>
+      </w:r>
+    </w:p>
+    <w:p>
+      <w:r>
+        <w:t>家財保険</w:t>
       </w:r>
     </w:p>
     <w:p>
@@ -6338,12 +7756,12 @@
         <w:pStyle w:val="Heading2"/>
       </w:pPr>
       <w:r>
-        <w:t>Tradução Português</w:t>
-      </w:r>
-    </w:p>
-    <w:p>
-      <w:r>
-        <w:t>Atraso no aluguel</w:t>
+        <w:t>ポルトガル語訳</w:t>
+      </w:r>
+    </w:p>
+    <w:p>
+      <w:r>
+        <w:t>Seguro de bens domésticos</w:t>
       </w:r>
     </w:p>
     <w:p>
@@ -6351,12 +7769,12 @@
         <w:pStyle w:val="Heading2"/>
       </w:pPr>
       <w:r>
-        <w:t>Definição Técnica</w:t>
-      </w:r>
-    </w:p>
-    <w:p>
-      <w:r>
-        <w:t>Situação em que o aluguel não é pago no prazo, podendo gerar cobrança, comunicação à garantidora ou outras consequências.</w:t>
+        <w:t>技術的定義</w:t>
+      </w:r>
+    </w:p>
+    <w:p>
+      <w:r>
+        <w:t>家財保険とは、住居・賃貸関連の保険の相談・契約・保険金請求または契約管理において確認すべき専門用語です。具体的な意味、適用範囲、必要書類、支払可否は、保険商品、契約条件、事故状況および保険会社の判断によって異なります。</w:t>
       </w:r>
     </w:p>
     <w:p>
@@ -6364,12 +7782,12 @@
         <w:pStyle w:val="Heading2"/>
       </w:pPr>
       <w:r>
-        <w:t>Explicação Simplificada</w:t>
-      </w:r>
-    </w:p>
-    <w:p>
-      <w:r>
-        <w:t>É atraso no pagamento do aluguel.</w:t>
+        <w:t>簡単な説明</w:t>
+      </w:r>
+    </w:p>
+    <w:p>
+      <w:r>
+        <w:t>お客様には、「Seguro de bens domésticos」に関する内容を、契約内容、条件、必要書類に分けて確認することとして説明します。</w:t>
       </w:r>
     </w:p>
     <w:p>
@@ -6377,12 +7795,22 @@
         <w:pStyle w:val="Heading2"/>
       </w:pPr>
       <w:r>
-        <w:t>Como explicar ao cliente brasileiro</w:t>
-      </w:r>
-    </w:p>
-    <w:p>
-      <w:r>
-        <w:t>Seguro residencial não deve ser confundido com garantia de pagamento de aluguel.</w:t>
+        <w:t>ブラジル人顧客への説明方法</w:t>
+      </w:r>
+    </w:p>
+    <w:p>
+      <w:r>
+        <w:t>Leitura para pronúncia: ヴァモス コンフィルマール セグーロ ジ ベンス ドメスチコス イ エスプリカール ジ フォルマ シンプレス コンフォルミ オ コントラート</w:t>
+      </w:r>
+    </w:p>
+    <w:p>
+      <w:r>
+        <w:t>Português brasileiro: Vamos confirmar seguro de bens domésticos e explicar de forma simples, conforme o contrato.</w:t>
+      </w:r>
+    </w:p>
+    <w:p>
+      <w:r>
+        <w:t>日本語確認用: 「Seguro de bens domésticos」について、契約内容に沿って分かりやすく確認します。</w:t>
       </w:r>
     </w:p>
     <w:p>
@@ -6390,7 +7818,7 @@
         <w:pStyle w:val="Heading2"/>
       </w:pPr>
       <w:r>
-        <w:t>Frases utilizadas</w:t>
+        <w:t>使用フレーズ</w:t>
       </w:r>
     </w:p>
     <w:p>
@@ -6398,23 +7826,49 @@
         <w:pStyle w:val="Heading3"/>
       </w:pPr>
       <w:r>
-        <w:t>Japonês</w:t>
-      </w:r>
-    </w:p>
-    <w:p>
-      <w:pPr>
-        <w:pStyle w:val="ListBullet"/>
-      </w:pPr>
-      <w:r>
-        <w:t>家賃滞納について確認しましょう。</w:t>
-      </w:r>
-    </w:p>
-    <w:p>
-      <w:pPr>
-        <w:pStyle w:val="ListBullet"/>
-      </w:pPr>
-      <w:r>
-        <w:t>賃貸契約と保険の関係を分かりやすく説明します。</w:t>
+        <w:t>顧客に伝えるポルトガル語</w:t>
+      </w:r>
+    </w:p>
+    <w:p>
+      <w:pPr>
+        <w:pStyle w:val="ListBullet"/>
+      </w:pPr>
+      <w:r>
+        <w:t>Leitura para pronúncia: ヴァモス コンフィルマール セグーロ ジ ベンス ドメスチコス</w:t>
+      </w:r>
+    </w:p>
+    <w:p>
+      <w:r>
+        <w:t xml:space="preserve">  Português brasileiro: Vamos confirmar seguro de bens domésticos.</w:t>
+      </w:r>
+    </w:p>
+    <w:p>
+      <w:pPr>
+        <w:pStyle w:val="ListBullet2"/>
+      </w:pPr>
+      <w:r>
+        <w:t>日本語確認用: 「Seguro de bens domésticos」について確認しましょう。</w:t>
+      </w:r>
+    </w:p>
+    <w:p>
+      <w:pPr>
+        <w:pStyle w:val="ListBullet"/>
+      </w:pPr>
+      <w:r>
+        <w:t>Leitura para pronúncia: VOU エスプリカール ジ フォルマ シンプレス コンフォルミ オ コントラート</w:t>
+      </w:r>
+    </w:p>
+    <w:p>
+      <w:r>
+        <w:t xml:space="preserve">  Português brasileiro: Vou explicar de forma simples, conforme o contrato.</w:t>
+      </w:r>
+    </w:p>
+    <w:p>
+      <w:pPr>
+        <w:pStyle w:val="ListBullet2"/>
+      </w:pPr>
+      <w:r>
+        <w:t>日本語確認用: 契約内容に沿って、分かりやすく説明します。</w:t>
       </w:r>
     </w:p>
     <w:p>
@@ -6422,23 +7876,23 @@
         <w:pStyle w:val="Heading3"/>
       </w:pPr>
       <w:r>
-        <w:t>Português brasileiro</w:t>
-      </w:r>
-    </w:p>
-    <w:p>
-      <w:pPr>
-        <w:pStyle w:val="ListBullet"/>
-      </w:pPr>
-      <w:r>
-        <w:t>Vamos confirmar atraso no aluguel.</w:t>
-      </w:r>
-    </w:p>
-    <w:p>
-      <w:pPr>
-        <w:pStyle w:val="ListBullet"/>
-      </w:pPr>
-      <w:r>
-        <w:t>Vou explicar a relação entre aluguel, responsabilidade e seguro de forma simples.</w:t>
+        <w:t>社内確認用の日本語</w:t>
+      </w:r>
+    </w:p>
+    <w:p>
+      <w:pPr>
+        <w:pStyle w:val="ListBullet"/>
+      </w:pPr>
+      <w:r>
+        <w:t>家財保険について確認しましょう。</w:t>
+      </w:r>
+    </w:p>
+    <w:p>
+      <w:pPr>
+        <w:pStyle w:val="ListBullet"/>
+      </w:pPr>
+      <w:r>
+        <w:t>契約内容と必要書類を分けて確認します.</w:t>
       </w:r>
     </w:p>
     <w:p>
@@ -6446,15 +7900,15 @@
         <w:pStyle w:val="Heading2"/>
       </w:pPr>
       <w:r>
-        <w:t>Perguntas frequentes</w:t>
-      </w:r>
-    </w:p>
-    <w:p>
-      <w:pPr>
-        <w:pStyle w:val="ListBullet"/>
-      </w:pPr>
-      <w:r>
-        <w:t>FAQ-HOME-0018</w:t>
+        <w:t>よくある質問</w:t>
+      </w:r>
+    </w:p>
+    <w:p>
+      <w:pPr>
+        <w:pStyle w:val="ListBullet"/>
+      </w:pPr>
+      <w:r>
+        <w:t>FAQ-HOME-0020</w:t>
       </w:r>
     </w:p>
     <w:p>
@@ -6462,15 +7916,7 @@
         <w:pStyle w:val="Heading2"/>
       </w:pPr>
       <w:r>
-        <w:t>Termos relacionados</w:t>
-      </w:r>
-    </w:p>
-    <w:p>
-      <w:pPr>
-        <w:pStyle w:val="ListBullet"/>
-      </w:pPr>
-      <w:r>
-        <w:t>HOME-0017 - 更新料 - Taxa de renovação</w:t>
+        <w:t>関連用語</w:t>
       </w:r>
     </w:p>
     <w:p>
@@ -6486,15 +7932,15 @@
         <w:pStyle w:val="Heading2"/>
       </w:pPr>
       <w:r>
-        <w:t>Referências cruzadas</w:t>
-      </w:r>
-    </w:p>
-    <w:p>
-      <w:pPr>
-        <w:pStyle w:val="ListBullet"/>
-      </w:pPr>
-      <w:r>
-        <w:t>FAQ-HOME-0018</w:t>
+        <w:t>相互参照</w:t>
+      </w:r>
+    </w:p>
+    <w:p>
+      <w:pPr>
+        <w:pStyle w:val="ListBullet"/>
+      </w:pPr>
+      <w:r>
+        <w:t>FAQ-HOME-0020</w:t>
       </w:r>
     </w:p>
     <w:p>
@@ -6510,7 +7956,7 @@
         <w:pStyle w:val="ListBullet"/>
       </w:pPr>
       <w:r>
-        <w:t>CASE-HOME-0006</w:t>
+        <w:t>CASE-HOME-0007</w:t>
       </w:r>
     </w:p>
     <w:p>
@@ -6518,7 +7964,7 @@
         <w:pStyle w:val="Heading2"/>
       </w:pPr>
       <w:r>
-        <w:t>Referências</w:t>
+        <w:t>参考資料</w:t>
       </w:r>
     </w:p>
     <w:p>
@@ -6534,7 +7980,7 @@
         <w:pStyle w:val="Heading2"/>
       </w:pPr>
       <w:r>
-        <w:t>Tags</w:t>
+        <w:t>タグ</w:t>
       </w:r>
     </w:p>
     <w:p>
@@ -6558,7 +8004,7 @@
         <w:pStyle w:val="ListBullet"/>
       </w:pPr>
       <w:r>
-        <w:t>atraso-no-aluguel</w:t>
+        <w:t>seguro-de-bens-domesticos</w:t>
       </w:r>
     </w:p>
     <w:p>
@@ -6574,15 +8020,15 @@
         <w:pStyle w:val="Heading2"/>
       </w:pPr>
       <w:r>
-        <w:t>Veja também</w:t>
-      </w:r>
-    </w:p>
-    <w:p>
-      <w:pPr>
-        <w:pStyle w:val="ListBullet"/>
-      </w:pPr>
-      <w:r>
-        <w:t>`14_FAQ/HOME/FAQ-HOME-0018.md`</w:t>
+        <w:t>関連項目</w:t>
+      </w:r>
+    </w:p>
+    <w:p>
+      <w:pPr>
+        <w:pStyle w:val="ListBullet"/>
+      </w:pPr>
+      <w:r>
+        <w:t>`14_FAQ/HOME/FAQ-HOME-0020.md`</w:t>
       </w:r>
     </w:p>
     <w:p>
@@ -6590,733 +8036,7 @@
         <w:pStyle w:val="Heading2"/>
       </w:pPr>
       <w:r>
-        <w:t>Histórico de revisão</w:t>
-      </w:r>
-    </w:p>
-    <w:p>
-      <w:r>
-        <w:t>| Data | Versão | Autor | Alteração |</w:t>
-      </w:r>
-    </w:p>
-    <w:p>
-      <w:r>
-        <w:t>| --- | --- | --- | --- |</w:t>
-      </w:r>
-    </w:p>
-    <w:p>
-      <w:r>
-        <w:t>| 2026-06-27 | 0.1 | JP-BR Insurance Knowledge Base | Criação inicial. |</w:t>
-      </w:r>
-    </w:p>
-    <w:p>
-      <w:r>
-        <w:br w:type="page"/>
-      </w:r>
-    </w:p>
-    <w:p>
-      <w:pPr>
-        <w:pStyle w:val="Heading1"/>
-      </w:pPr>
-      <w:r>
-        <w:t>HOME-0019 - 鍵交換費用 - Custo de troca de chave</w:t>
-      </w:r>
-    </w:p>
-    <w:p>
-      <w:pPr>
-        <w:pStyle w:val="Heading2"/>
-      </w:pPr>
-      <w:r>
-        <w:t>Controle</w:t>
-      </w:r>
-    </w:p>
-    <w:p>
-      <w:pPr>
-        <w:pStyle w:val="ListBullet"/>
-      </w:pPr>
-      <w:r>
-        <w:t>Versão: 0.1</w:t>
-      </w:r>
-    </w:p>
-    <w:p>
-      <w:pPr>
-        <w:pStyle w:val="ListBullet"/>
-      </w:pPr>
-      <w:r>
-        <w:t>Data: 2026-06-27</w:t>
-      </w:r>
-    </w:p>
-    <w:p>
-      <w:pPr>
-        <w:pStyle w:val="ListBullet"/>
-      </w:pPr>
-      <w:r>
-        <w:t>Autor: JP-BR Insurance Knowledge Base</w:t>
-      </w:r>
-    </w:p>
-    <w:p>
-      <w:pPr>
-        <w:pStyle w:val="ListBullet"/>
-      </w:pPr>
-      <w:r>
-        <w:t>Histórico: Criação inicial.</w:t>
-      </w:r>
-    </w:p>
-    <w:p>
-      <w:pPr>
-        <w:pStyle w:val="Heading2"/>
-      </w:pPr>
-      <w:r>
-        <w:t>Código</w:t>
-      </w:r>
-    </w:p>
-    <w:p>
-      <w:r>
-        <w:t>HOME-0019</w:t>
-      </w:r>
-    </w:p>
-    <w:p>
-      <w:pPr>
-        <w:pStyle w:val="Heading2"/>
-      </w:pPr>
-      <w:r>
-        <w:t>Categoria</w:t>
-      </w:r>
-    </w:p>
-    <w:p>
-      <w:r>
-        <w:t>HOME</w:t>
-      </w:r>
-    </w:p>
-    <w:p>
-      <w:pPr>
-        <w:pStyle w:val="Heading2"/>
-      </w:pPr>
-      <w:r>
-        <w:t>Termo Japonês</w:t>
-      </w:r>
-    </w:p>
-    <w:p>
-      <w:r>
-        <w:t>鍵交換費用</w:t>
-      </w:r>
-    </w:p>
-    <w:p>
-      <w:pPr>
-        <w:pStyle w:val="Heading2"/>
-      </w:pPr>
-      <w:r>
-        <w:t>Tradução Português</w:t>
-      </w:r>
-    </w:p>
-    <w:p>
-      <w:r>
-        <w:t>Custo de troca de chave</w:t>
-      </w:r>
-    </w:p>
-    <w:p>
-      <w:pPr>
-        <w:pStyle w:val="Heading2"/>
-      </w:pPr>
-      <w:r>
-        <w:t>Definição Técnica</w:t>
-      </w:r>
-    </w:p>
-    <w:p>
-      <w:r>
-        <w:t>Valor relativo à substituição de fechadura ou chave no início, durante ou fim da locação, conforme contrato.</w:t>
-      </w:r>
-    </w:p>
-    <w:p>
-      <w:pPr>
-        <w:pStyle w:val="Heading2"/>
-      </w:pPr>
-      <w:r>
-        <w:t>Explicação Simplificada</w:t>
-      </w:r>
-    </w:p>
-    <w:p>
-      <w:r>
-        <w:t>É custo de trocar chave ou fechadura.</w:t>
-      </w:r>
-    </w:p>
-    <w:p>
-      <w:pPr>
-        <w:pStyle w:val="Heading2"/>
-      </w:pPr>
-      <w:r>
-        <w:t>Como explicar ao cliente brasileiro</w:t>
-      </w:r>
-    </w:p>
-    <w:p>
-      <w:r>
-        <w:t>Esse custo deve ser verificado no contrato e não é automaticamente coberto por seguro.</w:t>
-      </w:r>
-    </w:p>
-    <w:p>
-      <w:pPr>
-        <w:pStyle w:val="Heading2"/>
-      </w:pPr>
-      <w:r>
-        <w:t>Frases utilizadas</w:t>
-      </w:r>
-    </w:p>
-    <w:p>
-      <w:pPr>
-        <w:pStyle w:val="Heading3"/>
-      </w:pPr>
-      <w:r>
-        <w:t>Japonês</w:t>
-      </w:r>
-    </w:p>
-    <w:p>
-      <w:pPr>
-        <w:pStyle w:val="ListBullet"/>
-      </w:pPr>
-      <w:r>
-        <w:t>鍵交換費用について確認しましょう。</w:t>
-      </w:r>
-    </w:p>
-    <w:p>
-      <w:pPr>
-        <w:pStyle w:val="ListBullet"/>
-      </w:pPr>
-      <w:r>
-        <w:t>賃貸契約と保険の関係を分かりやすく説明します。</w:t>
-      </w:r>
-    </w:p>
-    <w:p>
-      <w:pPr>
-        <w:pStyle w:val="Heading3"/>
-      </w:pPr>
-      <w:r>
-        <w:t>Português brasileiro</w:t>
-      </w:r>
-    </w:p>
-    <w:p>
-      <w:pPr>
-        <w:pStyle w:val="ListBullet"/>
-      </w:pPr>
-      <w:r>
-        <w:t>Vamos confirmar custo de troca de chave.</w:t>
-      </w:r>
-    </w:p>
-    <w:p>
-      <w:pPr>
-        <w:pStyle w:val="ListBullet"/>
-      </w:pPr>
-      <w:r>
-        <w:t>Vou explicar a relação entre aluguel, responsabilidade e seguro de forma simples.</w:t>
-      </w:r>
-    </w:p>
-    <w:p>
-      <w:pPr>
-        <w:pStyle w:val="Heading2"/>
-      </w:pPr>
-      <w:r>
-        <w:t>Perguntas frequentes</w:t>
-      </w:r>
-    </w:p>
-    <w:p>
-      <w:pPr>
-        <w:pStyle w:val="ListBullet"/>
-      </w:pPr>
-      <w:r>
-        <w:t>FAQ-HOME-0019</w:t>
-      </w:r>
-    </w:p>
-    <w:p>
-      <w:pPr>
-        <w:pStyle w:val="Heading2"/>
-      </w:pPr>
-      <w:r>
-        <w:t>Termos relacionados</w:t>
-      </w:r>
-    </w:p>
-    <w:p>
-      <w:pPr>
-        <w:pStyle w:val="ListBullet"/>
-      </w:pPr>
-      <w:r>
-        <w:t>HOME-0018 - 家賃滞納 - Atraso no aluguel</w:t>
-      </w:r>
-    </w:p>
-    <w:p>
-      <w:pPr>
-        <w:pStyle w:val="ListBullet"/>
-      </w:pPr>
-      <w:r>
-        <w:t>HOME-0020 - 家財保険 - Seguro de bens domésticos</w:t>
-      </w:r>
-    </w:p>
-    <w:p>
-      <w:pPr>
-        <w:pStyle w:val="Heading2"/>
-      </w:pPr>
-      <w:r>
-        <w:t>Referências cruzadas</w:t>
-      </w:r>
-    </w:p>
-    <w:p>
-      <w:pPr>
-        <w:pStyle w:val="ListBullet"/>
-      </w:pPr>
-      <w:r>
-        <w:t>FAQ-HOME-0019</w:t>
-      </w:r>
-    </w:p>
-    <w:p>
-      <w:pPr>
-        <w:pStyle w:val="ListBullet"/>
-      </w:pPr>
-      <w:r>
-        <w:t>DIALOGUE-HOME-0005</w:t>
-      </w:r>
-    </w:p>
-    <w:p>
-      <w:pPr>
-        <w:pStyle w:val="ListBullet"/>
-      </w:pPr>
-      <w:r>
-        <w:t>CASE-HOME-0007</w:t>
-      </w:r>
-    </w:p>
-    <w:p>
-      <w:pPr>
-        <w:pStyle w:val="Heading2"/>
-      </w:pPr>
-      <w:r>
-        <w:t>Referências</w:t>
-      </w:r>
-    </w:p>
-    <w:p>
-      <w:pPr>
-        <w:pStyle w:val="ListBullet"/>
-      </w:pPr>
-      <w:r>
-        <w:t>Documento interno: `EDITORIAL_RULES.md`</w:t>
-      </w:r>
-    </w:p>
-    <w:p>
-      <w:pPr>
-        <w:pStyle w:val="Heading2"/>
-      </w:pPr>
-      <w:r>
-        <w:t>Tags</w:t>
-      </w:r>
-    </w:p>
-    <w:p>
-      <w:pPr>
-        <w:pStyle w:val="ListBullet"/>
-      </w:pPr>
-      <w:r>
-        <w:t>home</w:t>
-      </w:r>
-    </w:p>
-    <w:p>
-      <w:pPr>
-        <w:pStyle w:val="ListBullet"/>
-      </w:pPr>
-      <w:r>
-        <w:t>housing</w:t>
-      </w:r>
-    </w:p>
-    <w:p>
-      <w:pPr>
-        <w:pStyle w:val="ListBullet"/>
-      </w:pPr>
-      <w:r>
-        <w:t>custo-de-troca-de-chave</w:t>
-      </w:r>
-    </w:p>
-    <w:p>
-      <w:pPr>
-        <w:pStyle w:val="ListBullet"/>
-      </w:pPr>
-      <w:r>
-        <w:t>atendimento</w:t>
-      </w:r>
-    </w:p>
-    <w:p>
-      <w:pPr>
-        <w:pStyle w:val="Heading2"/>
-      </w:pPr>
-      <w:r>
-        <w:t>Veja também</w:t>
-      </w:r>
-    </w:p>
-    <w:p>
-      <w:pPr>
-        <w:pStyle w:val="ListBullet"/>
-      </w:pPr>
-      <w:r>
-        <w:t>`14_FAQ/HOME/FAQ-HOME-0019.md`</w:t>
-      </w:r>
-    </w:p>
-    <w:p>
-      <w:pPr>
-        <w:pStyle w:val="Heading2"/>
-      </w:pPr>
-      <w:r>
-        <w:t>Histórico de revisão</w:t>
-      </w:r>
-    </w:p>
-    <w:p>
-      <w:r>
-        <w:t>| Data | Versão | Autor | Alteração |</w:t>
-      </w:r>
-    </w:p>
-    <w:p>
-      <w:r>
-        <w:t>| --- | --- | --- | --- |</w:t>
-      </w:r>
-    </w:p>
-    <w:p>
-      <w:r>
-        <w:t>| 2026-06-27 | 0.1 | JP-BR Insurance Knowledge Base | Criação inicial. |</w:t>
-      </w:r>
-    </w:p>
-    <w:p>
-      <w:r>
-        <w:br w:type="page"/>
-      </w:r>
-    </w:p>
-    <w:p>
-      <w:pPr>
-        <w:pStyle w:val="Heading1"/>
-      </w:pPr>
-      <w:r>
-        <w:t>HOME-0020 - 家財保険 - Seguro de bens domésticos</w:t>
-      </w:r>
-    </w:p>
-    <w:p>
-      <w:pPr>
-        <w:pStyle w:val="Heading2"/>
-      </w:pPr>
-      <w:r>
-        <w:t>Controle</w:t>
-      </w:r>
-    </w:p>
-    <w:p>
-      <w:pPr>
-        <w:pStyle w:val="ListBullet"/>
-      </w:pPr>
-      <w:r>
-        <w:t>Versão: 0.1</w:t>
-      </w:r>
-    </w:p>
-    <w:p>
-      <w:pPr>
-        <w:pStyle w:val="ListBullet"/>
-      </w:pPr>
-      <w:r>
-        <w:t>Data: 2026-06-27</w:t>
-      </w:r>
-    </w:p>
-    <w:p>
-      <w:pPr>
-        <w:pStyle w:val="ListBullet"/>
-      </w:pPr>
-      <w:r>
-        <w:t>Autor: JP-BR Insurance Knowledge Base</w:t>
-      </w:r>
-    </w:p>
-    <w:p>
-      <w:pPr>
-        <w:pStyle w:val="ListBullet"/>
-      </w:pPr>
-      <w:r>
-        <w:t>Histórico: Criação inicial.</w:t>
-      </w:r>
-    </w:p>
-    <w:p>
-      <w:pPr>
-        <w:pStyle w:val="Heading2"/>
-      </w:pPr>
-      <w:r>
-        <w:t>Código</w:t>
-      </w:r>
-    </w:p>
-    <w:p>
-      <w:r>
-        <w:t>HOME-0020</w:t>
-      </w:r>
-    </w:p>
-    <w:p>
-      <w:pPr>
-        <w:pStyle w:val="Heading2"/>
-      </w:pPr>
-      <w:r>
-        <w:t>Categoria</w:t>
-      </w:r>
-    </w:p>
-    <w:p>
-      <w:r>
-        <w:t>HOME</w:t>
-      </w:r>
-    </w:p>
-    <w:p>
-      <w:pPr>
-        <w:pStyle w:val="Heading2"/>
-      </w:pPr>
-      <w:r>
-        <w:t>Termo Japonês</w:t>
-      </w:r>
-    </w:p>
-    <w:p>
-      <w:r>
-        <w:t>家財保険</w:t>
-      </w:r>
-    </w:p>
-    <w:p>
-      <w:pPr>
-        <w:pStyle w:val="Heading2"/>
-      </w:pPr>
-      <w:r>
-        <w:t>Tradução Português</w:t>
-      </w:r>
-    </w:p>
-    <w:p>
-      <w:r>
-        <w:t>Seguro de bens domésticos</w:t>
-      </w:r>
-    </w:p>
-    <w:p>
-      <w:pPr>
-        <w:pStyle w:val="Heading2"/>
-      </w:pPr>
-      <w:r>
-        <w:t>Definição Técnica</w:t>
-      </w:r>
-    </w:p>
-    <w:p>
-      <w:r>
-        <w:t>Seguro que protege móveis, eletrodomésticos e objetos pessoais do morador, conforme coberturas contratadas.</w:t>
-      </w:r>
-    </w:p>
-    <w:p>
-      <w:pPr>
-        <w:pStyle w:val="Heading2"/>
-      </w:pPr>
-      <w:r>
-        <w:t>Explicação Simplificada</w:t>
-      </w:r>
-    </w:p>
-    <w:p>
-      <w:r>
-        <w:t>É o seguro dos bens dentro da casa.</w:t>
-      </w:r>
-    </w:p>
-    <w:p>
-      <w:pPr>
-        <w:pStyle w:val="Heading2"/>
-      </w:pPr>
-      <w:r>
-        <w:t>Como explicar ao cliente brasileiro</w:t>
-      </w:r>
-    </w:p>
-    <w:p>
-      <w:r>
-        <w:t>Mesmo em imóvel alugado, o cliente pode proteger móveis e objetos pessoais.</w:t>
-      </w:r>
-    </w:p>
-    <w:p>
-      <w:pPr>
-        <w:pStyle w:val="Heading2"/>
-      </w:pPr>
-      <w:r>
-        <w:t>Frases utilizadas</w:t>
-      </w:r>
-    </w:p>
-    <w:p>
-      <w:pPr>
-        <w:pStyle w:val="Heading3"/>
-      </w:pPr>
-      <w:r>
-        <w:t>Japonês</w:t>
-      </w:r>
-    </w:p>
-    <w:p>
-      <w:pPr>
-        <w:pStyle w:val="ListBullet"/>
-      </w:pPr>
-      <w:r>
-        <w:t>家財保険について確認しましょう。</w:t>
-      </w:r>
-    </w:p>
-    <w:p>
-      <w:pPr>
-        <w:pStyle w:val="ListBullet"/>
-      </w:pPr>
-      <w:r>
-        <w:t>賃貸契約と保険の関係を分かりやすく説明します。</w:t>
-      </w:r>
-    </w:p>
-    <w:p>
-      <w:pPr>
-        <w:pStyle w:val="Heading3"/>
-      </w:pPr>
-      <w:r>
-        <w:t>Português brasileiro</w:t>
-      </w:r>
-    </w:p>
-    <w:p>
-      <w:pPr>
-        <w:pStyle w:val="ListBullet"/>
-      </w:pPr>
-      <w:r>
-        <w:t>Vamos confirmar seguro de bens domésticos.</w:t>
-      </w:r>
-    </w:p>
-    <w:p>
-      <w:pPr>
-        <w:pStyle w:val="ListBullet"/>
-      </w:pPr>
-      <w:r>
-        <w:t>Vou explicar a relação entre aluguel, responsabilidade e seguro de forma simples.</w:t>
-      </w:r>
-    </w:p>
-    <w:p>
-      <w:pPr>
-        <w:pStyle w:val="Heading2"/>
-      </w:pPr>
-      <w:r>
-        <w:t>Perguntas frequentes</w:t>
-      </w:r>
-    </w:p>
-    <w:p>
-      <w:pPr>
-        <w:pStyle w:val="ListBullet"/>
-      </w:pPr>
-      <w:r>
-        <w:t>FAQ-HOME-0020</w:t>
-      </w:r>
-    </w:p>
-    <w:p>
-      <w:pPr>
-        <w:pStyle w:val="Heading2"/>
-      </w:pPr>
-      <w:r>
-        <w:t>Termos relacionados</w:t>
-      </w:r>
-    </w:p>
-    <w:p>
-      <w:pPr>
-        <w:pStyle w:val="ListBullet"/>
-      </w:pPr>
-      <w:r>
-        <w:t>HOME-0019 - 鍵交換費用 - Custo de troca de chave</w:t>
-      </w:r>
-    </w:p>
-    <w:p>
-      <w:pPr>
-        <w:pStyle w:val="Heading2"/>
-      </w:pPr>
-      <w:r>
-        <w:t>Referências cruzadas</w:t>
-      </w:r>
-    </w:p>
-    <w:p>
-      <w:pPr>
-        <w:pStyle w:val="ListBullet"/>
-      </w:pPr>
-      <w:r>
-        <w:t>FAQ-HOME-0020</w:t>
-      </w:r>
-    </w:p>
-    <w:p>
-      <w:pPr>
-        <w:pStyle w:val="ListBullet"/>
-      </w:pPr>
-      <w:r>
-        <w:t>DIALOGUE-HOME-0005</w:t>
-      </w:r>
-    </w:p>
-    <w:p>
-      <w:pPr>
-        <w:pStyle w:val="ListBullet"/>
-      </w:pPr>
-      <w:r>
-        <w:t>CASE-HOME-0007</w:t>
-      </w:r>
-    </w:p>
-    <w:p>
-      <w:pPr>
-        <w:pStyle w:val="Heading2"/>
-      </w:pPr>
-      <w:r>
-        <w:t>Referências</w:t>
-      </w:r>
-    </w:p>
-    <w:p>
-      <w:pPr>
-        <w:pStyle w:val="ListBullet"/>
-      </w:pPr>
-      <w:r>
-        <w:t>Documento interno: `EDITORIAL_RULES.md`</w:t>
-      </w:r>
-    </w:p>
-    <w:p>
-      <w:pPr>
-        <w:pStyle w:val="Heading2"/>
-      </w:pPr>
-      <w:r>
-        <w:t>Tags</w:t>
-      </w:r>
-    </w:p>
-    <w:p>
-      <w:pPr>
-        <w:pStyle w:val="ListBullet"/>
-      </w:pPr>
-      <w:r>
-        <w:t>home</w:t>
-      </w:r>
-    </w:p>
-    <w:p>
-      <w:pPr>
-        <w:pStyle w:val="ListBullet"/>
-      </w:pPr>
-      <w:r>
-        <w:t>housing</w:t>
-      </w:r>
-    </w:p>
-    <w:p>
-      <w:pPr>
-        <w:pStyle w:val="ListBullet"/>
-      </w:pPr>
-      <w:r>
-        <w:t>seguro-de-bens-domesticos</w:t>
-      </w:r>
-    </w:p>
-    <w:p>
-      <w:pPr>
-        <w:pStyle w:val="ListBullet"/>
-      </w:pPr>
-      <w:r>
-        <w:t>atendimento</w:t>
-      </w:r>
-    </w:p>
-    <w:p>
-      <w:pPr>
-        <w:pStyle w:val="Heading2"/>
-      </w:pPr>
-      <w:r>
-        <w:t>Veja também</w:t>
-      </w:r>
-    </w:p>
-    <w:p>
-      <w:pPr>
-        <w:pStyle w:val="ListBullet"/>
-      </w:pPr>
-      <w:r>
-        <w:t>`14_FAQ/HOME/FAQ-HOME-0020.md`</w:t>
-      </w:r>
-    </w:p>
-    <w:p>
-      <w:pPr>
-        <w:pStyle w:val="Heading2"/>
-      </w:pPr>
-      <w:r>
-        <w:t>Histórico de revisão</w:t>
+        <w:t>改訂履歴</w:t>
       </w:r>
     </w:p>
     <w:p>

--- a/18_DOCX/HOME_TERMS_0001_0020.docx
+++ b/18_DOCX/HOME_TERMS_0001_0020.docx
@@ -150,13 +150,29 @@
       </w:r>
     </w:p>
     <w:p>
-      <w:r>
-        <w:t>Leitura para pronúncia: ヴァモス コンフィルマール イモーヴェウ アウガード イ エスプリカール ジ フォルマ シンプレス コンフォルミ オ コントラート</w:t>
-      </w:r>
-    </w:p>
-    <w:p>
-      <w:r>
-        <w:t>Português brasileiro: Vamos confirmar imóvel alugado e explicar de forma simples, conforme o contrato.</w:t>
+      <w:pPr>
+        <w:pStyle w:val="Heading3"/>
+      </w:pPr>
+      <w:r>
+        <w:t>ポルトガル語で伝える内容</w:t>
+      </w:r>
+    </w:p>
+    <w:p>
+      <w:r>
+        <w:t>Vamos confirmar imóvel alugado e explicar de forma simples, conforme o contrato.</w:t>
+      </w:r>
+    </w:p>
+    <w:p>
+      <w:pPr>
+        <w:pStyle w:val="Heading3"/>
+      </w:pPr>
+      <w:r>
+        <w:t>カタカナ読み</w:t>
+      </w:r>
+    </w:p>
+    <w:p>
+      <w:r>
+        <w:t>ヴァモス コンフィルマール イモーヴェウ アウガード イ エスプリカール ジ フォルマ シンプレス コンフォルミ オ コントラート</w:t>
       </w:r>
     </w:p>
     <w:p>
@@ -177,20 +193,15 @@
         <w:pStyle w:val="Heading3"/>
       </w:pPr>
       <w:r>
-        <w:t>顧客に伝えるポルトガル語</w:t>
-      </w:r>
-    </w:p>
-    <w:p>
-      <w:pPr>
-        <w:pStyle w:val="ListBullet"/>
-      </w:pPr>
-      <w:r>
-        <w:t>Leitura para pronúncia: ヴァモス コンフィルマール イモーヴェウ アウガード</w:t>
-      </w:r>
-    </w:p>
-    <w:p>
-      <w:r>
-        <w:t xml:space="preserve">  Português brasileiro: Vamos confirmar imóvel alugado.</w:t>
+        <w:t>ポルトガル語で伝える内容</w:t>
+      </w:r>
+    </w:p>
+    <w:p>
+      <w:pPr>
+        <w:pStyle w:val="ListBullet"/>
+      </w:pPr>
+      <w:r>
+        <w:t>Português brasileiro: Vamos confirmar imóvel alugado.</w:t>
       </w:r>
     </w:p>
     <w:p>
@@ -198,6 +209,14 @@
         <w:pStyle w:val="ListBullet2"/>
       </w:pPr>
       <w:r>
+        <w:t>カタカナ読み: ヴァモス コンフィルマール イモーヴェウ アウガード</w:t>
+      </w:r>
+    </w:p>
+    <w:p>
+      <w:pPr>
+        <w:pStyle w:val="ListBullet2"/>
+      </w:pPr>
+      <w:r>
         <w:t>日本語確認用: 「Imóvel alugado」について確認しましょう。</w:t>
       </w:r>
     </w:p>
@@ -206,12 +225,7 @@
         <w:pStyle w:val="ListBullet"/>
       </w:pPr>
       <w:r>
-        <w:t>Leitura para pronúncia: VOU エスプリカール ジ フォルマ シンプレス コンフォルミ オ コントラート</w:t>
-      </w:r>
-    </w:p>
-    <w:p>
-      <w:r>
-        <w:t xml:space="preserve">  Português brasileiro: Vou explicar de forma simples, conforme o contrato.</w:t>
+        <w:t>Português brasileiro: Vou explicar de forma simples, conforme o contrato.</w:t>
       </w:r>
     </w:p>
     <w:p>
@@ -219,6 +233,14 @@
         <w:pStyle w:val="ListBullet2"/>
       </w:pPr>
       <w:r>
+        <w:t>カタカナ読み: ヴォウ エスプリカール ジ フォルマ シンプレス コンフォルミ オ コントラート</w:t>
+      </w:r>
+    </w:p>
+    <w:p>
+      <w:pPr>
+        <w:pStyle w:val="ListBullet2"/>
+      </w:pPr>
+      <w:r>
         <w:t>日本語確認用: 契約内容に沿って、分かりやすく説明します。</w:t>
       </w:r>
     </w:p>
@@ -545,13 +567,29 @@
       </w:r>
     </w:p>
     <w:p>
-      <w:r>
-        <w:t>Leitura para pronúncia: ヴァモス コンフィルマール コントラート ジ ロカサォン イ エスプリカール ジ フォルマ シンプレス コンフォルミ オ コントラート</w:t>
-      </w:r>
-    </w:p>
-    <w:p>
-      <w:r>
-        <w:t>Português brasileiro: Vamos confirmar contrato de locação e explicar de forma simples, conforme o contrato.</w:t>
+      <w:pPr>
+        <w:pStyle w:val="Heading3"/>
+      </w:pPr>
+      <w:r>
+        <w:t>ポルトガル語で伝える内容</w:t>
+      </w:r>
+    </w:p>
+    <w:p>
+      <w:r>
+        <w:t>Vamos confirmar contrato de locação e explicar de forma simples, conforme o contrato.</w:t>
+      </w:r>
+    </w:p>
+    <w:p>
+      <w:pPr>
+        <w:pStyle w:val="Heading3"/>
+      </w:pPr>
+      <w:r>
+        <w:t>カタカナ読み</w:t>
+      </w:r>
+    </w:p>
+    <w:p>
+      <w:r>
+        <w:t>ヴァモス コンフィルマール コントラート ジ ロカサォン イ エスプリカール ジ フォルマ シンプレス コンフォルミ オ コントラート</w:t>
       </w:r>
     </w:p>
     <w:p>
@@ -572,20 +610,15 @@
         <w:pStyle w:val="Heading3"/>
       </w:pPr>
       <w:r>
-        <w:t>顧客に伝えるポルトガル語</w:t>
-      </w:r>
-    </w:p>
-    <w:p>
-      <w:pPr>
-        <w:pStyle w:val="ListBullet"/>
-      </w:pPr>
-      <w:r>
-        <w:t>Leitura para pronúncia: ヴァモス コンフィルマール コントラート ジ ロカサォン</w:t>
-      </w:r>
-    </w:p>
-    <w:p>
-      <w:r>
-        <w:t xml:space="preserve">  Português brasileiro: Vamos confirmar contrato de locação.</w:t>
+        <w:t>ポルトガル語で伝える内容</w:t>
+      </w:r>
+    </w:p>
+    <w:p>
+      <w:pPr>
+        <w:pStyle w:val="ListBullet"/>
+      </w:pPr>
+      <w:r>
+        <w:t>Português brasileiro: Vamos confirmar contrato de locação.</w:t>
       </w:r>
     </w:p>
     <w:p>
@@ -593,6 +626,14 @@
         <w:pStyle w:val="ListBullet2"/>
       </w:pPr>
       <w:r>
+        <w:t>カタカナ読み: ヴァモス コンフィルマール コントラート ジ ロカサォン</w:t>
+      </w:r>
+    </w:p>
+    <w:p>
+      <w:pPr>
+        <w:pStyle w:val="ListBullet2"/>
+      </w:pPr>
+      <w:r>
         <w:t>日本語確認用: 「Contrato de locação」について確認しましょう。</w:t>
       </w:r>
     </w:p>
@@ -601,12 +642,7 @@
         <w:pStyle w:val="ListBullet"/>
       </w:pPr>
       <w:r>
-        <w:t>Leitura para pronúncia: VOU エスプリカール ジ フォルマ シンプレス コンフォルミ オ コントラート</w:t>
-      </w:r>
-    </w:p>
-    <w:p>
-      <w:r>
-        <w:t xml:space="preserve">  Português brasileiro: Vou explicar de forma simples, conforme o contrato.</w:t>
+        <w:t>Português brasileiro: Vou explicar de forma simples, conforme o contrato.</w:t>
       </w:r>
     </w:p>
     <w:p>
@@ -614,6 +650,14 @@
         <w:pStyle w:val="ListBullet2"/>
       </w:pPr>
       <w:r>
+        <w:t>カタカナ読み: ヴォウ エスプリカール ジ フォルマ シンプレス コンフォルミ オ コントラート</w:t>
+      </w:r>
+    </w:p>
+    <w:p>
+      <w:pPr>
+        <w:pStyle w:val="ListBullet2"/>
+      </w:pPr>
+      <w:r>
         <w:t>日本語確認用: 契約内容に沿って、分かりやすく説明します。</w:t>
       </w:r>
     </w:p>
@@ -948,13 +992,29 @@
       </w:r>
     </w:p>
     <w:p>
-      <w:r>
-        <w:t>Leitura para pronúncia: ヴァモス コンフィルマール オブリガサォン ジ コントラタール セグーロ コントラ インセンジオ イ エスプリカール ジ フォルマ シンプレス コンフォルミ オ コントラート</w:t>
-      </w:r>
-    </w:p>
-    <w:p>
-      <w:r>
-        <w:t>Português brasileiro: Vamos confirmar obrigação de contratar seguro contra incêndio e explicar de forma simples, conforme o contrato.</w:t>
+      <w:pPr>
+        <w:pStyle w:val="Heading3"/>
+      </w:pPr>
+      <w:r>
+        <w:t>ポルトガル語で伝える内容</w:t>
+      </w:r>
+    </w:p>
+    <w:p>
+      <w:r>
+        <w:t>Vamos confirmar obrigação de contratar seguro contra incêndio e explicar de forma simples, conforme o contrato.</w:t>
+      </w:r>
+    </w:p>
+    <w:p>
+      <w:pPr>
+        <w:pStyle w:val="Heading3"/>
+      </w:pPr>
+      <w:r>
+        <w:t>カタカナ読み</w:t>
+      </w:r>
+    </w:p>
+    <w:p>
+      <w:r>
+        <w:t>ヴァモス コンフィルマール オブリガサォン ジ コントラタール セグーロ コントラ インセンジオ イ エスプリカール ジ フォルマ シンプレス コンフォルミ オ コントラート</w:t>
       </w:r>
     </w:p>
     <w:p>
@@ -975,20 +1035,15 @@
         <w:pStyle w:val="Heading3"/>
       </w:pPr>
       <w:r>
-        <w:t>顧客に伝えるポルトガル語</w:t>
-      </w:r>
-    </w:p>
-    <w:p>
-      <w:pPr>
-        <w:pStyle w:val="ListBullet"/>
-      </w:pPr>
-      <w:r>
-        <w:t>Leitura para pronúncia: ヴァモス コンフィルマール オブリガサォン ジ コントラタール セグーロ コントラ インセンジオ</w:t>
-      </w:r>
-    </w:p>
-    <w:p>
-      <w:r>
-        <w:t xml:space="preserve">  Português brasileiro: Vamos confirmar obrigação de contratar seguro contra incêndio.</w:t>
+        <w:t>ポルトガル語で伝える内容</w:t>
+      </w:r>
+    </w:p>
+    <w:p>
+      <w:pPr>
+        <w:pStyle w:val="ListBullet"/>
+      </w:pPr>
+      <w:r>
+        <w:t>Português brasileiro: Vamos confirmar obrigação de contratar seguro contra incêndio.</w:t>
       </w:r>
     </w:p>
     <w:p>
@@ -996,6 +1051,14 @@
         <w:pStyle w:val="ListBullet2"/>
       </w:pPr>
       <w:r>
+        <w:t>カタカナ読み: ヴァモス コンフィルマール オブリガサォン ジ コントラタール セグーロ コントラ インセンジオ</w:t>
+      </w:r>
+    </w:p>
+    <w:p>
+      <w:pPr>
+        <w:pStyle w:val="ListBullet2"/>
+      </w:pPr>
+      <w:r>
         <w:t>日本語確認用: 「Obrigação de contratar seguro contra incêndio」について確認しましょう。</w:t>
       </w:r>
     </w:p>
@@ -1004,12 +1067,7 @@
         <w:pStyle w:val="ListBullet"/>
       </w:pPr>
       <w:r>
-        <w:t>Leitura para pronúncia: VOU エスプリカール ジ フォルマ シンプレス コンフォルミ オ コントラート</w:t>
-      </w:r>
-    </w:p>
-    <w:p>
-      <w:r>
-        <w:t xml:space="preserve">  Português brasileiro: Vou explicar de forma simples, conforme o contrato.</w:t>
+        <w:t>Português brasileiro: Vou explicar de forma simples, conforme o contrato.</w:t>
       </w:r>
     </w:p>
     <w:p>
@@ -1017,6 +1075,14 @@
         <w:pStyle w:val="ListBullet2"/>
       </w:pPr>
       <w:r>
+        <w:t>カタカナ読み: ヴォウ エスプリカール ジ フォルマ シンプレス コンフォルミ オ コントラート</w:t>
+      </w:r>
+    </w:p>
+    <w:p>
+      <w:pPr>
+        <w:pStyle w:val="ListBullet2"/>
+      </w:pPr>
+      <w:r>
         <w:t>日本語確認用: 契約内容に沿って、分かりやすく説明します。</w:t>
       </w:r>
     </w:p>
@@ -1351,13 +1417,29 @@
       </w:r>
     </w:p>
     <w:p>
-      <w:r>
-        <w:t>Leitura para pronúncia: ヴァモス コンフィルマール ヘスポンサビリダージ DO インキリーノ ペランチ オ プロプリエターリオ イ エスプリカール ジ フォルマ シンプレス コンフォルミ オ コントラート</w:t>
-      </w:r>
-    </w:p>
-    <w:p>
-      <w:r>
-        <w:t>Português brasileiro: Vamos confirmar responsabilidade do inquilino perante o proprietário e explicar de forma simples, conforme o contrato.</w:t>
+      <w:pPr>
+        <w:pStyle w:val="Heading3"/>
+      </w:pPr>
+      <w:r>
+        <w:t>ポルトガル語で伝える内容</w:t>
+      </w:r>
+    </w:p>
+    <w:p>
+      <w:r>
+        <w:t>Vamos confirmar responsabilidade do inquilino perante o proprietário e explicar de forma simples, conforme o contrato.</w:t>
+      </w:r>
+    </w:p>
+    <w:p>
+      <w:pPr>
+        <w:pStyle w:val="Heading3"/>
+      </w:pPr>
+      <w:r>
+        <w:t>カタカナ読み</w:t>
+      </w:r>
+    </w:p>
+    <w:p>
+      <w:r>
+        <w:t>ヴァモス コンフィルマール ヘスポンサビリダージ ド インキリーノ ペランチ オ プロプリエターリオ イ エスプリカール ジ フォルマ シンプレス コンフォルミ オ コントラート</w:t>
       </w:r>
     </w:p>
     <w:p>
@@ -1378,20 +1460,15 @@
         <w:pStyle w:val="Heading3"/>
       </w:pPr>
       <w:r>
-        <w:t>顧客に伝えるポルトガル語</w:t>
-      </w:r>
-    </w:p>
-    <w:p>
-      <w:pPr>
-        <w:pStyle w:val="ListBullet"/>
-      </w:pPr>
-      <w:r>
-        <w:t>Leitura para pronúncia: ヴァモス コンフィルマール ヘスポンサビリダージ DO インキリーノ ペランチ オ プロプリエターリオ</w:t>
-      </w:r>
-    </w:p>
-    <w:p>
-      <w:r>
-        <w:t xml:space="preserve">  Português brasileiro: Vamos confirmar responsabilidade do inquilino perante o proprietário.</w:t>
+        <w:t>ポルトガル語で伝える内容</w:t>
+      </w:r>
+    </w:p>
+    <w:p>
+      <w:pPr>
+        <w:pStyle w:val="ListBullet"/>
+      </w:pPr>
+      <w:r>
+        <w:t>Português brasileiro: Vamos confirmar responsabilidade do inquilino perante o proprietário.</w:t>
       </w:r>
     </w:p>
     <w:p>
@@ -1399,6 +1476,14 @@
         <w:pStyle w:val="ListBullet2"/>
       </w:pPr>
       <w:r>
+        <w:t>カタカナ読み: ヴァモス コンフィルマール ヘスポンサビリダージ ド インキリーノ ペランチ オ プロプリエターリオ</w:t>
+      </w:r>
+    </w:p>
+    <w:p>
+      <w:pPr>
+        <w:pStyle w:val="ListBullet2"/>
+      </w:pPr>
+      <w:r>
         <w:t>日本語確認用: 「Responsabilidade do inquilino perante o proprietário」について確認しましょう。</w:t>
       </w:r>
     </w:p>
@@ -1407,12 +1492,7 @@
         <w:pStyle w:val="ListBullet"/>
       </w:pPr>
       <w:r>
-        <w:t>Leitura para pronúncia: VOU エスプリカール ジ フォルマ シンプレス コンフォルミ オ コントラート</w:t>
-      </w:r>
-    </w:p>
-    <w:p>
-      <w:r>
-        <w:t xml:space="preserve">  Português brasileiro: Vou explicar de forma simples, conforme o contrato.</w:t>
+        <w:t>Português brasileiro: Vou explicar de forma simples, conforme o contrato.</w:t>
       </w:r>
     </w:p>
     <w:p>
@@ -1420,6 +1500,14 @@
         <w:pStyle w:val="ListBullet2"/>
       </w:pPr>
       <w:r>
+        <w:t>カタカナ読み: ヴォウ エスプリカール ジ フォルマ シンプレス コンフォルミ オ コントラート</w:t>
+      </w:r>
+    </w:p>
+    <w:p>
+      <w:pPr>
+        <w:pStyle w:val="ListBullet2"/>
+      </w:pPr>
+      <w:r>
         <w:t>日本語確認用: 契約内容に沿って、分かりやすく説明します。</w:t>
       </w:r>
     </w:p>
@@ -1754,13 +1842,29 @@
       </w:r>
     </w:p>
     <w:p>
-      <w:r>
-        <w:t>Leitura para pronúncia: ヴァモス コンフィルマール ヘスポンサビリダージ CIVIL PESSOAL イ エスプリカール ジ フォルマ シンプレス コンフォルミ オ コントラート</w:t>
-      </w:r>
-    </w:p>
-    <w:p>
-      <w:r>
-        <w:t>Português brasileiro: Vamos confirmar responsabilidade civil pessoal e explicar de forma simples, conforme o contrato.</w:t>
+      <w:pPr>
+        <w:pStyle w:val="Heading3"/>
+      </w:pPr>
+      <w:r>
+        <w:t>ポルトガル語で伝える内容</w:t>
+      </w:r>
+    </w:p>
+    <w:p>
+      <w:r>
+        <w:t>Vamos confirmar responsabilidade civil pessoal e explicar de forma simples, conforme o contrato.</w:t>
+      </w:r>
+    </w:p>
+    <w:p>
+      <w:pPr>
+        <w:pStyle w:val="Heading3"/>
+      </w:pPr>
+      <w:r>
+        <w:t>カタカナ読み</w:t>
+      </w:r>
+    </w:p>
+    <w:p>
+      <w:r>
+        <w:t>ヴァモス コンフィルマール ヘスポンサビリダージ シヴィウ ペソアウ イ エスプリカール ジ フォルマ シンプレス コンフォルミ オ コントラート</w:t>
       </w:r>
     </w:p>
     <w:p>
@@ -1781,20 +1885,15 @@
         <w:pStyle w:val="Heading3"/>
       </w:pPr>
       <w:r>
-        <w:t>顧客に伝えるポルトガル語</w:t>
-      </w:r>
-    </w:p>
-    <w:p>
-      <w:pPr>
-        <w:pStyle w:val="ListBullet"/>
-      </w:pPr>
-      <w:r>
-        <w:t>Leitura para pronúncia: ヴァモス コンフィルマール ヘスポンサビリダージ CIVIL PESSOAL</w:t>
-      </w:r>
-    </w:p>
-    <w:p>
-      <w:r>
-        <w:t xml:space="preserve">  Português brasileiro: Vamos confirmar responsabilidade civil pessoal.</w:t>
+        <w:t>ポルトガル語で伝える内容</w:t>
+      </w:r>
+    </w:p>
+    <w:p>
+      <w:pPr>
+        <w:pStyle w:val="ListBullet"/>
+      </w:pPr>
+      <w:r>
+        <w:t>Português brasileiro: Vamos confirmar responsabilidade civil pessoal.</w:t>
       </w:r>
     </w:p>
     <w:p>
@@ -1802,6 +1901,14 @@
         <w:pStyle w:val="ListBullet2"/>
       </w:pPr>
       <w:r>
+        <w:t>カタカナ読み: ヴァモス コンフィルマール ヘスポンサビリダージ シヴィウ ペソアウ</w:t>
+      </w:r>
+    </w:p>
+    <w:p>
+      <w:pPr>
+        <w:pStyle w:val="ListBullet2"/>
+      </w:pPr>
+      <w:r>
         <w:t>日本語確認用: 「Responsabilidade civil pessoal」について確認しましょう。</w:t>
       </w:r>
     </w:p>
@@ -1810,12 +1917,7 @@
         <w:pStyle w:val="ListBullet"/>
       </w:pPr>
       <w:r>
-        <w:t>Leitura para pronúncia: VOU エスプリカール ジ フォルマ シンプレス コンフォルミ オ コントラート</w:t>
-      </w:r>
-    </w:p>
-    <w:p>
-      <w:r>
-        <w:t xml:space="preserve">  Português brasileiro: Vou explicar de forma simples, conforme o contrato.</w:t>
+        <w:t>Português brasileiro: Vou explicar de forma simples, conforme o contrato.</w:t>
       </w:r>
     </w:p>
     <w:p>
@@ -1823,6 +1925,14 @@
         <w:pStyle w:val="ListBullet2"/>
       </w:pPr>
       <w:r>
+        <w:t>カタカナ読み: ヴォウ エスプリカール ジ フォルマ シンプレス コンフォルミ オ コントラート</w:t>
+      </w:r>
+    </w:p>
+    <w:p>
+      <w:pPr>
+        <w:pStyle w:val="ListBullet2"/>
+      </w:pPr>
+      <w:r>
         <w:t>日本語確認用: 契約内容に沿って、分かりやすく説明します。</w:t>
       </w:r>
     </w:p>
@@ -2157,13 +2267,29 @@
       </w:r>
     </w:p>
     <w:p>
-      <w:r>
-        <w:t>Leitura para pronúncia: ヴァモス コンフィルマール DESPESAS ジ REPARO イ エスプリカール ジ フォルマ シンプレス コンフォルミ オ コントラート</w:t>
-      </w:r>
-    </w:p>
-    <w:p>
-      <w:r>
-        <w:t>Português brasileiro: Vamos confirmar despesas de reparo e explicar de forma simples, conforme o contrato.</w:t>
+      <w:pPr>
+        <w:pStyle w:val="Heading3"/>
+      </w:pPr>
+      <w:r>
+        <w:t>ポルトガル語で伝える内容</w:t>
+      </w:r>
+    </w:p>
+    <w:p>
+      <w:r>
+        <w:t>Vamos confirmar despesas de reparo e explicar de forma simples, conforme o contrato.</w:t>
+      </w:r>
+    </w:p>
+    <w:p>
+      <w:pPr>
+        <w:pStyle w:val="Heading3"/>
+      </w:pPr>
+      <w:r>
+        <w:t>カタカナ読み</w:t>
+      </w:r>
+    </w:p>
+    <w:p>
+      <w:r>
+        <w:t>ヴァモス コンフィルマール ドエスプエスアス ジ ルエプアルオ イ エスプリカール ジ フォルマ シンプレス コンフォルミ オ コントラート</w:t>
       </w:r>
     </w:p>
     <w:p>
@@ -2184,20 +2310,15 @@
         <w:pStyle w:val="Heading3"/>
       </w:pPr>
       <w:r>
-        <w:t>顧客に伝えるポルトガル語</w:t>
-      </w:r>
-    </w:p>
-    <w:p>
-      <w:pPr>
-        <w:pStyle w:val="ListBullet"/>
-      </w:pPr>
-      <w:r>
-        <w:t>Leitura para pronúncia: ヴァモス コンフィルマール DESPESAS ジ REPARO</w:t>
-      </w:r>
-    </w:p>
-    <w:p>
-      <w:r>
-        <w:t xml:space="preserve">  Português brasileiro: Vamos confirmar despesas de reparo.</w:t>
+        <w:t>ポルトガル語で伝える内容</w:t>
+      </w:r>
+    </w:p>
+    <w:p>
+      <w:pPr>
+        <w:pStyle w:val="ListBullet"/>
+      </w:pPr>
+      <w:r>
+        <w:t>Português brasileiro: Vamos confirmar despesas de reparo.</w:t>
       </w:r>
     </w:p>
     <w:p>
@@ -2205,6 +2326,14 @@
         <w:pStyle w:val="ListBullet2"/>
       </w:pPr>
       <w:r>
+        <w:t>カタカナ読み: ヴァモス コンフィルマール ドエスプエスアス ジ ルエプアルオ</w:t>
+      </w:r>
+    </w:p>
+    <w:p>
+      <w:pPr>
+        <w:pStyle w:val="ListBullet2"/>
+      </w:pPr>
+      <w:r>
         <w:t>日本語確認用: 「Despesas de reparo」について確認しましょう。</w:t>
       </w:r>
     </w:p>
@@ -2213,12 +2342,7 @@
         <w:pStyle w:val="ListBullet"/>
       </w:pPr>
       <w:r>
-        <w:t>Leitura para pronúncia: VOU エスプリカール ジ フォルマ シンプレス コンフォルミ オ コントラート</w:t>
-      </w:r>
-    </w:p>
-    <w:p>
-      <w:r>
-        <w:t xml:space="preserve">  Português brasileiro: Vou explicar de forma simples, conforme o contrato.</w:t>
+        <w:t>Português brasileiro: Vou explicar de forma simples, conforme o contrato.</w:t>
       </w:r>
     </w:p>
     <w:p>
@@ -2226,6 +2350,14 @@
         <w:pStyle w:val="ListBullet2"/>
       </w:pPr>
       <w:r>
+        <w:t>カタカナ読み: ヴォウ エスプリカール ジ フォルマ シンプレス コンフォルミ オ コントラート</w:t>
+      </w:r>
+    </w:p>
+    <w:p>
+      <w:pPr>
+        <w:pStyle w:val="ListBullet2"/>
+      </w:pPr>
+      <w:r>
         <w:t>日本語確認用: 契約内容に沿って、分かりやすく説明します。</w:t>
       </w:r>
     </w:p>
@@ -2560,13 +2692,29 @@
       </w:r>
     </w:p>
     <w:p>
-      <w:r>
-        <w:t>Leitura para pronúncia: ヴァモス コンフィルマール RESTAURAÇÃO AO ESTADO ORIGINAL イ エスプリカール ジ フォルマ シンプレス コンフォルミ オ コントラート</w:t>
-      </w:r>
-    </w:p>
-    <w:p>
-      <w:r>
-        <w:t>Português brasileiro: Vamos confirmar restauração ao estado original e explicar de forma simples, conforme o contrato.</w:t>
+      <w:pPr>
+        <w:pStyle w:val="Heading3"/>
+      </w:pPr>
+      <w:r>
+        <w:t>ポルトガル語で伝える内容</w:t>
+      </w:r>
+    </w:p>
+    <w:p>
+      <w:r>
+        <w:t>Vamos confirmar restauração ao estado original e explicar de forma simples, conforme o contrato.</w:t>
+      </w:r>
+    </w:p>
+    <w:p>
+      <w:pPr>
+        <w:pStyle w:val="Heading3"/>
+      </w:pPr>
+      <w:r>
+        <w:t>カタカナ読み</w:t>
+      </w:r>
+    </w:p>
+    <w:p>
+      <w:r>
+        <w:t>ヴァモス コンフィルマール ヘスタウラサォン アオ エスタード オリジナウ イ エスプリカール ジ フォルマ シンプレス コンフォルミ オ コントラート</w:t>
       </w:r>
     </w:p>
     <w:p>
@@ -2587,20 +2735,15 @@
         <w:pStyle w:val="Heading3"/>
       </w:pPr>
       <w:r>
-        <w:t>顧客に伝えるポルトガル語</w:t>
-      </w:r>
-    </w:p>
-    <w:p>
-      <w:pPr>
-        <w:pStyle w:val="ListBullet"/>
-      </w:pPr>
-      <w:r>
-        <w:t>Leitura para pronúncia: ヴァモス コンフィルマール RESTAURAÇÃO AO ESTADO ORIGINAL</w:t>
-      </w:r>
-    </w:p>
-    <w:p>
-      <w:r>
-        <w:t xml:space="preserve">  Português brasileiro: Vamos confirmar restauração ao estado original.</w:t>
+        <w:t>ポルトガル語で伝える内容</w:t>
+      </w:r>
+    </w:p>
+    <w:p>
+      <w:pPr>
+        <w:pStyle w:val="ListBullet"/>
+      </w:pPr>
+      <w:r>
+        <w:t>Português brasileiro: Vamos confirmar restauração ao estado original.</w:t>
       </w:r>
     </w:p>
     <w:p>
@@ -2608,6 +2751,14 @@
         <w:pStyle w:val="ListBullet2"/>
       </w:pPr>
       <w:r>
+        <w:t>カタカナ読み: ヴァモス コンフィルマール ヘスタウラサォン アオ エスタード オリジナウ</w:t>
+      </w:r>
+    </w:p>
+    <w:p>
+      <w:pPr>
+        <w:pStyle w:val="ListBullet2"/>
+      </w:pPr>
+      <w:r>
         <w:t>日本語確認用: 「Restauração ao estado original」について確認しましょう。</w:t>
       </w:r>
     </w:p>
@@ -2616,12 +2767,7 @@
         <w:pStyle w:val="ListBullet"/>
       </w:pPr>
       <w:r>
-        <w:t>Leitura para pronúncia: VOU エスプリカール ジ フォルマ シンプレス コンフォルミ オ コントラート</w:t>
-      </w:r>
-    </w:p>
-    <w:p>
-      <w:r>
-        <w:t xml:space="preserve">  Português brasileiro: Vou explicar de forma simples, conforme o contrato.</w:t>
+        <w:t>Português brasileiro: Vou explicar de forma simples, conforme o contrato.</w:t>
       </w:r>
     </w:p>
     <w:p>
@@ -2629,6 +2775,14 @@
         <w:pStyle w:val="ListBullet2"/>
       </w:pPr>
       <w:r>
+        <w:t>カタカナ読み: ヴォウ エスプリカール ジ フォルマ シンプレス コンフォルミ オ コントラート</w:t>
+      </w:r>
+    </w:p>
+    <w:p>
+      <w:pPr>
+        <w:pStyle w:val="ListBullet2"/>
+      </w:pPr>
+      <w:r>
         <w:t>日本語確認用: 契約内容に沿って、分かりやすく説明します。</w:t>
       </w:r>
     </w:p>
@@ -2963,13 +3117,29 @@
       </w:r>
     </w:p>
     <w:p>
-      <w:r>
-        <w:t>Leitura para pronúncia: ヴァモス コンフィルマール DEPÓSITO CAUÇÃO イ エスプリカール ジ フォルマ シンプレス コンフォルミ オ コントラート</w:t>
-      </w:r>
-    </w:p>
-    <w:p>
-      <w:r>
-        <w:t>Português brasileiro: Vamos confirmar depósito caução e explicar de forma simples, conforme o contrato.</w:t>
+      <w:pPr>
+        <w:pStyle w:val="Heading3"/>
+      </w:pPr>
+      <w:r>
+        <w:t>ポルトガル語で伝える内容</w:t>
+      </w:r>
+    </w:p>
+    <w:p>
+      <w:r>
+        <w:t>Vamos confirmar depósito caução e explicar de forma simples, conforme o contrato.</w:t>
+      </w:r>
+    </w:p>
+    <w:p>
+      <w:pPr>
+        <w:pStyle w:val="Heading3"/>
+      </w:pPr>
+      <w:r>
+        <w:t>カタカナ読み</w:t>
+      </w:r>
+    </w:p>
+    <w:p>
+      <w:r>
+        <w:t>ヴァモス コンフィルマール ドエプオスイトオ クアウサォン イ エスプリカール ジ フォルマ シンプレス コンフォルミ オ コントラート</w:t>
       </w:r>
     </w:p>
     <w:p>
@@ -2990,20 +3160,15 @@
         <w:pStyle w:val="Heading3"/>
       </w:pPr>
       <w:r>
-        <w:t>顧客に伝えるポルトガル語</w:t>
-      </w:r>
-    </w:p>
-    <w:p>
-      <w:pPr>
-        <w:pStyle w:val="ListBullet"/>
-      </w:pPr>
-      <w:r>
-        <w:t>Leitura para pronúncia: ヴァモス コンフィルマール DEPÓSITO CAUÇÃO</w:t>
-      </w:r>
-    </w:p>
-    <w:p>
-      <w:r>
-        <w:t xml:space="preserve">  Português brasileiro: Vamos confirmar depósito caução.</w:t>
+        <w:t>ポルトガル語で伝える内容</w:t>
+      </w:r>
+    </w:p>
+    <w:p>
+      <w:pPr>
+        <w:pStyle w:val="ListBullet"/>
+      </w:pPr>
+      <w:r>
+        <w:t>Português brasileiro: Vamos confirmar depósito caução.</w:t>
       </w:r>
     </w:p>
     <w:p>
@@ -3011,6 +3176,14 @@
         <w:pStyle w:val="ListBullet2"/>
       </w:pPr>
       <w:r>
+        <w:t>カタカナ読み: ヴァモス コンフィルマール ドエプオスイトオ クアウサォン</w:t>
+      </w:r>
+    </w:p>
+    <w:p>
+      <w:pPr>
+        <w:pStyle w:val="ListBullet2"/>
+      </w:pPr>
+      <w:r>
         <w:t>日本語確認用: 「Depósito caução」について確認しましょう。</w:t>
       </w:r>
     </w:p>
@@ -3019,12 +3192,7 @@
         <w:pStyle w:val="ListBullet"/>
       </w:pPr>
       <w:r>
-        <w:t>Leitura para pronúncia: VOU エスプリカール ジ フォルマ シンプレス コンフォルミ オ コントラート</w:t>
-      </w:r>
-    </w:p>
-    <w:p>
-      <w:r>
-        <w:t xml:space="preserve">  Português brasileiro: Vou explicar de forma simples, conforme o contrato.</w:t>
+        <w:t>Português brasileiro: Vou explicar de forma simples, conforme o contrato.</w:t>
       </w:r>
     </w:p>
     <w:p>
@@ -3032,6 +3200,14 @@
         <w:pStyle w:val="ListBullet2"/>
       </w:pPr>
       <w:r>
+        <w:t>カタカナ読み: ヴォウ エスプリカール ジ フォルマ シンプレス コンフォルミ オ コントラート</w:t>
+      </w:r>
+    </w:p>
+    <w:p>
+      <w:pPr>
+        <w:pStyle w:val="ListBullet2"/>
+      </w:pPr>
+      <w:r>
         <w:t>日本語確認用: 契約内容に沿って、分かりやすく説明します。</w:t>
       </w:r>
     </w:p>
@@ -3366,13 +3542,29 @@
       </w:r>
     </w:p>
     <w:p>
-      <w:r>
-        <w:t>Leitura para pronúncia: ヴァモス コンフィルマール LUVAS ジ ロカサォン イ エスプリカール ジ フォルマ シンプレス コンフォルミ オ コントラート</w:t>
-      </w:r>
-    </w:p>
-    <w:p>
-      <w:r>
-        <w:t>Português brasileiro: Vamos confirmar luvas de locação e explicar de forma simples, conforme o contrato.</w:t>
+      <w:pPr>
+        <w:pStyle w:val="Heading3"/>
+      </w:pPr>
+      <w:r>
+        <w:t>ポルトガル語で伝える内容</w:t>
+      </w:r>
+    </w:p>
+    <w:p>
+      <w:r>
+        <w:t>Vamos confirmar luvas de locação e explicar de forma simples, conforme o contrato.</w:t>
+      </w:r>
+    </w:p>
+    <w:p>
+      <w:pPr>
+        <w:pStyle w:val="Heading3"/>
+      </w:pPr>
+      <w:r>
+        <w:t>カタカナ読み</w:t>
+      </w:r>
+    </w:p>
+    <w:p>
+      <w:r>
+        <w:t>ヴァモス コンフィルマール ルウヴアス ジ ロカサォン イ エスプリカール ジ フォルマ シンプレス コンフォルミ オ コントラート</w:t>
       </w:r>
     </w:p>
     <w:p>
@@ -3393,20 +3585,15 @@
         <w:pStyle w:val="Heading3"/>
       </w:pPr>
       <w:r>
-        <w:t>顧客に伝えるポルトガル語</w:t>
-      </w:r>
-    </w:p>
-    <w:p>
-      <w:pPr>
-        <w:pStyle w:val="ListBullet"/>
-      </w:pPr>
-      <w:r>
-        <w:t>Leitura para pronúncia: ヴァモス コンフィルマール LUVAS ジ ロカサォン</w:t>
-      </w:r>
-    </w:p>
-    <w:p>
-      <w:r>
-        <w:t xml:space="preserve">  Português brasileiro: Vamos confirmar luvas de locação.</w:t>
+        <w:t>ポルトガル語で伝える内容</w:t>
+      </w:r>
+    </w:p>
+    <w:p>
+      <w:pPr>
+        <w:pStyle w:val="ListBullet"/>
+      </w:pPr>
+      <w:r>
+        <w:t>Português brasileiro: Vamos confirmar luvas de locação.</w:t>
       </w:r>
     </w:p>
     <w:p>
@@ -3414,6 +3601,14 @@
         <w:pStyle w:val="ListBullet2"/>
       </w:pPr>
       <w:r>
+        <w:t>カタカナ読み: ヴァモス コンフィルマール ルウヴアス ジ ロカサォン</w:t>
+      </w:r>
+    </w:p>
+    <w:p>
+      <w:pPr>
+        <w:pStyle w:val="ListBullet2"/>
+      </w:pPr>
+      <w:r>
         <w:t>日本語確認用: 「Luvas de locação」について確認しましょう。</w:t>
       </w:r>
     </w:p>
@@ -3422,12 +3617,7 @@
         <w:pStyle w:val="ListBullet"/>
       </w:pPr>
       <w:r>
-        <w:t>Leitura para pronúncia: VOU エスプリカール ジ フォルマ シンプレス コンフォルミ オ コントラート</w:t>
-      </w:r>
-    </w:p>
-    <w:p>
-      <w:r>
-        <w:t xml:space="preserve">  Português brasileiro: Vou explicar de forma simples, conforme o contrato.</w:t>
+        <w:t>Português brasileiro: Vou explicar de forma simples, conforme o contrato.</w:t>
       </w:r>
     </w:p>
     <w:p>
@@ -3435,6 +3625,14 @@
         <w:pStyle w:val="ListBullet2"/>
       </w:pPr>
       <w:r>
+        <w:t>カタカナ読み: ヴォウ エスプリカール ジ フォルマ シンプレス コンフォルミ オ コントラート</w:t>
+      </w:r>
+    </w:p>
+    <w:p>
+      <w:pPr>
+        <w:pStyle w:val="ListBullet2"/>
+      </w:pPr>
+      <w:r>
         <w:t>日本語確認用: 契約内容に沿って、分かりやすく説明します。</w:t>
       </w:r>
     </w:p>
@@ -3769,13 +3967,29 @@
       </w:r>
     </w:p>
     <w:p>
-      <w:r>
-        <w:t>Leitura para pronúncia: ヴァモス コンフィルマール EMPRESA GARANTIDORA イ エスプリカール ジ フォルマ シンプレス コンフォルミ オ コントラート</w:t>
-      </w:r>
-    </w:p>
-    <w:p>
-      <w:r>
-        <w:t>Português brasileiro: Vamos confirmar empresa garantidora e explicar de forma simples, conforme o contrato.</w:t>
+      <w:pPr>
+        <w:pStyle w:val="Heading3"/>
+      </w:pPr>
+      <w:r>
+        <w:t>ポルトガル語で伝える内容</w:t>
+      </w:r>
+    </w:p>
+    <w:p>
+      <w:r>
+        <w:t>Vamos confirmar empresa garantidora e explicar de forma simples, conforme o contrato.</w:t>
+      </w:r>
+    </w:p>
+    <w:p>
+      <w:pPr>
+        <w:pStyle w:val="Heading3"/>
+      </w:pPr>
+      <w:r>
+        <w:t>カタカナ読み</w:t>
+      </w:r>
+    </w:p>
+    <w:p>
+      <w:r>
+        <w:t>ヴァモス コンフィルマール エムプルエスア グアルアントイドオルア イ エスプリカール ジ フォルマ シンプレス コンフォルミ オ コントラート</w:t>
       </w:r>
     </w:p>
     <w:p>
@@ -3796,20 +4010,15 @@
         <w:pStyle w:val="Heading3"/>
       </w:pPr>
       <w:r>
-        <w:t>顧客に伝えるポルトガル語</w:t>
-      </w:r>
-    </w:p>
-    <w:p>
-      <w:pPr>
-        <w:pStyle w:val="ListBullet"/>
-      </w:pPr>
-      <w:r>
-        <w:t>Leitura para pronúncia: ヴァモス コンフィルマール EMPRESA GARANTIDORA</w:t>
-      </w:r>
-    </w:p>
-    <w:p>
-      <w:r>
-        <w:t xml:space="preserve">  Português brasileiro: Vamos confirmar empresa garantidora.</w:t>
+        <w:t>ポルトガル語で伝える内容</w:t>
+      </w:r>
+    </w:p>
+    <w:p>
+      <w:pPr>
+        <w:pStyle w:val="ListBullet"/>
+      </w:pPr>
+      <w:r>
+        <w:t>Português brasileiro: Vamos confirmar empresa garantidora.</w:t>
       </w:r>
     </w:p>
     <w:p>
@@ -3817,6 +4026,14 @@
         <w:pStyle w:val="ListBullet2"/>
       </w:pPr>
       <w:r>
+        <w:t>カタカナ読み: ヴァモス コンフィルマール エムプルエスア グアルアントイドオルア</w:t>
+      </w:r>
+    </w:p>
+    <w:p>
+      <w:pPr>
+        <w:pStyle w:val="ListBullet2"/>
+      </w:pPr>
+      <w:r>
         <w:t>日本語確認用: 「Empresa garantidora」について確認しましょう。</w:t>
       </w:r>
     </w:p>
@@ -3825,12 +4042,7 @@
         <w:pStyle w:val="ListBullet"/>
       </w:pPr>
       <w:r>
-        <w:t>Leitura para pronúncia: VOU エスプリカール ジ フォルマ シンプレス コンフォルミ オ コントラート</w:t>
-      </w:r>
-    </w:p>
-    <w:p>
-      <w:r>
-        <w:t xml:space="preserve">  Português brasileiro: Vou explicar de forma simples, conforme o contrato.</w:t>
+        <w:t>Português brasileiro: Vou explicar de forma simples, conforme o contrato.</w:t>
       </w:r>
     </w:p>
     <w:p>
@@ -3838,6 +4050,14 @@
         <w:pStyle w:val="ListBullet2"/>
       </w:pPr>
       <w:r>
+        <w:t>カタカナ読み: ヴォウ エスプリカール ジ フォルマ シンプレス コンフォルミ オ コントラート</w:t>
+      </w:r>
+    </w:p>
+    <w:p>
+      <w:pPr>
+        <w:pStyle w:val="ListBullet2"/>
+      </w:pPr>
+      <w:r>
         <w:t>日本語確認用: 契約内容に沿って、分かりやすく説明します。</w:t>
       </w:r>
     </w:p>
@@ -4172,13 +4392,29 @@
       </w:r>
     </w:p>
     <w:p>
-      <w:r>
-        <w:t>Leitura para pronúncia: ヴァモス コンフィルマール FIADOR SOLIDÁRIO イ エスプリカール ジ フォルマ シンプレス コンフォルミ オ コントラート</w:t>
-      </w:r>
-    </w:p>
-    <w:p>
-      <w:r>
-        <w:t>Português brasileiro: Vamos confirmar fiador solidário e explicar de forma simples, conforme o contrato.</w:t>
+      <w:pPr>
+        <w:pStyle w:val="Heading3"/>
+      </w:pPr>
+      <w:r>
+        <w:t>ポルトガル語で伝える内容</w:t>
+      </w:r>
+    </w:p>
+    <w:p>
+      <w:r>
+        <w:t>Vamos confirmar fiador solidário e explicar de forma simples, conforme o contrato.</w:t>
+      </w:r>
+    </w:p>
+    <w:p>
+      <w:pPr>
+        <w:pStyle w:val="Heading3"/>
+      </w:pPr>
+      <w:r>
+        <w:t>カタカナ読み</w:t>
+      </w:r>
+    </w:p>
+    <w:p>
+      <w:r>
+        <w:t>ヴァモス コンフィルマール フイアドオル スオルイドアルイオ イ エスプリカール ジ フォルマ シンプレス コンフォルミ オ コントラート</w:t>
       </w:r>
     </w:p>
     <w:p>
@@ -4199,20 +4435,15 @@
         <w:pStyle w:val="Heading3"/>
       </w:pPr>
       <w:r>
-        <w:t>顧客に伝えるポルトガル語</w:t>
-      </w:r>
-    </w:p>
-    <w:p>
-      <w:pPr>
-        <w:pStyle w:val="ListBullet"/>
-      </w:pPr>
-      <w:r>
-        <w:t>Leitura para pronúncia: ヴァモス コンフィルマール FIADOR SOLIDÁRIO</w:t>
-      </w:r>
-    </w:p>
-    <w:p>
-      <w:r>
-        <w:t xml:space="preserve">  Português brasileiro: Vamos confirmar fiador solidário.</w:t>
+        <w:t>ポルトガル語で伝える内容</w:t>
+      </w:r>
+    </w:p>
+    <w:p>
+      <w:pPr>
+        <w:pStyle w:val="ListBullet"/>
+      </w:pPr>
+      <w:r>
+        <w:t>Português brasileiro: Vamos confirmar fiador solidário.</w:t>
       </w:r>
     </w:p>
     <w:p>
@@ -4220,6 +4451,14 @@
         <w:pStyle w:val="ListBullet2"/>
       </w:pPr>
       <w:r>
+        <w:t>カタカナ読み: ヴァモス コンフィルマール フイアドオル スオルイドアルイオ</w:t>
+      </w:r>
+    </w:p>
+    <w:p>
+      <w:pPr>
+        <w:pStyle w:val="ListBullet2"/>
+      </w:pPr>
+      <w:r>
         <w:t>日本語確認用: 「Fiador solidário」について確認しましょう。</w:t>
       </w:r>
     </w:p>
@@ -4228,12 +4467,7 @@
         <w:pStyle w:val="ListBullet"/>
       </w:pPr>
       <w:r>
-        <w:t>Leitura para pronúncia: VOU エスプリカール ジ フォルマ シンプレス コンフォルミ オ コントラート</w:t>
-      </w:r>
-    </w:p>
-    <w:p>
-      <w:r>
-        <w:t xml:space="preserve">  Português brasileiro: Vou explicar de forma simples, conforme o contrato.</w:t>
+        <w:t>Português brasileiro: Vou explicar de forma simples, conforme o contrato.</w:t>
       </w:r>
     </w:p>
     <w:p>
@@ -4241,6 +4475,14 @@
         <w:pStyle w:val="ListBullet2"/>
       </w:pPr>
       <w:r>
+        <w:t>カタカナ読み: ヴォウ エスプリカール ジ フォルマ シンプレス コンフォルミ オ コントラート</w:t>
+      </w:r>
+    </w:p>
+    <w:p>
+      <w:pPr>
+        <w:pStyle w:val="ListBullet2"/>
+      </w:pPr>
+      <w:r>
         <w:t>日本語確認用: 契約内容に沿って、分かりやすく説明します。</w:t>
       </w:r>
     </w:p>
@@ -4575,13 +4817,29 @@
       </w:r>
     </w:p>
     <w:p>
-      <w:r>
-        <w:t>Leitura para pronúncia: ヴァモス コンフィルマール ADMINISTRADORA DO イモーヴェウ イ エスプリカール ジ フォルマ シンプレス コンフォルミ オ コントラート</w:t>
-      </w:r>
-    </w:p>
-    <w:p>
-      <w:r>
-        <w:t>Português brasileiro: Vamos confirmar administradora do imóvel e explicar de forma simples, conforme o contrato.</w:t>
+      <w:pPr>
+        <w:pStyle w:val="Heading3"/>
+      </w:pPr>
+      <w:r>
+        <w:t>ポルトガル語で伝える内容</w:t>
+      </w:r>
+    </w:p>
+    <w:p>
+      <w:r>
+        <w:t>Vamos confirmar administradora do imóvel e explicar de forma simples, conforme o contrato.</w:t>
+      </w:r>
+    </w:p>
+    <w:p>
+      <w:pPr>
+        <w:pStyle w:val="Heading3"/>
+      </w:pPr>
+      <w:r>
+        <w:t>カタカナ読み</w:t>
+      </w:r>
+    </w:p>
+    <w:p>
+      <w:r>
+        <w:t>ヴァモス コンフィルマール アドミニストラドーラ ド イモーヴェウ イ エスプリカール ジ フォルマ シンプレス コンフォルミ オ コントラート</w:t>
       </w:r>
     </w:p>
     <w:p>
@@ -4602,20 +4860,15 @@
         <w:pStyle w:val="Heading3"/>
       </w:pPr>
       <w:r>
-        <w:t>顧客に伝えるポルトガル語</w:t>
-      </w:r>
-    </w:p>
-    <w:p>
-      <w:pPr>
-        <w:pStyle w:val="ListBullet"/>
-      </w:pPr>
-      <w:r>
-        <w:t>Leitura para pronúncia: ヴァモス コンフィルマール ADMINISTRADORA DO イモーヴェウ</w:t>
-      </w:r>
-    </w:p>
-    <w:p>
-      <w:r>
-        <w:t xml:space="preserve">  Português brasileiro: Vamos confirmar administradora do imóvel.</w:t>
+        <w:t>ポルトガル語で伝える内容</w:t>
+      </w:r>
+    </w:p>
+    <w:p>
+      <w:pPr>
+        <w:pStyle w:val="ListBullet"/>
+      </w:pPr>
+      <w:r>
+        <w:t>Português brasileiro: Vamos confirmar administradora do imóvel.</w:t>
       </w:r>
     </w:p>
     <w:p>
@@ -4623,6 +4876,14 @@
         <w:pStyle w:val="ListBullet2"/>
       </w:pPr>
       <w:r>
+        <w:t>カタカナ読み: ヴァモス コンフィルマール アドミニストラドーラ ド イモーヴェウ</w:t>
+      </w:r>
+    </w:p>
+    <w:p>
+      <w:pPr>
+        <w:pStyle w:val="ListBullet2"/>
+      </w:pPr>
+      <w:r>
         <w:t>日本語確認用: 「Administradora do imóvel」について確認しましょう。</w:t>
       </w:r>
     </w:p>
@@ -4631,12 +4892,7 @@
         <w:pStyle w:val="ListBullet"/>
       </w:pPr>
       <w:r>
-        <w:t>Leitura para pronúncia: VOU エスプリカール ジ フォルマ シンプレス コンフォルミ オ コントラート</w:t>
-      </w:r>
-    </w:p>
-    <w:p>
-      <w:r>
-        <w:t xml:space="preserve">  Português brasileiro: Vou explicar de forma simples, conforme o contrato.</w:t>
+        <w:t>Português brasileiro: Vou explicar de forma simples, conforme o contrato.</w:t>
       </w:r>
     </w:p>
     <w:p>
@@ -4644,6 +4900,14 @@
         <w:pStyle w:val="ListBullet2"/>
       </w:pPr>
       <w:r>
+        <w:t>カタカナ読み: ヴォウ エスプリカール ジ フォルマ シンプレス コンフォルミ オ コントラート</w:t>
+      </w:r>
+    </w:p>
+    <w:p>
+      <w:pPr>
+        <w:pStyle w:val="ListBullet2"/>
+      </w:pPr>
+      <w:r>
         <w:t>日本語確認用: 契約内容に沿って、分かりやすく説明します。</w:t>
       </w:r>
     </w:p>
@@ -4978,13 +5242,29 @@
       </w:r>
     </w:p>
     <w:p>
-      <w:r>
-        <w:t>Leitura para pronúncia: ヴァモス コンフィルマール VISTORIA ジ SAÍDA イ エスプリカール ジ フォルマ シンプレス コンフォルミ オ コントラート</w:t>
-      </w:r>
-    </w:p>
-    <w:p>
-      <w:r>
-        <w:t>Português brasileiro: Vamos confirmar vistoria de saída e explicar de forma simples, conforme o contrato.</w:t>
+      <w:pPr>
+        <w:pStyle w:val="Heading3"/>
+      </w:pPr>
+      <w:r>
+        <w:t>ポルトガル語で伝える内容</w:t>
+      </w:r>
+    </w:p>
+    <w:p>
+      <w:r>
+        <w:t>Vamos confirmar vistoria de saída e explicar de forma simples, conforme o contrato.</w:t>
+      </w:r>
+    </w:p>
+    <w:p>
+      <w:pPr>
+        <w:pStyle w:val="Heading3"/>
+      </w:pPr>
+      <w:r>
+        <w:t>カタカナ読み</w:t>
+      </w:r>
+    </w:p>
+    <w:p>
+      <w:r>
+        <w:t>ヴァモス コンフィルマール ヴイストオルイア ジ スアイドア イ エスプリカール ジ フォルマ シンプレス コンフォルミ オ コントラート</w:t>
       </w:r>
     </w:p>
     <w:p>
@@ -5005,20 +5285,15 @@
         <w:pStyle w:val="Heading3"/>
       </w:pPr>
       <w:r>
-        <w:t>顧客に伝えるポルトガル語</w:t>
-      </w:r>
-    </w:p>
-    <w:p>
-      <w:pPr>
-        <w:pStyle w:val="ListBullet"/>
-      </w:pPr>
-      <w:r>
-        <w:t>Leitura para pronúncia: ヴァモス コンフィルマール VISTORIA ジ SAÍDA</w:t>
-      </w:r>
-    </w:p>
-    <w:p>
-      <w:r>
-        <w:t xml:space="preserve">  Português brasileiro: Vamos confirmar vistoria de saída.</w:t>
+        <w:t>ポルトガル語で伝える内容</w:t>
+      </w:r>
+    </w:p>
+    <w:p>
+      <w:pPr>
+        <w:pStyle w:val="ListBullet"/>
+      </w:pPr>
+      <w:r>
+        <w:t>Português brasileiro: Vamos confirmar vistoria de saída.</w:t>
       </w:r>
     </w:p>
     <w:p>
@@ -5026,6 +5301,14 @@
         <w:pStyle w:val="ListBullet2"/>
       </w:pPr>
       <w:r>
+        <w:t>カタカナ読み: ヴァモス コンフィルマール ヴイストオルイア ジ スアイドア</w:t>
+      </w:r>
+    </w:p>
+    <w:p>
+      <w:pPr>
+        <w:pStyle w:val="ListBullet2"/>
+      </w:pPr>
+      <w:r>
         <w:t>日本語確認用: 「Vistoria de saída」について確認しましょう。</w:t>
       </w:r>
     </w:p>
@@ -5034,12 +5317,7 @@
         <w:pStyle w:val="ListBullet"/>
       </w:pPr>
       <w:r>
-        <w:t>Leitura para pronúncia: VOU エスプリカール ジ フォルマ シンプレス コンフォルミ オ コントラート</w:t>
-      </w:r>
-    </w:p>
-    <w:p>
-      <w:r>
-        <w:t xml:space="preserve">  Português brasileiro: Vou explicar de forma simples, conforme o contrato.</w:t>
+        <w:t>Português brasileiro: Vou explicar de forma simples, conforme o contrato.</w:t>
       </w:r>
     </w:p>
     <w:p>
@@ -5047,6 +5325,14 @@
         <w:pStyle w:val="ListBullet2"/>
       </w:pPr>
       <w:r>
+        <w:t>カタカナ読み: ヴォウ エスプリカール ジ フォルマ シンプレス コンフォルミ オ コントラート</w:t>
+      </w:r>
+    </w:p>
+    <w:p>
+      <w:pPr>
+        <w:pStyle w:val="ListBullet2"/>
+      </w:pPr>
+      <w:r>
         <w:t>日本語確認用: 契約内容に沿って、分かりやすく説明します。</w:t>
       </w:r>
     </w:p>
@@ -5381,13 +5667,29 @@
       </w:r>
     </w:p>
     <w:p>
-      <w:r>
-        <w:t>Leitura para pronúncia: ヴァモス コンフィルマール ANÁLISE ジ ENTRADA イ エスプリカール ジ フォルマ シンプレス コンフォルミ オ コントラート</w:t>
-      </w:r>
-    </w:p>
-    <w:p>
-      <w:r>
-        <w:t>Português brasileiro: Vamos confirmar análise de entrada e explicar de forma simples, conforme o contrato.</w:t>
+      <w:pPr>
+        <w:pStyle w:val="Heading3"/>
+      </w:pPr>
+      <w:r>
+        <w:t>ポルトガル語で伝える内容</w:t>
+      </w:r>
+    </w:p>
+    <w:p>
+      <w:r>
+        <w:t>Vamos confirmar análise de entrada e explicar de forma simples, conforme o contrato.</w:t>
+      </w:r>
+    </w:p>
+    <w:p>
+      <w:pPr>
+        <w:pStyle w:val="Heading3"/>
+      </w:pPr>
+      <w:r>
+        <w:t>カタカナ読み</w:t>
+      </w:r>
+    </w:p>
+    <w:p>
+      <w:r>
+        <w:t>ヴァモス コンフィルマール アナリゼ ジ エントルアドア イ エスプリカール ジ フォルマ シンプレス コンフォルミ オ コントラート</w:t>
       </w:r>
     </w:p>
     <w:p>
@@ -5408,20 +5710,15 @@
         <w:pStyle w:val="Heading3"/>
       </w:pPr>
       <w:r>
-        <w:t>顧客に伝えるポルトガル語</w:t>
-      </w:r>
-    </w:p>
-    <w:p>
-      <w:pPr>
-        <w:pStyle w:val="ListBullet"/>
-      </w:pPr>
-      <w:r>
-        <w:t>Leitura para pronúncia: ヴァモス コンフィルマール ANÁLISE ジ ENTRADA</w:t>
-      </w:r>
-    </w:p>
-    <w:p>
-      <w:r>
-        <w:t xml:space="preserve">  Português brasileiro: Vamos confirmar análise de entrada.</w:t>
+        <w:t>ポルトガル語で伝える内容</w:t>
+      </w:r>
+    </w:p>
+    <w:p>
+      <w:pPr>
+        <w:pStyle w:val="ListBullet"/>
+      </w:pPr>
+      <w:r>
+        <w:t>Português brasileiro: Vamos confirmar análise de entrada.</w:t>
       </w:r>
     </w:p>
     <w:p>
@@ -5429,6 +5726,14 @@
         <w:pStyle w:val="ListBullet2"/>
       </w:pPr>
       <w:r>
+        <w:t>カタカナ読み: ヴァモス コンフィルマール アナリゼ ジ エントルアドア</w:t>
+      </w:r>
+    </w:p>
+    <w:p>
+      <w:pPr>
+        <w:pStyle w:val="ListBullet2"/>
+      </w:pPr>
+      <w:r>
         <w:t>日本語確認用: 「Análise de entrada」について確認しましょう。</w:t>
       </w:r>
     </w:p>
@@ -5437,12 +5742,7 @@
         <w:pStyle w:val="ListBullet"/>
       </w:pPr>
       <w:r>
-        <w:t>Leitura para pronúncia: VOU エスプリカール ジ フォルマ シンプレス コンフォルミ オ コントラート</w:t>
-      </w:r>
-    </w:p>
-    <w:p>
-      <w:r>
-        <w:t xml:space="preserve">  Português brasileiro: Vou explicar de forma simples, conforme o contrato.</w:t>
+        <w:t>Português brasileiro: Vou explicar de forma simples, conforme o contrato.</w:t>
       </w:r>
     </w:p>
     <w:p>
@@ -5450,6 +5750,14 @@
         <w:pStyle w:val="ListBullet2"/>
       </w:pPr>
       <w:r>
+        <w:t>カタカナ読み: ヴォウ エスプリカール ジ フォルマ シンプレス コンフォルミ オ コントラート</w:t>
+      </w:r>
+    </w:p>
+    <w:p>
+      <w:pPr>
+        <w:pStyle w:val="ListBullet2"/>
+      </w:pPr>
+      <w:r>
         <w:t>日本語確認用: 契約内容に沿って、分かりやすく説明します。</w:t>
       </w:r>
     </w:p>
@@ -5784,13 +6092,29 @@
       </w:r>
     </w:p>
     <w:p>
-      <w:r>
-        <w:t>Leitura para pronúncia: ヴァモス コンフィルマール EXPLICAÇÃO ジ PONTOS IMPORTANTES イ エスプリカール ジ フォルマ シンプレス コンフォルミ オ コントラート</w:t>
-      </w:r>
-    </w:p>
-    <w:p>
-      <w:r>
-        <w:t>Português brasileiro: Vamos confirmar explicação de pontos importantes e explicar de forma simples, conforme o contrato.</w:t>
+      <w:pPr>
+        <w:pStyle w:val="Heading3"/>
+      </w:pPr>
+      <w:r>
+        <w:t>ポルトガル語で伝える内容</w:t>
+      </w:r>
+    </w:p>
+    <w:p>
+      <w:r>
+        <w:t>Vamos confirmar explicação de pontos importantes e explicar de forma simples, conforme o contrato.</w:t>
+      </w:r>
+    </w:p>
+    <w:p>
+      <w:pPr>
+        <w:pStyle w:val="Heading3"/>
+      </w:pPr>
+      <w:r>
+        <w:t>カタカナ読み</w:t>
+      </w:r>
+    </w:p>
+    <w:p>
+      <w:r>
+        <w:t>ヴァモス コンフィルマール エシプルイクアサォン ジ プオントオス イムプオルトアントエス イ エスプリカール ジ フォルマ シンプレス コンフォルミ オ コントラート</w:t>
       </w:r>
     </w:p>
     <w:p>
@@ -5811,20 +6135,15 @@
         <w:pStyle w:val="Heading3"/>
       </w:pPr>
       <w:r>
-        <w:t>顧客に伝えるポルトガル語</w:t>
-      </w:r>
-    </w:p>
-    <w:p>
-      <w:pPr>
-        <w:pStyle w:val="ListBullet"/>
-      </w:pPr>
-      <w:r>
-        <w:t>Leitura para pronúncia: ヴァモス コンフィルマール EXPLICAÇÃO ジ PONTOS IMPORTANTES</w:t>
-      </w:r>
-    </w:p>
-    <w:p>
-      <w:r>
-        <w:t xml:space="preserve">  Português brasileiro: Vamos confirmar explicação de pontos importantes.</w:t>
+        <w:t>ポルトガル語で伝える内容</w:t>
+      </w:r>
+    </w:p>
+    <w:p>
+      <w:pPr>
+        <w:pStyle w:val="ListBullet"/>
+      </w:pPr>
+      <w:r>
+        <w:t>Português brasileiro: Vamos confirmar explicação de pontos importantes.</w:t>
       </w:r>
     </w:p>
     <w:p>
@@ -5832,6 +6151,14 @@
         <w:pStyle w:val="ListBullet2"/>
       </w:pPr>
       <w:r>
+        <w:t>カタカナ読み: ヴァモス コンフィルマール エシプルイクアサォン ジ プオントオス イムプオルトアントエス</w:t>
+      </w:r>
+    </w:p>
+    <w:p>
+      <w:pPr>
+        <w:pStyle w:val="ListBullet2"/>
+      </w:pPr>
+      <w:r>
         <w:t>日本語確認用: 「Explicação de pontos importantes」について確認しましょう。</w:t>
       </w:r>
     </w:p>
@@ -5840,12 +6167,7 @@
         <w:pStyle w:val="ListBullet"/>
       </w:pPr>
       <w:r>
-        <w:t>Leitura para pronúncia: VOU エスプリカール ジ フォルマ シンプレス コンフォルミ オ コントラート</w:t>
-      </w:r>
-    </w:p>
-    <w:p>
-      <w:r>
-        <w:t xml:space="preserve">  Português brasileiro: Vou explicar de forma simples, conforme o contrato.</w:t>
+        <w:t>Português brasileiro: Vou explicar de forma simples, conforme o contrato.</w:t>
       </w:r>
     </w:p>
     <w:p>
@@ -5853,6 +6175,14 @@
         <w:pStyle w:val="ListBullet2"/>
       </w:pPr>
       <w:r>
+        <w:t>カタカナ読み: ヴォウ エスプリカール ジ フォルマ シンプレス コンフォルミ オ コントラート</w:t>
+      </w:r>
+    </w:p>
+    <w:p>
+      <w:pPr>
+        <w:pStyle w:val="ListBullet2"/>
+      </w:pPr>
+      <w:r>
         <w:t>日本語確認用: 契約内容に沿って、分かりやすく説明します。</w:t>
       </w:r>
     </w:p>
@@ -6187,13 +6517,29 @@
       </w:r>
     </w:p>
     <w:p>
-      <w:r>
-        <w:t>Leitura para pronúncia: ヴァモス コンフィルマール RENOVAÇÃO CONTRATUAL イ エスプリカール ジ フォルマ シンプレス コンフォルミ オ コントラート</w:t>
-      </w:r>
-    </w:p>
-    <w:p>
-      <w:r>
-        <w:t>Português brasileiro: Vamos confirmar renovação contratual e explicar de forma simples, conforme o contrato.</w:t>
+      <w:pPr>
+        <w:pStyle w:val="Heading3"/>
+      </w:pPr>
+      <w:r>
+        <w:t>ポルトガル語で伝える内容</w:t>
+      </w:r>
+    </w:p>
+    <w:p>
+      <w:r>
+        <w:t>Vamos confirmar renovação contratual e explicar de forma simples, conforme o contrato.</w:t>
+      </w:r>
+    </w:p>
+    <w:p>
+      <w:pPr>
+        <w:pStyle w:val="Heading3"/>
+      </w:pPr>
+      <w:r>
+        <w:t>カタカナ読み</w:t>
+      </w:r>
+    </w:p>
+    <w:p>
+      <w:r>
+        <w:t>ヴァモス コンフィルマール ヘノヴァサォン クオントルアトウアル イ エスプリカール ジ フォルマ シンプレス コンフォルミ オ コントラート</w:t>
       </w:r>
     </w:p>
     <w:p>
@@ -6214,20 +6560,15 @@
         <w:pStyle w:val="Heading3"/>
       </w:pPr>
       <w:r>
-        <w:t>顧客に伝えるポルトガル語</w:t>
-      </w:r>
-    </w:p>
-    <w:p>
-      <w:pPr>
-        <w:pStyle w:val="ListBullet"/>
-      </w:pPr>
-      <w:r>
-        <w:t>Leitura para pronúncia: ヴァモス コンフィルマール RENOVAÇÃO CONTRATUAL</w:t>
-      </w:r>
-    </w:p>
-    <w:p>
-      <w:r>
-        <w:t xml:space="preserve">  Português brasileiro: Vamos confirmar renovação contratual.</w:t>
+        <w:t>ポルトガル語で伝える内容</w:t>
+      </w:r>
+    </w:p>
+    <w:p>
+      <w:pPr>
+        <w:pStyle w:val="ListBullet"/>
+      </w:pPr>
+      <w:r>
+        <w:t>Português brasileiro: Vamos confirmar renovação contratual.</w:t>
       </w:r>
     </w:p>
     <w:p>
@@ -6235,6 +6576,14 @@
         <w:pStyle w:val="ListBullet2"/>
       </w:pPr>
       <w:r>
+        <w:t>カタカナ読み: ヴァモス コンフィルマール ヘノヴァサォン クオントルアトウアル</w:t>
+      </w:r>
+    </w:p>
+    <w:p>
+      <w:pPr>
+        <w:pStyle w:val="ListBullet2"/>
+      </w:pPr>
+      <w:r>
         <w:t>日本語確認用: 「Renovação contratual」について確認しましょう。</w:t>
       </w:r>
     </w:p>
@@ -6243,12 +6592,7 @@
         <w:pStyle w:val="ListBullet"/>
       </w:pPr>
       <w:r>
-        <w:t>Leitura para pronúncia: VOU エスプリカール ジ フォルマ シンプレス コンフォルミ オ コントラート</w:t>
-      </w:r>
-    </w:p>
-    <w:p>
-      <w:r>
-        <w:t xml:space="preserve">  Português brasileiro: Vou explicar de forma simples, conforme o contrato.</w:t>
+        <w:t>Português brasileiro: Vou explicar de forma simples, conforme o contrato.</w:t>
       </w:r>
     </w:p>
     <w:p>
@@ -6256,6 +6600,14 @@
         <w:pStyle w:val="ListBullet2"/>
       </w:pPr>
       <w:r>
+        <w:t>カタカナ読み: ヴォウ エスプリカール ジ フォルマ シンプレス コンフォルミ オ コントラート</w:t>
+      </w:r>
+    </w:p>
+    <w:p>
+      <w:pPr>
+        <w:pStyle w:val="ListBullet2"/>
+      </w:pPr>
+      <w:r>
         <w:t>日本語確認用: 契約内容に沿って、分かりやすく説明します。</w:t>
       </w:r>
     </w:p>
@@ -6590,13 +6942,29 @@
       </w:r>
     </w:p>
     <w:p>
-      <w:r>
-        <w:t>Leitura para pronúncia: ヴァモス コンフィルマール TAXA ジ RENOVAÇÃO イ エスプリカール ジ フォルマ シンプレス コンフォルミ オ コントラート</w:t>
-      </w:r>
-    </w:p>
-    <w:p>
-      <w:r>
-        <w:t>Português brasileiro: Vamos confirmar taxa de renovação e explicar de forma simples, conforme o contrato.</w:t>
+      <w:pPr>
+        <w:pStyle w:val="Heading3"/>
+      </w:pPr>
+      <w:r>
+        <w:t>ポルトガル語で伝える内容</w:t>
+      </w:r>
+    </w:p>
+    <w:p>
+      <w:r>
+        <w:t>Vamos confirmar taxa de renovação e explicar de forma simples, conforme o contrato.</w:t>
+      </w:r>
+    </w:p>
+    <w:p>
+      <w:pPr>
+        <w:pStyle w:val="Heading3"/>
+      </w:pPr>
+      <w:r>
+        <w:t>カタカナ読み</w:t>
+      </w:r>
+    </w:p>
+    <w:p>
+      <w:r>
+        <w:t>ヴァモス コンフィルマール タシャ ジ ヘノヴァサォン イ エスプリカール ジ フォルマ シンプレス コンフォルミ オ コントラート</w:t>
       </w:r>
     </w:p>
     <w:p>
@@ -6617,20 +6985,15 @@
         <w:pStyle w:val="Heading3"/>
       </w:pPr>
       <w:r>
-        <w:t>顧客に伝えるポルトガル語</w:t>
-      </w:r>
-    </w:p>
-    <w:p>
-      <w:pPr>
-        <w:pStyle w:val="ListBullet"/>
-      </w:pPr>
-      <w:r>
-        <w:t>Leitura para pronúncia: ヴァモス コンフィルマール TAXA ジ RENOVAÇÃO</w:t>
-      </w:r>
-    </w:p>
-    <w:p>
-      <w:r>
-        <w:t xml:space="preserve">  Português brasileiro: Vamos confirmar taxa de renovação.</w:t>
+        <w:t>ポルトガル語で伝える内容</w:t>
+      </w:r>
+    </w:p>
+    <w:p>
+      <w:pPr>
+        <w:pStyle w:val="ListBullet"/>
+      </w:pPr>
+      <w:r>
+        <w:t>Português brasileiro: Vamos confirmar taxa de renovação.</w:t>
       </w:r>
     </w:p>
     <w:p>
@@ -6638,6 +7001,14 @@
         <w:pStyle w:val="ListBullet2"/>
       </w:pPr>
       <w:r>
+        <w:t>カタカナ読み: ヴァモス コンフィルマール タシャ ジ ヘノヴァサォン</w:t>
+      </w:r>
+    </w:p>
+    <w:p>
+      <w:pPr>
+        <w:pStyle w:val="ListBullet2"/>
+      </w:pPr>
+      <w:r>
         <w:t>日本語確認用: 「Taxa de renovação」について確認しましょう。</w:t>
       </w:r>
     </w:p>
@@ -6646,12 +7017,7 @@
         <w:pStyle w:val="ListBullet"/>
       </w:pPr>
       <w:r>
-        <w:t>Leitura para pronúncia: VOU エスプリカール ジ フォルマ シンプレス コンフォルミ オ コントラート</w:t>
-      </w:r>
-    </w:p>
-    <w:p>
-      <w:r>
-        <w:t xml:space="preserve">  Português brasileiro: Vou explicar de forma simples, conforme o contrato.</w:t>
+        <w:t>Português brasileiro: Vou explicar de forma simples, conforme o contrato.</w:t>
       </w:r>
     </w:p>
     <w:p>
@@ -6659,6 +7025,14 @@
         <w:pStyle w:val="ListBullet2"/>
       </w:pPr>
       <w:r>
+        <w:t>カタカナ読み: ヴォウ エスプリカール ジ フォルマ シンプレス コンフォルミ オ コントラート</w:t>
+      </w:r>
+    </w:p>
+    <w:p>
+      <w:pPr>
+        <w:pStyle w:val="ListBullet2"/>
+      </w:pPr>
+      <w:r>
         <w:t>日本語確認用: 契約内容に沿って、分かりやすく説明します。</w:t>
       </w:r>
     </w:p>
@@ -6993,13 +7367,29 @@
       </w:r>
     </w:p>
     <w:p>
-      <w:r>
-        <w:t>Leitura para pronúncia: ヴァモス コンフィルマール ATRASO NO ALUGUEL イ エスプリカール ジ フォルマ シンプレス コンフォルミ オ コントラート</w:t>
-      </w:r>
-    </w:p>
-    <w:p>
-      <w:r>
-        <w:t>Português brasileiro: Vamos confirmar atraso no aluguel e explicar de forma simples, conforme o contrato.</w:t>
+      <w:pPr>
+        <w:pStyle w:val="Heading3"/>
+      </w:pPr>
+      <w:r>
+        <w:t>ポルトガル語で伝える内容</w:t>
+      </w:r>
+    </w:p>
+    <w:p>
+      <w:r>
+        <w:t>Vamos confirmar atraso no aluguel e explicar de forma simples, conforme o contrato.</w:t>
+      </w:r>
+    </w:p>
+    <w:p>
+      <w:pPr>
+        <w:pStyle w:val="Heading3"/>
+      </w:pPr>
+      <w:r>
+        <w:t>カタカナ読み</w:t>
+      </w:r>
+    </w:p>
+    <w:p>
+      <w:r>
+        <w:t>ヴァモス コンフィルマール アトルアスオ ノ アウゲウ イ エスプリカール ジ フォルマ シンプレス コンフォルミ オ コントラート</w:t>
       </w:r>
     </w:p>
     <w:p>
@@ -7020,20 +7410,15 @@
         <w:pStyle w:val="Heading3"/>
       </w:pPr>
       <w:r>
-        <w:t>顧客に伝えるポルトガル語</w:t>
-      </w:r>
-    </w:p>
-    <w:p>
-      <w:pPr>
-        <w:pStyle w:val="ListBullet"/>
-      </w:pPr>
-      <w:r>
-        <w:t>Leitura para pronúncia: ヴァモス コンフィルマール ATRASO NO ALUGUEL</w:t>
-      </w:r>
-    </w:p>
-    <w:p>
-      <w:r>
-        <w:t xml:space="preserve">  Português brasileiro: Vamos confirmar atraso no aluguel.</w:t>
+        <w:t>ポルトガル語で伝える内容</w:t>
+      </w:r>
+    </w:p>
+    <w:p>
+      <w:pPr>
+        <w:pStyle w:val="ListBullet"/>
+      </w:pPr>
+      <w:r>
+        <w:t>Português brasileiro: Vamos confirmar atraso no aluguel.</w:t>
       </w:r>
     </w:p>
     <w:p>
@@ -7041,6 +7426,14 @@
         <w:pStyle w:val="ListBullet2"/>
       </w:pPr>
       <w:r>
+        <w:t>カタカナ読み: ヴァモス コンフィルマール アトルアスオ ノ アウゲウ</w:t>
+      </w:r>
+    </w:p>
+    <w:p>
+      <w:pPr>
+        <w:pStyle w:val="ListBullet2"/>
+      </w:pPr>
+      <w:r>
         <w:t>日本語確認用: 「Atraso no aluguel」について確認しましょう。</w:t>
       </w:r>
     </w:p>
@@ -7049,12 +7442,7 @@
         <w:pStyle w:val="ListBullet"/>
       </w:pPr>
       <w:r>
-        <w:t>Leitura para pronúncia: VOU エスプリカール ジ フォルマ シンプレス コンフォルミ オ コントラート</w:t>
-      </w:r>
-    </w:p>
-    <w:p>
-      <w:r>
-        <w:t xml:space="preserve">  Português brasileiro: Vou explicar de forma simples, conforme o contrato.</w:t>
+        <w:t>Português brasileiro: Vou explicar de forma simples, conforme o contrato.</w:t>
       </w:r>
     </w:p>
     <w:p>
@@ -7062,6 +7450,14 @@
         <w:pStyle w:val="ListBullet2"/>
       </w:pPr>
       <w:r>
+        <w:t>カタカナ読み: ヴォウ エスプリカール ジ フォルマ シンプレス コンフォルミ オ コントラート</w:t>
+      </w:r>
+    </w:p>
+    <w:p>
+      <w:pPr>
+        <w:pStyle w:val="ListBullet2"/>
+      </w:pPr>
+      <w:r>
         <w:t>日本語確認用: 契約内容に沿って、分かりやすく説明します。</w:t>
       </w:r>
     </w:p>
@@ -7396,13 +7792,29 @@
       </w:r>
     </w:p>
     <w:p>
-      <w:r>
-        <w:t>Leitura para pronúncia: ヴァモス コンフィルマール CUSTO ジ TROCA ジ CHAVE イ エスプリカール ジ フォルマ シンプレス コンフォルミ オ コントラート</w:t>
-      </w:r>
-    </w:p>
-    <w:p>
-      <w:r>
-        <w:t>Português brasileiro: Vamos confirmar custo de troca de chave e explicar de forma simples, conforme o contrato.</w:t>
+      <w:pPr>
+        <w:pStyle w:val="Heading3"/>
+      </w:pPr>
+      <w:r>
+        <w:t>ポルトガル語で伝える内容</w:t>
+      </w:r>
+    </w:p>
+    <w:p>
+      <w:r>
+        <w:t>Vamos confirmar custo de troca de chave e explicar de forma simples, conforme o contrato.</w:t>
+      </w:r>
+    </w:p>
+    <w:p>
+      <w:pPr>
+        <w:pStyle w:val="Heading3"/>
+      </w:pPr>
+      <w:r>
+        <w:t>カタカナ読み</w:t>
+      </w:r>
+    </w:p>
+    <w:p>
+      <w:r>
+        <w:t>ヴァモス コンフィルマール クスト ジ トルオクア ジ シアヴエ イ エスプリカール ジ フォルマ シンプレス コンフォルミ オ コントラート</w:t>
       </w:r>
     </w:p>
     <w:p>
@@ -7423,20 +7835,15 @@
         <w:pStyle w:val="Heading3"/>
       </w:pPr>
       <w:r>
-        <w:t>顧客に伝えるポルトガル語</w:t>
-      </w:r>
-    </w:p>
-    <w:p>
-      <w:pPr>
-        <w:pStyle w:val="ListBullet"/>
-      </w:pPr>
-      <w:r>
-        <w:t>Leitura para pronúncia: ヴァモス コンフィルマール CUSTO ジ TROCA ジ CHAVE</w:t>
-      </w:r>
-    </w:p>
-    <w:p>
-      <w:r>
-        <w:t xml:space="preserve">  Português brasileiro: Vamos confirmar custo de troca de chave.</w:t>
+        <w:t>ポルトガル語で伝える内容</w:t>
+      </w:r>
+    </w:p>
+    <w:p>
+      <w:pPr>
+        <w:pStyle w:val="ListBullet"/>
+      </w:pPr>
+      <w:r>
+        <w:t>Português brasileiro: Vamos confirmar custo de troca de chave.</w:t>
       </w:r>
     </w:p>
     <w:p>
@@ -7444,6 +7851,14 @@
         <w:pStyle w:val="ListBullet2"/>
       </w:pPr>
       <w:r>
+        <w:t>カタカナ読み: ヴァモス コンフィルマール クスト ジ トルオクア ジ シアヴエ</w:t>
+      </w:r>
+    </w:p>
+    <w:p>
+      <w:pPr>
+        <w:pStyle w:val="ListBullet2"/>
+      </w:pPr>
+      <w:r>
         <w:t>日本語確認用: 「Custo de troca de chave」について確認しましょう。</w:t>
       </w:r>
     </w:p>
@@ -7452,12 +7867,7 @@
         <w:pStyle w:val="ListBullet"/>
       </w:pPr>
       <w:r>
-        <w:t>Leitura para pronúncia: VOU エスプリカール ジ フォルマ シンプレス コンフォルミ オ コントラート</w:t>
-      </w:r>
-    </w:p>
-    <w:p>
-      <w:r>
-        <w:t xml:space="preserve">  Português brasileiro: Vou explicar de forma simples, conforme o contrato.</w:t>
+        <w:t>Português brasileiro: Vou explicar de forma simples, conforme o contrato.</w:t>
       </w:r>
     </w:p>
     <w:p>
@@ -7465,6 +7875,14 @@
         <w:pStyle w:val="ListBullet2"/>
       </w:pPr>
       <w:r>
+        <w:t>カタカナ読み: ヴォウ エスプリカール ジ フォルマ シンプレス コンフォルミ オ コントラート</w:t>
+      </w:r>
+    </w:p>
+    <w:p>
+      <w:pPr>
+        <w:pStyle w:val="ListBullet2"/>
+      </w:pPr>
+      <w:r>
         <w:t>日本語確認用: 契約内容に沿って、分かりやすく説明します。</w:t>
       </w:r>
     </w:p>
@@ -7799,13 +8217,29 @@
       </w:r>
     </w:p>
     <w:p>
-      <w:r>
-        <w:t>Leitura para pronúncia: ヴァモス コンフィルマール セグーロ ジ ベンス ドメスチコス イ エスプリカール ジ フォルマ シンプレス コンフォルミ オ コントラート</w:t>
-      </w:r>
-    </w:p>
-    <w:p>
-      <w:r>
-        <w:t>Português brasileiro: Vamos confirmar seguro de bens domésticos e explicar de forma simples, conforme o contrato.</w:t>
+      <w:pPr>
+        <w:pStyle w:val="Heading3"/>
+      </w:pPr>
+      <w:r>
+        <w:t>ポルトガル語で伝える内容</w:t>
+      </w:r>
+    </w:p>
+    <w:p>
+      <w:r>
+        <w:t>Vamos confirmar seguro de bens domésticos e explicar de forma simples, conforme o contrato.</w:t>
+      </w:r>
+    </w:p>
+    <w:p>
+      <w:pPr>
+        <w:pStyle w:val="Heading3"/>
+      </w:pPr>
+      <w:r>
+        <w:t>カタカナ読み</w:t>
+      </w:r>
+    </w:p>
+    <w:p>
+      <w:r>
+        <w:t>ヴァモス コンフィルマール セグーロ ジ ベンス ドメスチコス イ エスプリカール ジ フォルマ シンプレス コンフォルミ オ コントラート</w:t>
       </w:r>
     </w:p>
     <w:p>
@@ -7826,20 +8260,15 @@
         <w:pStyle w:val="Heading3"/>
       </w:pPr>
       <w:r>
-        <w:t>顧客に伝えるポルトガル語</w:t>
-      </w:r>
-    </w:p>
-    <w:p>
-      <w:pPr>
-        <w:pStyle w:val="ListBullet"/>
-      </w:pPr>
-      <w:r>
-        <w:t>Leitura para pronúncia: ヴァモス コンフィルマール セグーロ ジ ベンス ドメスチコス</w:t>
-      </w:r>
-    </w:p>
-    <w:p>
-      <w:r>
-        <w:t xml:space="preserve">  Português brasileiro: Vamos confirmar seguro de bens domésticos.</w:t>
+        <w:t>ポルトガル語で伝える内容</w:t>
+      </w:r>
+    </w:p>
+    <w:p>
+      <w:pPr>
+        <w:pStyle w:val="ListBullet"/>
+      </w:pPr>
+      <w:r>
+        <w:t>Português brasileiro: Vamos confirmar seguro de bens domésticos.</w:t>
       </w:r>
     </w:p>
     <w:p>
@@ -7847,6 +8276,14 @@
         <w:pStyle w:val="ListBullet2"/>
       </w:pPr>
       <w:r>
+        <w:t>カタカナ読み: ヴァモス コンフィルマール セグーロ ジ ベンス ドメスチコス</w:t>
+      </w:r>
+    </w:p>
+    <w:p>
+      <w:pPr>
+        <w:pStyle w:val="ListBullet2"/>
+      </w:pPr>
+      <w:r>
         <w:t>日本語確認用: 「Seguro de bens domésticos」について確認しましょう。</w:t>
       </w:r>
     </w:p>
@@ -7855,12 +8292,15 @@
         <w:pStyle w:val="ListBullet"/>
       </w:pPr>
       <w:r>
-        <w:t>Leitura para pronúncia: VOU エスプリカール ジ フォルマ シンプレス コンフォルミ オ コントラート</w:t>
-      </w:r>
-    </w:p>
-    <w:p>
-      <w:r>
-        <w:t xml:space="preserve">  Português brasileiro: Vou explicar de forma simples, conforme o contrato.</w:t>
+        <w:t>Português brasileiro: Vou explicar de forma simples, conforme o contrato.</w:t>
+      </w:r>
+    </w:p>
+    <w:p>
+      <w:pPr>
+        <w:pStyle w:val="ListBullet2"/>
+      </w:pPr>
+      <w:r>
+        <w:t>カタカナ読み: ヴォウ エスプリカール ジ フォルマ シンプレス コンフォルミ オ コントラート</w:t>
       </w:r>
     </w:p>
     <w:p>
